--- a/hin/docx/62.content.docx
+++ b/hin/docx/62.content.docx
@@ -736,36 +736,24 @@
         </w:rPr>
         <w:t xml:space="preserve">अनुवादकों के लिए अपनी भाषाओं में इन विचारों को व्यक्त करना कठिन हो सकता है यदि वे हर बार बिल्कुल समान शब्द और अभिव्यक्तियाँ उपयोग करने की कोशिश करते हैं। उदाहरण के लिए, </w:t>
       </w:r>
-      <w:hyperlink r:id="rId13">
-        <w:r>
-          <w:rPr>
-            <w:lang w:val="hi_IN" w:bidi="hi_IN"/>
-          </w:rPr>
-          <w:rPr>
-            <w:color w:val="0000EE"/>
-            <w:u w:val="single"/>
-          </w:rPr>
-          <w:t>2:6</w:t>
-        </w:r>
-      </w:hyperlink>
+      <w:r>
+        <w:rPr>
+          <w:lang w:val="hi_IN" w:bidi="hi_IN"/>
+        </w:rPr>
+        <w:t>2:6</w:t>
+      </w:r>
       <w:r>
         <w:rPr>
           <w:lang w:val="hi_IN" w:bidi="hi_IN"/>
         </w:rPr>
         <w:t xml:space="preserve"> में, जब यूहन्ना एक विश्वासी के परमेश्वर में "बने रहने" की बात करते हैं, तो उनका उद्देश्य उस विश्वासी के परमेश्वर के साथ आत्मिक रूप से एकता में होने के विचार को व्यक्त करना है। इसी प्रकार, यू.एस.टी. बताता है कि कैसे विश्वासी "परमेश्वर के साथ जीवन साझा करता है।" एक और उदाहरण देने के लिए, </w:t>
       </w:r>
-      <w:hyperlink r:id="rId14">
-        <w:r>
-          <w:rPr>
-            <w:lang w:val="hi_IN" w:bidi="hi_IN"/>
-          </w:rPr>
-          <w:rPr>
-            <w:color w:val="0000EE"/>
-            <w:u w:val="single"/>
-          </w:rPr>
-          <w:t>2:14</w:t>
-        </w:r>
-      </w:hyperlink>
+      <w:r>
+        <w:rPr>
+          <w:lang w:val="hi_IN" w:bidi="hi_IN"/>
+        </w:rPr>
+        <w:t>2:14</w:t>
+      </w:r>
       <w:r>
         <w:rPr>
           <w:lang w:val="hi_IN" w:bidi="hi_IN"/>
@@ -809,18 +797,12 @@
         </w:rPr>
         <w:t xml:space="preserve">इस पत्र में कई स्थानों पर, यूहन्ना एक शब्द का उपयोग करते हैं जिसे आई.आर.वी. आमतौर पर "प्रकट होना" के रूप में अनुवाद करता है। यह वास्तव में यूनानी भाषा में एक निष्क्रिय क्रियात्मक रूप है, लेकिन जैसा कि उस भाषा में अक्सर होता है, इसका सक्रिय अर्थ हो सकता है। जब इसका सक्रिय अर्थ होता है, तो यह पहचानना महत्वपूर्ण है कि इसका मतलब केवल "वहाँ प्रतीत होना" नहीं है, जैसा कि शब्द "प्रकट हुआ" सुझाव देता है। बल्कि, इसका मतलब है "वहाँ आना।" यह नए नियम की एक अन्य पुस्तक, 2 कुरिन्थियों, में इस शब्द के उपयोग द्वारा अच्छी तरह से चित्रित किया गया है, जिसमें पौलुस </w:t>
       </w:r>
-      <w:hyperlink r:id="rId15">
-        <w:r>
-          <w:rPr>
-            <w:lang w:val="hi_IN" w:bidi="hi_IN"/>
-          </w:rPr>
-          <w:rPr>
-            <w:color w:val="0000EE"/>
-            <w:u w:val="single"/>
-          </w:rPr>
-          <w:t>5:10</w:t>
-        </w:r>
-      </w:hyperlink>
+      <w:r>
+        <w:rPr>
+          <w:lang w:val="hi_IN" w:bidi="hi_IN"/>
+        </w:rPr>
+        <w:t>5:10</w:t>
+      </w:r>
       <w:r>
         <w:rPr>
           <w:lang w:val="hi_IN" w:bidi="hi_IN"/>
@@ -853,18 +835,12 @@
         </w:rPr>
         <w:t xml:space="preserve">पूरे पत्र में, यह व्याख्या का एक सूक्ष्म मामला है कि यह निर्णय लिया जाए कि यूहन्ना "प्रकट" शब्द का उपयोग सक्रिय अर्थ में कर रहे हैं या निष्क्रिय अर्थ में। उदाहरण के लिए, </w:t>
       </w:r>
-      <w:hyperlink r:id="rId16">
-        <w:r>
-          <w:rPr>
-            <w:lang w:val="hi_IN" w:bidi="hi_IN"/>
-          </w:rPr>
-          <w:rPr>
-            <w:color w:val="0000EE"/>
-            <w:u w:val="single"/>
-          </w:rPr>
-          <w:t>1:2</w:t>
-        </w:r>
-      </w:hyperlink>
+      <w:r>
+        <w:rPr>
+          <w:lang w:val="hi_IN" w:bidi="hi_IN"/>
+        </w:rPr>
+        <w:t>1:2</w:t>
+      </w:r>
       <w:r>
         <w:rPr>
           <w:lang w:val="hi_IN" w:bidi="hi_IN"/>
@@ -1244,18 +1220,12 @@
         </w:rPr>
         <w:t xml:space="preserve">यूहन्ना "जीवन का वचन" वाक्यांश का उपयोग </w:t>
       </w:r>
-      <w:hyperlink r:id="rId17">
-        <w:r>
-          <w:rPr>
-            <w:lang w:val="hi_IN" w:bidi="hi_IN"/>
-          </w:rPr>
-          <w:rPr>
-            <w:color w:val="0000EE"/>
-            <w:u w:val="single"/>
-          </w:rPr>
-          <w:t>1:1</w:t>
-        </w:r>
-      </w:hyperlink>
+      <w:r>
+        <w:rPr>
+          <w:lang w:val="hi_IN" w:bidi="hi_IN"/>
+        </w:rPr>
+        <w:t>1:1</w:t>
+      </w:r>
       <w:r>
         <w:rPr>
           <w:lang w:val="hi_IN" w:bidi="hi_IN"/>
@@ -1299,36 +1269,24 @@
         </w:rPr>
         <w:t xml:space="preserve">इस समय की कई यूनानी रचनाओं की तरह, शैलीगत उद्देश्यों के लिए, यह पत्र एक बहुत लंबे वाक्य के साथ शुरू होता है। यह </w:t>
       </w:r>
-      <w:hyperlink r:id="rId17">
-        <w:r>
-          <w:rPr>
-            <w:lang w:val="hi_IN" w:bidi="hi_IN"/>
-          </w:rPr>
-          <w:rPr>
-            <w:color w:val="0000EE"/>
-            <w:u w:val="single"/>
-          </w:rPr>
-          <w:t>1:1</w:t>
-        </w:r>
-      </w:hyperlink>
+      <w:r>
+        <w:rPr>
+          <w:lang w:val="hi_IN" w:bidi="hi_IN"/>
+        </w:rPr>
+        <w:t>1:1</w:t>
+      </w:r>
       <w:r>
         <w:rPr>
           <w:lang w:val="hi_IN" w:bidi="hi_IN"/>
         </w:rPr>
         <w:t xml:space="preserve"> की शुरुआत से लेकर </w:t>
       </w:r>
-      <w:hyperlink r:id="rId18">
-        <w:r>
-          <w:rPr>
-            <w:lang w:val="hi_IN" w:bidi="hi_IN"/>
-          </w:rPr>
-          <w:rPr>
-            <w:color w:val="0000EE"/>
-            <w:u w:val="single"/>
-          </w:rPr>
-          <w:t>1:3</w:t>
-        </w:r>
-      </w:hyperlink>
+      <w:r>
+        <w:rPr>
+          <w:lang w:val="hi_IN" w:bidi="hi_IN"/>
+        </w:rPr>
+        <w:t>1:3</w:t>
+      </w:r>
       <w:r>
         <w:rPr>
           <w:lang w:val="hi_IN" w:bidi="hi_IN"/>
@@ -1391,18 +1349,12 @@
         </w:rPr>
         <w:t xml:space="preserve">एक और दृष्टिकोण जो अच्छी तरह से काम कर सकता है और जिसे संयुक्त पद की आवश्यकता नहीं होगी, वह यह होगा कि वाक्यांशों को उनके वर्तमान क्रम में छोड़ दिया जाए, लेकिन वाक्य को पद विभाजनों पर तीन भागों में विभाजित किया जाए। यदि आप ऐसा करते हैं, तो आप "जीवन के वचन के सम्बंध में" वाक्यांश का अनुवाद वाक्य के अंत के बजाय शुरुआत में रख सकते हैं और इसे पत्र के लिए एक विषयगत परिचय के रूप में प्रस्तुत कर सकते हैं। अन्यथा, आपके पाठक यह महसूस नहीं करेंगे कि यह एक पत्र है जब तक कि वे </w:t>
       </w:r>
-      <w:hyperlink r:id="rId19">
-        <w:r>
-          <w:rPr>
-            <w:lang w:val="hi_IN" w:bidi="hi_IN"/>
-          </w:rPr>
-          <w:rPr>
-            <w:color w:val="0000EE"/>
-            <w:u w:val="single"/>
-          </w:rPr>
-          <w:t>1:4</w:t>
-        </w:r>
-      </w:hyperlink>
+      <w:r>
+        <w:rPr>
+          <w:lang w:val="hi_IN" w:bidi="hi_IN"/>
+        </w:rPr>
+        <w:t>1:4</w:t>
+      </w:r>
       <w:r>
         <w:rPr>
           <w:lang w:val="hi_IN" w:bidi="hi_IN"/>
@@ -1431,18 +1383,12 @@
           <w:lang w:val="hi_IN" w:bidi="hi_IN"/>
         </w:rPr>
       </w:r>
-      <w:hyperlink r:id="rId20">
-        <w:r>
-          <w:rPr>
-            <w:lang w:val="hi_IN" w:bidi="hi_IN"/>
-          </w:rPr>
-          <w:rPr>
-            <w:color w:val="0000EE"/>
-            <w:u w:val="single"/>
-          </w:rPr>
-          <w:t>1:1–4</w:t>
-        </w:r>
-      </w:hyperlink>
+      <w:r>
+        <w:rPr>
+          <w:lang w:val="hi_IN" w:bidi="hi_IN"/>
+        </w:rPr>
+        <w:t>1:1–4</w:t>
+      </w:r>
       <w:r>
         <w:rPr>
           <w:lang w:val="hi_IN" w:bidi="hi_IN"/>
@@ -1480,18 +1426,12 @@
           <w:lang w:val="hi_IN" w:bidi="hi_IN"/>
         </w:rPr>
       </w:r>
-      <w:hyperlink r:id="rId19">
-        <w:r>
-          <w:rPr>
-            <w:lang w:val="hi_IN" w:bidi="hi_IN"/>
-          </w:rPr>
-          <w:rPr>
-            <w:color w:val="0000EE"/>
-            <w:u w:val="single"/>
-          </w:rPr>
-          <w:t>1:4</w:t>
-        </w:r>
-      </w:hyperlink>
+      <w:r>
+        <w:rPr>
+          <w:lang w:val="hi_IN" w:bidi="hi_IN"/>
+        </w:rPr>
+        <w:t>1:4</w:t>
+      </w:r>
       <w:r>
         <w:rPr>
           <w:lang w:val="hi_IN" w:bidi="hi_IN"/>
@@ -1665,18 +1605,12 @@
         </w:rPr>
         <w:t xml:space="preserve">"इस अध्याय के लिए सामान्य टिप्पणियों में परिचर्चा देखें कि </w:t>
       </w:r>
-      <w:hyperlink r:id="rId21">
-        <w:r>
-          <w:rPr>
-            <w:lang w:val="hi_IN" w:bidi="hi_IN"/>
-          </w:rPr>
-          <w:rPr>
-            <w:color w:val="0000EE"/>
-            <w:u w:val="single"/>
-          </w:rPr>
-          <w:t>1:1–3</w:t>
-        </w:r>
-      </w:hyperlink>
+      <w:r>
+        <w:rPr>
+          <w:lang w:val="hi_IN" w:bidi="hi_IN"/>
+        </w:rPr>
+        <w:t>1:1–3</w:t>
+      </w:r>
       <w:r>
         <w:rPr>
           <w:lang w:val="hi_IN" w:bidi="hi_IN"/>
@@ -3614,18 +3548,12 @@
         </w:rPr>
         <w:t xml:space="preserve">यदि आपने </w:t>
       </w:r>
-      <w:hyperlink r:id="rId17">
-        <w:r>
-          <w:rPr>
-            <w:lang w:val="hi_IN" w:bidi="hi_IN"/>
-          </w:rPr>
-          <w:rPr>
-            <w:color w:val="0000EE"/>
-            <w:u w:val="single"/>
-          </w:rPr>
-          <w:t>1:1</w:t>
-        </w:r>
-      </w:hyperlink>
+      <w:r>
+        <w:rPr>
+          <w:lang w:val="hi_IN" w:bidi="hi_IN"/>
+        </w:rPr>
+        <w:t>1:1</w:t>
+      </w:r>
       <w:r>
         <w:rPr>
           <w:lang w:val="hi_IN" w:bidi="hi_IN"/>
@@ -4723,18 +4651,12 @@
         </w:rPr>
         <w:t xml:space="preserve">"जैसा इस अध्याय की सामान्य टिप्पणियों में वर्णन किया गया है, यहाँ यूहन्ना पात्र लेखन में अपने उद्देश्य को औपचारिक रूप में प्रकट करता है|\nयदि आपने </w:t>
       </w:r>
-      <w:hyperlink r:id="rId17">
-        <w:r>
-          <w:rPr>
-            <w:lang w:val="hi_IN" w:bidi="hi_IN"/>
-          </w:rPr>
-          <w:rPr>
-            <w:color w:val="0000EE"/>
-            <w:u w:val="single"/>
-          </w:rPr>
-          <w:t>1:1</w:t>
-        </w:r>
-      </w:hyperlink>
+      <w:r>
+        <w:rPr>
+          <w:lang w:val="hi_IN" w:bidi="hi_IN"/>
+        </w:rPr>
+        <w:t>1:1</w:t>
+      </w:r>
       <w:r>
         <w:rPr>
           <w:lang w:val="hi_IN" w:bidi="hi_IN"/>
@@ -6403,18 +6325,12 @@
         </w:rPr>
         <w:t xml:space="preserve"> का अनुवाद </w:t>
       </w:r>
-      <w:hyperlink r:id="rId18">
-        <w:r>
-          <w:rPr>
-            <w:lang w:val="hi_IN" w:bidi="hi_IN"/>
-          </w:rPr>
-          <w:rPr>
-            <w:color w:val="0000EE"/>
-            <w:u w:val="single"/>
-          </w:rPr>
-          <w:t>1:3</w:t>
-        </w:r>
-      </w:hyperlink>
+      <w:r>
+        <w:rPr>
+          <w:lang w:val="hi_IN" w:bidi="hi_IN"/>
+        </w:rPr>
+        <w:t>1:3</w:t>
+      </w:r>
       <w:r>
         <w:rPr>
           <w:lang w:val="hi_IN" w:bidi="hi_IN"/>
@@ -6845,18 +6761,12 @@
         </w:rPr>
         <w:t xml:space="preserve">"जैसा </w:t>
       </w:r>
-      <w:hyperlink r:id="rId22">
-        <w:r>
-          <w:rPr>
-            <w:lang w:val="hi_IN" w:bidi="hi_IN"/>
-          </w:rPr>
-          <w:rPr>
-            <w:color w:val="0000EE"/>
-            <w:u w:val="single"/>
-          </w:rPr>
-          <w:t>1:5</w:t>
-        </w:r>
-      </w:hyperlink>
+      <w:r>
+        <w:rPr>
+          <w:lang w:val="hi_IN" w:bidi="hi_IN"/>
+        </w:rPr>
+        <w:t>1:5</w:t>
+      </w:r>
       <w:r>
         <w:rPr>
           <w:lang w:val="hi_IN" w:bidi="hi_IN"/>
@@ -7398,18 +7308,12 @@
         </w:rPr>
         <w:t xml:space="preserve">"जैसा </w:t>
       </w:r>
-      <w:hyperlink r:id="rId22">
-        <w:r>
-          <w:rPr>
-            <w:lang w:val="hi_IN" w:bidi="hi_IN"/>
-          </w:rPr>
-          <w:rPr>
-            <w:color w:val="0000EE"/>
-            <w:u w:val="single"/>
-          </w:rPr>
-          <w:t>1:5</w:t>
-        </w:r>
-      </w:hyperlink>
+      <w:r>
+        <w:rPr>
+          <w:lang w:val="hi_IN" w:bidi="hi_IN"/>
+        </w:rPr>
+        <w:t>1:5</w:t>
+      </w:r>
       <w:r>
         <w:rPr>
           <w:lang w:val="hi_IN" w:bidi="hi_IN"/>
@@ -7762,18 +7666,12 @@
         </w:rPr>
         <w:t xml:space="preserve"> में निहित विचार का अनुवाद \n</w:t>
       </w:r>
-      <w:hyperlink r:id="rId18">
-        <w:r>
-          <w:rPr>
-            <w:lang w:val="hi_IN" w:bidi="hi_IN"/>
-          </w:rPr>
-          <w:rPr>
-            <w:color w:val="0000EE"/>
-            <w:u w:val="single"/>
-          </w:rPr>
-          <w:t>1:3</w:t>
-        </w:r>
-      </w:hyperlink>
+      <w:r>
+        <w:rPr>
+          <w:lang w:val="hi_IN" w:bidi="hi_IN"/>
+        </w:rPr>
+        <w:t>1:3</w:t>
+      </w:r>
       <w:r>
         <w:rPr>
           <w:lang w:val="hi_IN" w:bidi="hi_IN"/>
@@ -9072,18 +8970,12 @@
         </w:rPr>
         <w:t xml:space="preserve">"जैसा </w:t>
       </w:r>
-      <w:hyperlink r:id="rId23">
-        <w:r>
-          <w:rPr>
-            <w:lang w:val="hi_IN" w:bidi="hi_IN"/>
-          </w:rPr>
-          <w:rPr>
-            <w:color w:val="0000EE"/>
-            <w:u w:val="single"/>
-          </w:rPr>
-          <w:t>1:7</w:t>
-        </w:r>
-      </w:hyperlink>
+      <w:r>
+        <w:rPr>
+          <w:lang w:val="hi_IN" w:bidi="hi_IN"/>
+        </w:rPr>
+        <w:t>1:7</w:t>
+      </w:r>
       <w:r>
         <w:rPr>
           <w:lang w:val="hi_IN" w:bidi="hi_IN"/>
@@ -9756,18 +9648,12 @@
         </w:rPr>
         <w:t xml:space="preserve">"जैसा उसने ""सत्य"" के विषय </w:t>
       </w:r>
-      <w:hyperlink r:id="rId24">
-        <w:r>
-          <w:rPr>
-            <w:lang w:val="hi_IN" w:bidi="hi_IN"/>
-          </w:rPr>
-          <w:rPr>
-            <w:color w:val="0000EE"/>
-            <w:u w:val="single"/>
-          </w:rPr>
-          <w:t>1:8</w:t>
-        </w:r>
-      </w:hyperlink>
+      <w:r>
+        <w:rPr>
+          <w:lang w:val="hi_IN" w:bidi="hi_IN"/>
+        </w:rPr>
+        <w:t>1:8</w:t>
+      </w:r>
       <w:r>
         <w:rPr>
           <w:lang w:val="hi_IN" w:bidi="hi_IN"/>
@@ -9924,18 +9810,12 @@
         </w:rPr>
         <w:t xml:space="preserve">यह दिखाने के लिए कि यूहन्ना </w:t>
       </w:r>
-      <w:hyperlink r:id="rId25">
-        <w:r>
-          <w:rPr>
-            <w:lang w:val="hi_IN" w:bidi="hi_IN"/>
-          </w:rPr>
-          <w:rPr>
-            <w:color w:val="0000EE"/>
-            <w:u w:val="single"/>
-          </w:rPr>
-          <w:t>2:12–14</w:t>
-        </w:r>
-      </w:hyperlink>
+      <w:r>
+        <w:rPr>
+          <w:lang w:val="hi_IN" w:bidi="hi_IN"/>
+        </w:rPr>
+        <w:t>2:12–14</w:t>
+      </w:r>
       <w:r>
         <w:rPr>
           <w:lang w:val="hi_IN" w:bidi="hi_IN"/>
@@ -9972,36 +9852,24 @@
           <w:lang w:val="hi_IN" w:bidi="hi_IN"/>
         </w:rPr>
       </w:r>
-      <w:hyperlink r:id="rId26">
-        <w:r>
-          <w:rPr>
-            <w:lang w:val="hi_IN" w:bidi="hi_IN"/>
-          </w:rPr>
-          <w:rPr>
-            <w:color w:val="0000EE"/>
-            <w:u w:val="single"/>
-          </w:rPr>
-          <w:t>2:18</w:t>
-        </w:r>
-      </w:hyperlink>
+      <w:r>
+        <w:rPr>
+          <w:lang w:val="hi_IN" w:bidi="hi_IN"/>
+        </w:rPr>
+        <w:t>2:18</w:t>
+      </w:r>
       <w:r>
         <w:rPr>
           <w:lang w:val="hi_IN" w:bidi="hi_IN"/>
         </w:rPr>
         <w:t xml:space="preserve"> और </w:t>
       </w:r>
-      <w:hyperlink r:id="rId27">
-        <w:r>
-          <w:rPr>
-            <w:lang w:val="hi_IN" w:bidi="hi_IN"/>
-          </w:rPr>
-          <w:rPr>
-            <w:color w:val="0000EE"/>
-            <w:u w:val="single"/>
-          </w:rPr>
-          <w:t>2:22</w:t>
-        </w:r>
-      </w:hyperlink>
+      <w:r>
+        <w:rPr>
+          <w:lang w:val="hi_IN" w:bidi="hi_IN"/>
+        </w:rPr>
+        <w:t>2:22</w:t>
+      </w:r>
       <w:r>
         <w:rPr>
           <w:lang w:val="hi_IN" w:bidi="hi_IN"/>
@@ -10063,18 +9931,12 @@
           <w:lang w:val="hi_IN" w:bidi="hi_IN"/>
         </w:rPr>
       </w:r>
-      <w:hyperlink r:id="rId28">
-        <w:r>
-          <w:rPr>
-            <w:lang w:val="hi_IN" w:bidi="hi_IN"/>
-          </w:rPr>
-          <w:rPr>
-            <w:color w:val="0000EE"/>
-            <w:u w:val="single"/>
-          </w:rPr>
-          <w:t>2:20</w:t>
-        </w:r>
-      </w:hyperlink>
+      <w:r>
+        <w:rPr>
+          <w:lang w:val="hi_IN" w:bidi="hi_IN"/>
+        </w:rPr>
+        <w:t>2:20</w:t>
+      </w:r>
       <w:r>
         <w:rPr>
           <w:lang w:val="hi_IN" w:bidi="hi_IN"/>
@@ -12416,18 +12278,12 @@
         </w:rPr>
         <w:t xml:space="preserve">"जैसा </w:t>
       </w:r>
-      <w:hyperlink r:id="rId29">
-        <w:r>
-          <w:rPr>
-            <w:lang w:val="hi_IN" w:bidi="hi_IN"/>
-          </w:rPr>
-          <w:rPr>
-            <w:color w:val="0000EE"/>
-            <w:u w:val="single"/>
-          </w:rPr>
-          <w:t>2:3</w:t>
-        </w:r>
-      </w:hyperlink>
+      <w:r>
+        <w:rPr>
+          <w:lang w:val="hi_IN" w:bidi="hi_IN"/>
+        </w:rPr>
+        <w:t>2:3</w:t>
+      </w:r>
       <w:r>
         <w:rPr>
           <w:lang w:val="hi_IN" w:bidi="hi_IN"/>
@@ -14381,54 +14237,36 @@
         </w:rPr>
         <w:t xml:space="preserve"> का अर्थ लगभग वही है जो </w:t>
       </w:r>
-      <w:hyperlink r:id="rId18">
-        <w:r>
-          <w:rPr>
-            <w:lang w:val="hi_IN" w:bidi="hi_IN"/>
-          </w:rPr>
-          <w:rPr>
-            <w:color w:val="0000EE"/>
-            <w:u w:val="single"/>
-          </w:rPr>
-          <w:t>1:3</w:t>
-        </w:r>
-      </w:hyperlink>
+      <w:r>
+        <w:rPr>
+          <w:lang w:val="hi_IN" w:bidi="hi_IN"/>
+        </w:rPr>
+        <w:t>1:3</w:t>
+      </w:r>
       <w:r>
         <w:rPr>
           <w:lang w:val="hi_IN" w:bidi="hi_IN"/>
         </w:rPr>
         <w:t xml:space="preserve"> और </w:t>
       </w:r>
-      <w:hyperlink r:id="rId30">
-        <w:r>
-          <w:rPr>
-            <w:lang w:val="hi_IN" w:bidi="hi_IN"/>
-          </w:rPr>
-          <w:rPr>
-            <w:color w:val="0000EE"/>
-            <w:u w:val="single"/>
-          </w:rPr>
-          <w:t>1:6</w:t>
-        </w:r>
-      </w:hyperlink>
+      <w:r>
+        <w:rPr>
+          <w:lang w:val="hi_IN" w:bidi="hi_IN"/>
+        </w:rPr>
+        <w:t>1:6</w:t>
+      </w:r>
       <w:r>
         <w:rPr>
           <w:lang w:val="hi_IN" w:bidi="hi_IN"/>
         </w:rPr>
         <w:t xml:space="preserve"> में और </w:t>
       </w:r>
-      <w:hyperlink r:id="rId31">
-        <w:r>
-          <w:rPr>
-            <w:lang w:val="hi_IN" w:bidi="hi_IN"/>
-          </w:rPr>
-          <w:rPr>
-            <w:color w:val="0000EE"/>
-            <w:u w:val="single"/>
-          </w:rPr>
-          <w:t>2:5</w:t>
-        </w:r>
-      </w:hyperlink>
+      <w:r>
+        <w:rPr>
+          <w:lang w:val="hi_IN" w:bidi="hi_IN"/>
+        </w:rPr>
+        <w:t>2:5</w:t>
+      </w:r>
       <w:r>
         <w:rPr>
           <w:lang w:val="hi_IN" w:bidi="hi_IN"/>
@@ -14735,36 +14573,24 @@
         </w:rPr>
         <w:t xml:space="preserve">जैसा </w:t>
       </w:r>
-      <w:hyperlink r:id="rId30">
-        <w:r>
-          <w:rPr>
-            <w:lang w:val="hi_IN" w:bidi="hi_IN"/>
-          </w:rPr>
-          <w:rPr>
-            <w:color w:val="0000EE"/>
-            <w:u w:val="single"/>
-          </w:rPr>
-          <w:t>1:6</w:t>
-        </w:r>
-      </w:hyperlink>
+      <w:r>
+        <w:rPr>
+          <w:lang w:val="hi_IN" w:bidi="hi_IN"/>
+        </w:rPr>
+        <w:t>1:6</w:t>
+      </w:r>
       <w:r>
         <w:rPr>
           <w:lang w:val="hi_IN" w:bidi="hi_IN"/>
         </w:rPr>
         <w:t xml:space="preserve"> और </w:t>
       </w:r>
-      <w:hyperlink r:id="rId23">
-        <w:r>
-          <w:rPr>
-            <w:lang w:val="hi_IN" w:bidi="hi_IN"/>
-          </w:rPr>
-          <w:rPr>
-            <w:color w:val="0000EE"/>
-            <w:u w:val="single"/>
-          </w:rPr>
-          <w:t>1:7</w:t>
-        </w:r>
-      </w:hyperlink>
+      <w:r>
+        <w:rPr>
+          <w:lang w:val="hi_IN" w:bidi="hi_IN"/>
+        </w:rPr>
+        <w:t>1:7</w:t>
+      </w:r>
       <w:r>
         <w:rPr>
           <w:lang w:val="hi_IN" w:bidi="hi_IN"/>
@@ -15343,72 +15169,48 @@
         </w:rPr>
         <w:t xml:space="preserve"> या सन्देश का वर्णन यूहन्ना कर रहा है वह यीशु के द्वारा विश्वासियों को दी गई आज्ञा है कि वे आपस में प्रेम रखें| देखें यूहन्ना रचित सुसमाचार, </w:t>
       </w:r>
-      <w:hyperlink r:id="rId32">
-        <w:r>
-          <w:rPr>
-            <w:lang w:val="hi_IN" w:bidi="hi_IN"/>
-          </w:rPr>
-          <w:rPr>
-            <w:color w:val="0000EE"/>
-            <w:u w:val="single"/>
-          </w:rPr>
-          <w:t>13:34</w:t>
-        </w:r>
-      </w:hyperlink>
+      <w:r>
+        <w:rPr>
+          <w:lang w:val="hi_IN" w:bidi="hi_IN"/>
+        </w:rPr>
+        <w:t>13:34</w:t>
+      </w:r>
       <w:r>
         <w:rPr>
           <w:lang w:val="hi_IN" w:bidi="hi_IN"/>
         </w:rPr>
         <w:t xml:space="preserve"> और </w:t>
       </w:r>
-      <w:hyperlink r:id="rId33">
-        <w:r>
-          <w:rPr>
-            <w:lang w:val="hi_IN" w:bidi="hi_IN"/>
-          </w:rPr>
-          <w:rPr>
-            <w:color w:val="0000EE"/>
-            <w:u w:val="single"/>
-          </w:rPr>
-          <w:t>15:12</w:t>
-        </w:r>
-      </w:hyperlink>
+      <w:r>
+        <w:rPr>
+          <w:lang w:val="hi_IN" w:bidi="hi_IN"/>
+        </w:rPr>
+        <w:t>15:12</w:t>
+      </w:r>
       <w:r>
         <w:rPr>
           <w:lang w:val="hi_IN" w:bidi="hi_IN"/>
         </w:rPr>
         <w:t xml:space="preserve"> जिसको यूहन्ना इस पत्र के पदों मेंमें स्पष्ट प्रकट करता है:</w:t>
       </w:r>
-      <w:hyperlink r:id="rId34">
-        <w:r>
-          <w:rPr>
-            <w:lang w:val="hi_IN" w:bidi="hi_IN"/>
-          </w:rPr>
-          <w:rPr>
-            <w:color w:val="0000EE"/>
-            <w:u w:val="single"/>
-          </w:rPr>
-          <w:t>3:23</w:t>
-        </w:r>
-      </w:hyperlink>
+      <w:r>
+        <w:rPr>
+          <w:lang w:val="hi_IN" w:bidi="hi_IN"/>
+        </w:rPr>
+        <w:t>3:23</w:t>
+      </w:r>
       <w:r>
         <w:rPr>
           <w:lang w:val="hi_IN" w:bidi="hi_IN"/>
         </w:rPr>
         <w:t xml:space="preserve"> और </w:t>
       </w:r>
-      <w:hyperlink r:id="rId35">
-        <w:r>
-          <w:rPr>
-            <w:lang w:val="hi_IN" w:bidi="hi_IN"/>
-          </w:rPr>
-          <w:rPr>
-            <w:color w:val="0000EE"/>
-            <w:u w:val="single"/>
-          </w:rPr>
-          <w:t>4:21</w:t>
-        </w:r>
-      </w:hyperlink>
+      <w:r>
+        <w:rPr>
+          <w:lang w:val="hi_IN" w:bidi="hi_IN"/>
+        </w:rPr>
+        <w:t>4:21</w:t>
+      </w:r>
       <w:r>
         <w:rPr>
           <w:lang w:val="hi_IN" w:bidi="hi_IN"/>
@@ -15597,18 +15399,12 @@
         </w:rPr>
         <w:t xml:space="preserve">यूहन्ना इस आज्ञा का स्नादार्भ </w:t>
       </w:r>
-      <w:hyperlink r:id="rId36">
-        <w:r>
-          <w:rPr>
-            <w:lang w:val="hi_IN" w:bidi="hi_IN"/>
-          </w:rPr>
-          <w:rPr>
-            <w:color w:val="0000EE"/>
-            <w:u w:val="single"/>
-          </w:rPr>
-          <w:t>2:7</w:t>
-        </w:r>
-      </w:hyperlink>
+      <w:r>
+        <w:rPr>
+          <w:lang w:val="hi_IN" w:bidi="hi_IN"/>
+        </w:rPr>
+        <w:t>2:7</w:t>
+      </w:r>
       <w:r>
         <w:rPr>
           <w:lang w:val="hi_IN" w:bidi="hi_IN"/>
@@ -16142,18 +15938,12 @@
         </w:rPr>
         <w:t xml:space="preserve">जैस </w:t>
       </w:r>
-      <w:hyperlink r:id="rId22">
-        <w:r>
-          <w:rPr>
-            <w:lang w:val="hi_IN" w:bidi="hi_IN"/>
-          </w:rPr>
-          <w:rPr>
-            <w:color w:val="0000EE"/>
-            <w:u w:val="single"/>
-          </w:rPr>
-          <w:t>1:5</w:t>
-        </w:r>
-      </w:hyperlink>
+      <w:r>
+        <w:rPr>
+          <w:lang w:val="hi_IN" w:bidi="hi_IN"/>
+        </w:rPr>
+        <w:t>1:5</w:t>
+      </w:r>
       <w:r>
         <w:rPr>
           <w:lang w:val="hi_IN" w:bidi="hi_IN"/>
@@ -16297,18 +16087,12 @@
         </w:rPr>
         <w:t xml:space="preserve">"यूहन्ना परमेश्वर को </w:t>
       </w:r>
-      <w:hyperlink r:id="rId37">
-        <w:r>
-          <w:rPr>
-            <w:lang w:val="hi_IN" w:bidi="hi_IN"/>
-          </w:rPr>
-          <w:rPr>
-            <w:color w:val="0000EE"/>
-            <w:u w:val="single"/>
-          </w:rPr>
-          <w:t>5:20</w:t>
-        </w:r>
-      </w:hyperlink>
+      <w:r>
+        <w:rPr>
+          <w:lang w:val="hi_IN" w:bidi="hi_IN"/>
+        </w:rPr>
+        <w:t>5:20</w:t>
+      </w:r>
       <w:r>
         <w:rPr>
           <w:lang w:val="hi_IN" w:bidi="hi_IN"/>
@@ -16503,18 +16287,12 @@
         </w:rPr>
         <w:t xml:space="preserve">जैसा </w:t>
       </w:r>
-      <w:hyperlink r:id="rId22">
-        <w:r>
-          <w:rPr>
-            <w:lang w:val="hi_IN" w:bidi="hi_IN"/>
-          </w:rPr>
-          <w:rPr>
-            <w:color w:val="0000EE"/>
-            <w:u w:val="single"/>
-          </w:rPr>
-          <w:t>1:5</w:t>
-        </w:r>
-      </w:hyperlink>
+      <w:r>
+        <w:rPr>
+          <w:lang w:val="hi_IN" w:bidi="hi_IN"/>
+        </w:rPr>
+        <w:t>1:5</w:t>
+      </w:r>
       <w:r>
         <w:rPr>
           <w:lang w:val="hi_IN" w:bidi="hi_IN"/>
@@ -17042,18 +16820,12 @@
         </w:rPr>
         <w:t xml:space="preserve">जैसा </w:t>
       </w:r>
-      <w:hyperlink r:id="rId22">
-        <w:r>
-          <w:rPr>
-            <w:lang w:val="hi_IN" w:bidi="hi_IN"/>
-          </w:rPr>
-          <w:rPr>
-            <w:color w:val="0000EE"/>
-            <w:u w:val="single"/>
-          </w:rPr>
-          <w:t>1:5</w:t>
-        </w:r>
-      </w:hyperlink>
+      <w:r>
+        <w:rPr>
+          <w:lang w:val="hi_IN" w:bidi="hi_IN"/>
+        </w:rPr>
+        <w:t>1:5</w:t>
+      </w:r>
       <w:r>
         <w:rPr>
           <w:lang w:val="hi_IN" w:bidi="hi_IN"/>
@@ -17269,18 +17041,12 @@
         </w:rPr>
         <w:t xml:space="preserve">"देखें कि आपने इसका अनुवाद </w:t>
       </w:r>
-      <w:hyperlink r:id="rId38">
-        <w:r>
-          <w:rPr>
-            <w:lang w:val="hi_IN" w:bidi="hi_IN"/>
-          </w:rPr>
-          <w:rPr>
-            <w:color w:val="0000EE"/>
-            <w:u w:val="single"/>
-          </w:rPr>
-          <w:t>2:9</w:t>
-        </w:r>
-      </w:hyperlink>
+      <w:r>
+        <w:rPr>
+          <w:lang w:val="hi_IN" w:bidi="hi_IN"/>
+        </w:rPr>
+        <w:t>2:9</w:t>
+      </w:r>
       <w:r>
         <w:rPr>
           <w:lang w:val="hi_IN" w:bidi="hi_IN"/>
@@ -17802,18 +17568,12 @@
         </w:rPr>
         <w:t xml:space="preserve"> या उसके भीतर है क्योंकि यह साथी विश्वासी के मन की घृणा का प्रतिनिधित्व करता है जिसका वह </w:t>
       </w:r>
-      <w:hyperlink r:id="rId38">
-        <w:r>
-          <w:rPr>
-            <w:lang w:val="hi_IN" w:bidi="hi_IN"/>
-          </w:rPr>
-          <w:rPr>
-            <w:color w:val="0000EE"/>
-            <w:u w:val="single"/>
-          </w:rPr>
-          <w:t>2:9</w:t>
-        </w:r>
-      </w:hyperlink>
+      <w:r>
+        <w:rPr>
+          <w:lang w:val="hi_IN" w:bidi="hi_IN"/>
+        </w:rPr>
+        <w:t>2:9</w:t>
+      </w:r>
       <w:r>
         <w:rPr>
           <w:lang w:val="hi_IN" w:bidi="hi_IN"/>
@@ -17911,18 +17671,12 @@
         </w:rPr>
         <w:t xml:space="preserve">देखें कि आपने इसका अनुवाद </w:t>
       </w:r>
-      <w:hyperlink r:id="rId38">
-        <w:r>
-          <w:rPr>
-            <w:lang w:val="hi_IN" w:bidi="hi_IN"/>
-          </w:rPr>
-          <w:rPr>
-            <w:color w:val="0000EE"/>
-            <w:u w:val="single"/>
-          </w:rPr>
-          <w:t>2:9</w:t>
-        </w:r>
-      </w:hyperlink>
+      <w:r>
+        <w:rPr>
+          <w:lang w:val="hi_IN" w:bidi="hi_IN"/>
+        </w:rPr>
+        <w:t>2:9</w:t>
+      </w:r>
       <w:r>
         <w:rPr>
           <w:lang w:val="hi_IN" w:bidi="hi_IN"/>
@@ -18111,18 +17865,12 @@
         </w:rPr>
         <w:t xml:space="preserve">जैसा </w:t>
       </w:r>
-      <w:hyperlink r:id="rId22">
-        <w:r>
-          <w:rPr>
-            <w:lang w:val="hi_IN" w:bidi="hi_IN"/>
-          </w:rPr>
-          <w:rPr>
-            <w:color w:val="0000EE"/>
-            <w:u w:val="single"/>
-          </w:rPr>
-          <w:t>1:5</w:t>
-        </w:r>
-      </w:hyperlink>
+      <w:r>
+        <w:rPr>
+          <w:lang w:val="hi_IN" w:bidi="hi_IN"/>
+        </w:rPr>
+        <w:t>1:5</w:t>
+      </w:r>
       <w:r>
         <w:rPr>
           <w:lang w:val="hi_IN" w:bidi="hi_IN"/>
@@ -18610,18 +18358,12 @@
         </w:rPr>
         <w:t xml:space="preserve">यूहन्ना </w:t>
       </w:r>
-      <w:hyperlink r:id="rId39">
-        <w:r>
-          <w:rPr>
-            <w:lang w:val="hi_IN" w:bidi="hi_IN"/>
-          </w:rPr>
-          <w:rPr>
-            <w:color w:val="0000EE"/>
-            <w:u w:val="single"/>
-          </w:rPr>
-          <w:t>2:1</w:t>
-        </w:r>
-      </w:hyperlink>
+      <w:r>
+        <w:rPr>
+          <w:lang w:val="hi_IN" w:bidi="hi_IN"/>
+        </w:rPr>
+        <w:t>2:1</w:t>
+      </w:r>
       <w:r>
         <w:rPr>
           <w:lang w:val="hi_IN" w:bidi="hi_IN"/>
@@ -18641,54 +18383,36 @@
         </w:rPr>
         <w:t xml:space="preserve"> शब्द का प्रयोग करता है जिसके माध्यम से वह उन सब विश्वासियों को संदर्भित करता है जिनको वह पत्र लिख रहा है| इसकी व्याख्या हेतु \n</w:t>
       </w:r>
-      <w:hyperlink r:id="rId39">
-        <w:r>
-          <w:rPr>
-            <w:lang w:val="hi_IN" w:bidi="hi_IN"/>
-          </w:rPr>
-          <w:rPr>
-            <w:color w:val="0000EE"/>
-            <w:u w:val="single"/>
-          </w:rPr>
-          <w:t>2:1</w:t>
-        </w:r>
-      </w:hyperlink>
+      <w:r>
+        <w:rPr>
+          <w:lang w:val="hi_IN" w:bidi="hi_IN"/>
+        </w:rPr>
+        <w:t>2:1</w:t>
+      </w:r>
       <w:r>
         <w:rPr>
           <w:lang w:val="hi_IN" w:bidi="hi_IN"/>
         </w:rPr>
         <w:t xml:space="preserve"> पर की गई दो टिप्पणियाँ देखें| UST में इस शब्द का यहाँ भी यही अर्थ अपनाती है| तथापि, यह भी संभव है कि इस स्थिति में, इस शब्द का अधिक विशिष्ट अर्थ है जो कुछ ही मनुष्यों को संदर्भित करता है क्योंकि ऐसा प्रतीत होता है कि यूहन्ना द्वारा \n</w:t>
       </w:r>
-      <w:hyperlink r:id="rId25">
-        <w:r>
-          <w:rPr>
-            <w:lang w:val="hi_IN" w:bidi="hi_IN"/>
-          </w:rPr>
-          <w:rPr>
-            <w:color w:val="0000EE"/>
-            <w:u w:val="single"/>
-          </w:rPr>
-          <w:t>2:12–14</w:t>
-        </w:r>
-      </w:hyperlink>
+      <w:r>
+        <w:rPr>
+          <w:lang w:val="hi_IN" w:bidi="hi_IN"/>
+        </w:rPr>
+        <w:t>2:12–14</w:t>
+      </w:r>
       <w:r>
         <w:rPr>
           <w:lang w:val="hi_IN" w:bidi="hi_IN"/>
         </w:rPr>
         <w:t xml:space="preserve"> में दो बार संबोधित तीन विश्वासी समूहों में से यह एक के विषय में है| इसके अतिरिक्त यूहन्ना जब अगली बार इसी प्रथम समूह को \n</w:t>
       </w:r>
-      <w:hyperlink r:id="rId14">
-        <w:r>
-          <w:rPr>
-            <w:lang w:val="hi_IN" w:bidi="hi_IN"/>
-          </w:rPr>
-          <w:rPr>
-            <w:color w:val="0000EE"/>
-            <w:u w:val="single"/>
-          </w:rPr>
-          <w:t>2:14</w:t>
-        </w:r>
-      </w:hyperlink>
+      <w:r>
+        <w:rPr>
+          <w:lang w:val="hi_IN" w:bidi="hi_IN"/>
+        </w:rPr>
+        <w:t>2:14</w:t>
+      </w:r>
       <w:r>
         <w:rPr>
           <w:lang w:val="hi_IN" w:bidi="hi_IN"/>
@@ -19183,18 +18907,12 @@
         </w:rPr>
         <w:t xml:space="preserve">यदि </w:t>
       </w:r>
-      <w:hyperlink r:id="rId40">
-        <w:r>
-          <w:rPr>
-            <w:lang w:val="hi_IN" w:bidi="hi_IN"/>
-          </w:rPr>
-          <w:rPr>
-            <w:color w:val="0000EE"/>
-            <w:u w:val="single"/>
-          </w:rPr>
-          <w:t>2:12</w:t>
-        </w:r>
-      </w:hyperlink>
+      <w:r>
+        <w:rPr>
+          <w:lang w:val="hi_IN" w:bidi="hi_IN"/>
+        </w:rPr>
+        <w:t>2:12</w:t>
+      </w:r>
       <w:r>
         <w:rPr>
           <w:lang w:val="hi_IN" w:bidi="hi_IN"/>
@@ -19312,18 +19030,12 @@
         </w:rPr>
         <w:t xml:space="preserve">जैसा </w:t>
       </w:r>
-      <w:hyperlink r:id="rId40">
-        <w:r>
-          <w:rPr>
-            <w:lang w:val="hi_IN" w:bidi="hi_IN"/>
-          </w:rPr>
-          <w:rPr>
-            <w:color w:val="0000EE"/>
-            <w:u w:val="single"/>
-          </w:rPr>
-          <w:t>2:12</w:t>
-        </w:r>
-      </w:hyperlink>
+      <w:r>
+        <w:rPr>
+          <w:lang w:val="hi_IN" w:bidi="hi_IN"/>
+        </w:rPr>
+        <w:t>2:12</w:t>
+      </w:r>
       <w:r>
         <w:rPr>
           <w:lang w:val="hi_IN" w:bidi="hi_IN"/>
@@ -20080,36 +19792,24 @@
         </w:rPr>
         <w:t xml:space="preserve">"यह वाक्य </w:t>
       </w:r>
-      <w:hyperlink r:id="rId40">
-        <w:r>
-          <w:rPr>
-            <w:lang w:val="hi_IN" w:bidi="hi_IN"/>
-          </w:rPr>
-          <w:rPr>
-            <w:color w:val="0000EE"/>
-            <w:u w:val="single"/>
-          </w:rPr>
-          <w:t>2:12</w:t>
-        </w:r>
-      </w:hyperlink>
+      <w:r>
+        <w:rPr>
+          <w:lang w:val="hi_IN" w:bidi="hi_IN"/>
+        </w:rPr>
+        <w:t>2:12</w:t>
+      </w:r>
       <w:r>
         <w:rPr>
           <w:lang w:val="hi_IN" w:bidi="hi_IN"/>
         </w:rPr>
         <w:t xml:space="preserve"> के वाक्य का सहार्थी है| इस पद के अग्रिम दो वाक्यों का अर्थ मूल रूप में </w:t>
       </w:r>
-      <w:hyperlink r:id="rId41">
-        <w:r>
-          <w:rPr>
-            <w:lang w:val="hi_IN" w:bidi="hi_IN"/>
-          </w:rPr>
-          <w:rPr>
-            <w:color w:val="0000EE"/>
-            <w:u w:val="single"/>
-          </w:rPr>
-          <w:t>2:13</w:t>
-        </w:r>
-      </w:hyperlink>
+      <w:r>
+        <w:rPr>
+          <w:lang w:val="hi_IN" w:bidi="hi_IN"/>
+        </w:rPr>
+        <w:t>2:13</w:t>
+      </w:r>
       <w:r>
         <w:rPr>
           <w:lang w:val="hi_IN" w:bidi="hi_IN"/>
@@ -20214,18 +19914,12 @@
         </w:rPr>
         <w:t xml:space="preserve">"कुछ बाईबल अनुवादों में यह वाक्य इस पद, </w:t>
       </w:r>
-      <w:hyperlink r:id="rId41">
-        <w:r>
-          <w:rPr>
-            <w:lang w:val="hi_IN" w:bidi="hi_IN"/>
-          </w:rPr>
-          <w:rPr>
-            <w:color w:val="0000EE"/>
-            <w:u w:val="single"/>
-          </w:rPr>
-          <w:t>2:13</w:t>
-        </w:r>
-      </w:hyperlink>
+      <w:r>
+        <w:rPr>
+          <w:lang w:val="hi_IN" w:bidi="hi_IN"/>
+        </w:rPr>
+        <w:t>2:13</w:t>
+      </w:r>
       <w:r>
         <w:rPr>
           <w:lang w:val="hi_IN" w:bidi="hi_IN"/>
@@ -20343,18 +20037,12 @@
         </w:rPr>
         <w:t xml:space="preserve">, इस उक्ति के द्वारा यूहन्ना </w:t>
       </w:r>
-      <w:hyperlink r:id="rId42">
-        <w:r>
-          <w:rPr>
-            <w:lang w:val="hi_IN" w:bidi="hi_IN"/>
-          </w:rPr>
-          <w:rPr>
-            <w:color w:val="0000EE"/>
-            <w:u w:val="single"/>
-          </w:rPr>
-          <w:t>2:12–13</w:t>
-        </w:r>
-      </w:hyperlink>
+      <w:r>
+        <w:rPr>
+          <w:lang w:val="hi_IN" w:bidi="hi_IN"/>
+        </w:rPr>
+        <w:t>2:12–13</w:t>
+      </w:r>
       <w:r>
         <w:rPr>
           <w:lang w:val="hi_IN" w:bidi="hi_IN"/>
@@ -20472,18 +20160,12 @@
         </w:rPr>
         <w:t xml:space="preserve"> शब्द </w:t>
       </w:r>
-      <w:hyperlink r:id="rId40">
-        <w:r>
-          <w:rPr>
-            <w:lang w:val="hi_IN" w:bidi="hi_IN"/>
-          </w:rPr>
-          <w:rPr>
-            <w:color w:val="0000EE"/>
-            <w:u w:val="single"/>
-          </w:rPr>
-          <w:t>2:12</w:t>
-        </w:r>
-      </w:hyperlink>
+      <w:r>
+        <w:rPr>
+          <w:lang w:val="hi_IN" w:bidi="hi_IN"/>
+        </w:rPr>
+        <w:t>2:12</w:t>
+      </w:r>
       <w:r>
         <w:rPr>
           <w:lang w:val="hi_IN" w:bidi="hi_IN"/>
@@ -20588,18 +20270,12 @@
         </w:rPr>
         <w:t xml:space="preserve">"जैसा </w:t>
       </w:r>
-      <w:hyperlink r:id="rId43">
-        <w:r>
-          <w:rPr>
-            <w:lang w:val="hi_IN" w:bidi="hi_IN"/>
-          </w:rPr>
-          <w:rPr>
-            <w:color w:val="0000EE"/>
-            <w:u w:val="single"/>
-          </w:rPr>
-          <w:t>2:4</w:t>
-        </w:r>
-      </w:hyperlink>
+      <w:r>
+        <w:rPr>
+          <w:lang w:val="hi_IN" w:bidi="hi_IN"/>
+        </w:rPr>
+        <w:t>2:4</w:t>
+      </w:r>
       <w:r>
         <w:rPr>
           <w:lang w:val="hi_IN" w:bidi="hi_IN"/>
@@ -20619,18 +20295,12 @@
         </w:rPr>
         <w:t xml:space="preserve"> का उपयोग एक निश्चित भावार्थ में करता है| देखें कि आपने इसका अनुवाद वहाँ और \n</w:t>
       </w:r>
-      <w:hyperlink r:id="rId41">
-        <w:r>
-          <w:rPr>
-            <w:lang w:val="hi_IN" w:bidi="hi_IN"/>
-          </w:rPr>
-          <w:rPr>
-            <w:color w:val="0000EE"/>
-            <w:u w:val="single"/>
-          </w:rPr>
-          <w:t>2:13</w:t>
-        </w:r>
-      </w:hyperlink>
+      <w:r>
+        <w:rPr>
+          <w:lang w:val="hi_IN" w:bidi="hi_IN"/>
+        </w:rPr>
+        <w:t>2:13</w:t>
+      </w:r>
       <w:r>
         <w:rPr>
           <w:lang w:val="hi_IN" w:bidi="hi_IN"/>
@@ -20839,18 +20509,12 @@
         </w:rPr>
         <w:t xml:space="preserve"> शब्द का संभावित अर्थ लाक्षणिक भाषा में वैसा ही है जैसा </w:t>
       </w:r>
-      <w:hyperlink r:id="rId41">
-        <w:r>
-          <w:rPr>
-            <w:lang w:val="hi_IN" w:bidi="hi_IN"/>
-          </w:rPr>
-          <w:rPr>
-            <w:color w:val="0000EE"/>
-            <w:u w:val="single"/>
-          </w:rPr>
-          <w:t>2:13</w:t>
-        </w:r>
-      </w:hyperlink>
+      <w:r>
+        <w:rPr>
+          <w:lang w:val="hi_IN" w:bidi="hi_IN"/>
+        </w:rPr>
+        <w:t>2:13</w:t>
+      </w:r>
       <w:r>
         <w:rPr>
           <w:lang w:val="hi_IN" w:bidi="hi_IN"/>
@@ -20955,36 +20619,24 @@
         </w:rPr>
         <w:t xml:space="preserve">"जैसा </w:t>
       </w:r>
-      <w:hyperlink r:id="rId43">
-        <w:r>
-          <w:rPr>
-            <w:lang w:val="hi_IN" w:bidi="hi_IN"/>
-          </w:rPr>
-          <w:rPr>
-            <w:color w:val="0000EE"/>
-            <w:u w:val="single"/>
-          </w:rPr>
-          <w:t>2:4</w:t>
-        </w:r>
-      </w:hyperlink>
+      <w:r>
+        <w:rPr>
+          <w:lang w:val="hi_IN" w:bidi="hi_IN"/>
+        </w:rPr>
+        <w:t>2:4</w:t>
+      </w:r>
       <w:r>
         <w:rPr>
           <w:lang w:val="hi_IN" w:bidi="hi_IN"/>
         </w:rPr>
         <w:t xml:space="preserve">, </w:t>
       </w:r>
-      <w:hyperlink r:id="rId41">
-        <w:r>
-          <w:rPr>
-            <w:lang w:val="hi_IN" w:bidi="hi_IN"/>
-          </w:rPr>
-          <w:rPr>
-            <w:color w:val="0000EE"/>
-            <w:u w:val="single"/>
-          </w:rPr>
-          <w:t>2:13</w:t>
-        </w:r>
-      </w:hyperlink>
+      <w:r>
+        <w:rPr>
+          <w:lang w:val="hi_IN" w:bidi="hi_IN"/>
+        </w:rPr>
+        <w:t>2:13</w:t>
+      </w:r>
       <w:r>
         <w:rPr>
           <w:lang w:val="hi_IN" w:bidi="hi_IN"/>
@@ -21206,18 +20858,12 @@
         </w:rPr>
         <w:t xml:space="preserve"> शब्द का भी संभवतः लाक्षणिक अर्थ </w:t>
       </w:r>
-      <w:hyperlink r:id="rId41">
-        <w:r>
-          <w:rPr>
-            <w:lang w:val="hi_IN" w:bidi="hi_IN"/>
-          </w:rPr>
-          <w:rPr>
-            <w:color w:val="0000EE"/>
-            <w:u w:val="single"/>
-          </w:rPr>
-          <w:t>2:13</w:t>
-        </w:r>
-      </w:hyperlink>
+      <w:r>
+        <w:rPr>
+          <w:lang w:val="hi_IN" w:bidi="hi_IN"/>
+        </w:rPr>
+        <w:t>2:13</w:t>
+      </w:r>
       <w:r>
         <w:rPr>
           <w:lang w:val="hi_IN" w:bidi="hi_IN"/>
@@ -22743,18 +22389,12 @@
         </w:rPr>
         <w:t xml:space="preserve">"देखें कि आप०ने ऐसी ही अभिव्यक्ति का अनुवाद </w:t>
       </w:r>
-      <w:hyperlink r:id="rId44">
-        <w:r>
-          <w:rPr>
-            <w:lang w:val="hi_IN" w:bidi="hi_IN"/>
-          </w:rPr>
-          <w:rPr>
-            <w:color w:val="0000EE"/>
-            <w:u w:val="single"/>
-          </w:rPr>
-          <w:t>2:15</w:t>
-        </w:r>
-      </w:hyperlink>
+      <w:r>
+        <w:rPr>
+          <w:lang w:val="hi_IN" w:bidi="hi_IN"/>
+        </w:rPr>
+        <w:t>2:15</w:t>
+      </w:r>
       <w:r>
         <w:rPr>
           <w:lang w:val="hi_IN" w:bidi="hi_IN"/>
@@ -23053,18 +22693,12 @@
         </w:rPr>
         <w:t xml:space="preserve"> किया गया है, एक निश्चित भावार्थ में करता हैजिसका अर्थ है, ""संपत्ति"" जैसा </w:t>
       </w:r>
-      <w:hyperlink r:id="rId45">
-        <w:r>
-          <w:rPr>
-            <w:lang w:val="hi_IN" w:bidi="hi_IN"/>
-          </w:rPr>
-          <w:rPr>
-            <w:color w:val="0000EE"/>
-            <w:u w:val="single"/>
-          </w:rPr>
-          <w:t>3:17</w:t>
-        </w:r>
-      </w:hyperlink>
+      <w:r>
+        <w:rPr>
+          <w:lang w:val="hi_IN" w:bidi="hi_IN"/>
+        </w:rPr>
+        <w:t>3:17</w:t>
+      </w:r>
       <w:r>
         <w:rPr>
           <w:lang w:val="hi_IN" w:bidi="hi_IN"/>
@@ -23155,18 +22789,12 @@
         </w:rPr>
         <w:t xml:space="preserve"> शब्द का अनुवाद </w:t>
       </w:r>
-      <w:hyperlink r:id="rId44">
-        <w:r>
-          <w:rPr>
-            <w:lang w:val="hi_IN" w:bidi="hi_IN"/>
-          </w:rPr>
-          <w:rPr>
-            <w:color w:val="0000EE"/>
-            <w:u w:val="single"/>
-          </w:rPr>
-          <w:t>2:15</w:t>
-        </w:r>
-      </w:hyperlink>
+      <w:r>
+        <w:rPr>
+          <w:lang w:val="hi_IN" w:bidi="hi_IN"/>
+        </w:rPr>
+        <w:t>2:15</w:t>
+      </w:r>
       <w:r>
         <w:rPr>
           <w:lang w:val="hi_IN" w:bidi="hi_IN"/>
@@ -23362,18 +22990,12 @@
         </w:rPr>
         <w:t xml:space="preserve">"देखें कि आपने इस शब्द का अनुवाद </w:t>
       </w:r>
-      <w:hyperlink r:id="rId44">
-        <w:r>
-          <w:rPr>
-            <w:lang w:val="hi_IN" w:bidi="hi_IN"/>
-          </w:rPr>
-          <w:rPr>
-            <w:color w:val="0000EE"/>
-            <w:u w:val="single"/>
-          </w:rPr>
-          <w:t>2:15</w:t>
-        </w:r>
-      </w:hyperlink>
+      <w:r>
+        <w:rPr>
+          <w:lang w:val="hi_IN" w:bidi="hi_IN"/>
+        </w:rPr>
+        <w:t>2:15</w:t>
+      </w:r>
       <w:r>
         <w:rPr>
           <w:lang w:val="hi_IN" w:bidi="hi_IN"/>
@@ -23797,18 +23419,12 @@
         </w:rPr>
         <w:t xml:space="preserve"> के सन्दर्भ में कह रहा है जिनकी चर्चा उसने \n</w:t>
       </w:r>
-      <w:hyperlink r:id="rId46">
-        <w:r>
-          <w:rPr>
-            <w:lang w:val="hi_IN" w:bidi="hi_IN"/>
-          </w:rPr>
-          <w:rPr>
-            <w:color w:val="0000EE"/>
-            <w:u w:val="single"/>
-          </w:rPr>
-          <w:t>2:16</w:t>
-        </w:r>
-      </w:hyperlink>
+      <w:r>
+        <w:rPr>
+          <w:lang w:val="hi_IN" w:bidi="hi_IN"/>
+        </w:rPr>
+        <w:t>2:16</w:t>
+      </w:r>
       <w:r>
         <w:rPr>
           <w:lang w:val="hi_IN" w:bidi="hi_IN"/>
@@ -24158,36 +23774,24 @@
         </w:rPr>
         <w:t xml:space="preserve">यह वही शब्द है जिसका उपयोग यूहन्ना ने </w:t>
       </w:r>
-      <w:hyperlink r:id="rId14">
-        <w:r>
-          <w:rPr>
-            <w:lang w:val="hi_IN" w:bidi="hi_IN"/>
-          </w:rPr>
-          <w:rPr>
-            <w:color w:val="0000EE"/>
-            <w:u w:val="single"/>
-          </w:rPr>
-          <w:t>2:14</w:t>
-        </w:r>
-      </w:hyperlink>
+      <w:r>
+        <w:rPr>
+          <w:lang w:val="hi_IN" w:bidi="hi_IN"/>
+        </w:rPr>
+        <w:t>2:14</w:t>
+      </w:r>
       <w:r>
         <w:rPr>
           <w:lang w:val="hi_IN" w:bidi="hi_IN"/>
         </w:rPr>
         <w:t xml:space="preserve"> में नव विश्वासियो का वर्णन करने के लिए लाक्षणिक भाषा में </w:t>
       </w:r>
-      <w:hyperlink r:id="rId39">
-        <w:r>
-          <w:rPr>
-            <w:lang w:val="hi_IN" w:bidi="hi_IN"/>
-          </w:rPr>
-          <w:rPr>
-            <w:color w:val="0000EE"/>
-            <w:u w:val="single"/>
-          </w:rPr>
-          <w:t>2:1</w:t>
-        </w:r>
-      </w:hyperlink>
+      <w:r>
+        <w:rPr>
+          <w:lang w:val="hi_IN" w:bidi="hi_IN"/>
+        </w:rPr>
+        <w:t>2:1</w:t>
+      </w:r>
       <w:r>
         <w:rPr>
           <w:lang w:val="hi_IN" w:bidi="hi_IN"/>
@@ -25477,36 +25081,24 @@
         </w:rPr>
         <w:t xml:space="preserve"> शब्द का लाक्षणिक प्रयोग करता है जिसका सन्दर्भ पवित्र आत्मा से है| जिस प्रकार राजाओं और याजकों पर तेल उंडेला जाता था कि उनको परमेश्वर की सेवा निमित्त पृथक किया जाए ठीक उसी प्रकार परमेश्वर विश्वासियों को पवित्र आत्मा देता है कि उनको पृथक करके परमेश्वर की सेवा के लिए संपन्न किया जाए| यूहन्ना विशेष करके\n</w:t>
       </w:r>
-      <w:hyperlink r:id="rId47">
-        <w:r>
-          <w:rPr>
-            <w:lang w:val="hi_IN" w:bidi="hi_IN"/>
-          </w:rPr>
-          <w:rPr>
-            <w:color w:val="0000EE"/>
-            <w:u w:val="single"/>
-          </w:rPr>
-          <w:t>3:24</w:t>
-        </w:r>
-      </w:hyperlink>
+      <w:r>
+        <w:rPr>
+          <w:lang w:val="hi_IN" w:bidi="hi_IN"/>
+        </w:rPr>
+        <w:t>3:24</w:t>
+      </w:r>
       <w:r>
         <w:rPr>
           <w:lang w:val="hi_IN" w:bidi="hi_IN"/>
         </w:rPr>
         <w:t xml:space="preserve"> और </w:t>
       </w:r>
-      <w:hyperlink r:id="rId48">
-        <w:r>
-          <w:rPr>
-            <w:lang w:val="hi_IN" w:bidi="hi_IN"/>
-          </w:rPr>
-          <w:rPr>
-            <w:color w:val="0000EE"/>
-            <w:u w:val="single"/>
-          </w:rPr>
-          <w:t>4:13</w:t>
-        </w:r>
-      </w:hyperlink>
+      <w:r>
+        <w:rPr>
+          <w:lang w:val="hi_IN" w:bidi="hi_IN"/>
+        </w:rPr>
+        <w:t>4:13</w:t>
+      </w:r>
       <w:r>
         <w:rPr>
           <w:lang w:val="hi_IN" w:bidi="hi_IN"/>
@@ -26844,18 +26436,12 @@
         </w:rPr>
         <w:t xml:space="preserve">"यूहन्ना यहाँ उस अंतिम मसीह विरोधी का सन्दर्भ दे रहा है जो संसार के इतिहास के अंत समय में आएगा| यहाँ यूहन्ना के विचारों में कोई मनुष्य विशेष नहीं है| वह सामान्य रूप से उन सब मनुष्यों के सन्दर्भ में कह रहा है जो मसीह का विरोध करते हैं| देखें कि आपने </w:t>
       </w:r>
-      <w:hyperlink r:id="rId26">
-        <w:r>
-          <w:rPr>
-            <w:lang w:val="hi_IN" w:bidi="hi_IN"/>
-          </w:rPr>
-          <w:rPr>
-            <w:color w:val="0000EE"/>
-            <w:u w:val="single"/>
-          </w:rPr>
-          <w:t>2:18</w:t>
-        </w:r>
-      </w:hyperlink>
+      <w:r>
+        <w:rPr>
+          <w:lang w:val="hi_IN" w:bidi="hi_IN"/>
+        </w:rPr>
+        <w:t>2:18</w:t>
+      </w:r>
       <w:r>
         <w:rPr>
           <w:lang w:val="hi_IN" w:bidi="hi_IN"/>
@@ -28212,18 +27798,12 @@
         </w:rPr>
         <w:t xml:space="preserve">""बने रहो"" पर परिचर्चा हेतु देखें, 1 यूहन्ना: प्रस्तावना, भाग 3. इस प्रसंग में इसका अर्थ वही प्रतीत होता है जो </w:t>
       </w:r>
-      <w:hyperlink r:id="rId13">
-        <w:r>
-          <w:rPr>
-            <w:lang w:val="hi_IN" w:bidi="hi_IN"/>
-          </w:rPr>
-          <w:rPr>
-            <w:color w:val="0000EE"/>
-            <w:u w:val="single"/>
-          </w:rPr>
-          <w:t>2:6</w:t>
-        </w:r>
-      </w:hyperlink>
+      <w:r>
+        <w:rPr>
+          <w:lang w:val="hi_IN" w:bidi="hi_IN"/>
+        </w:rPr>
+        <w:t>2:6</w:t>
+      </w:r>
       <w:r>
         <w:rPr>
           <w:lang w:val="hi_IN" w:bidi="hi_IN"/>
@@ -28556,54 +28136,36 @@
         </w:rPr>
         <w:t xml:space="preserve"> शब्द या तो यीशु के सन्दर्भ में हो सकता है या पिता परमेश्वर के सन्दर्भ में हो सकता है| तथापि, अधिक संभावना है कि इसका सन्दर्भ यीशु से हो सकता है क्योंकि अभी-अभी यूहन्ना ने </w:t>
       </w:r>
-      <w:hyperlink r:id="rId49">
-        <w:r>
-          <w:rPr>
-            <w:lang w:val="hi_IN" w:bidi="hi_IN"/>
-          </w:rPr>
-          <w:rPr>
-            <w:color w:val="0000EE"/>
-            <w:u w:val="single"/>
-          </w:rPr>
-          <w:t>2:22–23</w:t>
-        </w:r>
-      </w:hyperlink>
+      <w:r>
+        <w:rPr>
+          <w:lang w:val="hi_IN" w:bidi="hi_IN"/>
+        </w:rPr>
+        <w:t>2:22–23</w:t>
+      </w:r>
       <w:r>
         <w:rPr>
           <w:lang w:val="hi_IN" w:bidi="hi_IN"/>
         </w:rPr>
         <w:t xml:space="preserve"> में यीशु के अंगीकार और इनकार की बात कही है और कहा है कि यीशु में विश्वास करने वाले हर एक जन से **अनंत जीवन की प्रतिज्ञा करने वाला यीशु ही है| उदाहरणार्थ देखें, यूहन्ना रचित सुसमाचार </w:t>
       </w:r>
-      <w:hyperlink r:id="rId50">
-        <w:r>
-          <w:rPr>
-            <w:lang w:val="hi_IN" w:bidi="hi_IN"/>
-          </w:rPr>
-          <w:rPr>
-            <w:color w:val="0000EE"/>
-            <w:u w:val="single"/>
-          </w:rPr>
-          <w:t>3:36</w:t>
-        </w:r>
-      </w:hyperlink>
+      <w:r>
+        <w:rPr>
+          <w:lang w:val="hi_IN" w:bidi="hi_IN"/>
+        </w:rPr>
+        <w:t>3:36</w:t>
+      </w:r>
       <w:r>
         <w:rPr>
           <w:lang w:val="hi_IN" w:bidi="hi_IN"/>
         </w:rPr>
         <w:t xml:space="preserve"> और </w:t>
       </w:r>
-      <w:hyperlink r:id="rId51">
-        <w:r>
-          <w:rPr>
-            <w:lang w:val="hi_IN" w:bidi="hi_IN"/>
-          </w:rPr>
-          <w:rPr>
-            <w:color w:val="0000EE"/>
-            <w:u w:val="single"/>
-          </w:rPr>
-          <w:t>6:47</w:t>
-        </w:r>
-      </w:hyperlink>
+      <w:r>
+        <w:rPr>
+          <w:lang w:val="hi_IN" w:bidi="hi_IN"/>
+        </w:rPr>
+        <w:t>6:47</w:t>
+      </w:r>
       <w:r>
         <w:rPr>
           <w:lang w:val="hi_IN" w:bidi="hi_IN"/>
@@ -29028,18 +28590,12 @@
         </w:rPr>
         <w:t xml:space="preserve">यहाँ यूहन्ना फिर से उस जोर को दोहराते हैं जो उन्होंने </w:t>
       </w:r>
-      <w:hyperlink r:id="rId52">
-        <w:r>
-          <w:rPr>
-            <w:lang w:val="hi_IN" w:bidi="hi_IN"/>
-          </w:rPr>
-          <w:rPr>
-            <w:color w:val="0000EE"/>
-            <w:u w:val="single"/>
-          </w:rPr>
-          <w:t>2:24</w:t>
-        </w:r>
-      </w:hyperlink>
+      <w:r>
+        <w:rPr>
+          <w:lang w:val="hi_IN" w:bidi="hi_IN"/>
+        </w:rPr>
+        <w:t>2:24</w:t>
+      </w:r>
       <w:r>
         <w:rPr>
           <w:lang w:val="hi_IN" w:bidi="hi_IN"/>
@@ -29157,18 +28713,12 @@
         </w:rPr>
         <w:t xml:space="preserve"> शब्द का अनुवाद </w:t>
       </w:r>
-      <w:hyperlink r:id="rId28">
-        <w:r>
-          <w:rPr>
-            <w:lang w:val="hi_IN" w:bidi="hi_IN"/>
-          </w:rPr>
-          <w:rPr>
-            <w:color w:val="0000EE"/>
-            <w:u w:val="single"/>
-          </w:rPr>
-          <w:t>2:20</w:t>
-        </w:r>
-      </w:hyperlink>
+      <w:r>
+        <w:rPr>
+          <w:lang w:val="hi_IN" w:bidi="hi_IN"/>
+        </w:rPr>
+        <w:t>2:20</w:t>
+      </w:r>
       <w:r>
         <w:rPr>
           <w:lang w:val="hi_IN" w:bidi="hi_IN"/>
@@ -29266,18 +28816,12 @@
         </w:rPr>
         <w:t xml:space="preserve">"जैसा </w:t>
       </w:r>
-      <w:hyperlink r:id="rId53">
-        <w:r>
-          <w:rPr>
-            <w:lang w:val="hi_IN" w:bidi="hi_IN"/>
-          </w:rPr>
-          <w:rPr>
-            <w:color w:val="0000EE"/>
-            <w:u w:val="single"/>
-          </w:rPr>
-          <w:t>2:25</w:t>
-        </w:r>
-      </w:hyperlink>
+      <w:r>
+        <w:rPr>
+          <w:lang w:val="hi_IN" w:bidi="hi_IN"/>
+        </w:rPr>
+        <w:t>2:25</w:t>
+      </w:r>
       <w:r>
         <w:rPr>
           <w:lang w:val="hi_IN" w:bidi="hi_IN"/>
@@ -29888,18 +29432,12 @@
         </w:rPr>
         <w:t xml:space="preserve">"बने रहो"" पर परिचर्चा हेतु देखें, 1 यूहन्ना:प्रस्तावना, भाग 3. इस प्रसंग में, इसका अर्र्थ वही प्रतीत होता है जो </w:t>
       </w:r>
-      <w:hyperlink r:id="rId13">
-        <w:r>
-          <w:rPr>
-            <w:lang w:val="hi_IN" w:bidi="hi_IN"/>
-          </w:rPr>
-          <w:rPr>
-            <w:color w:val="0000EE"/>
-            <w:u w:val="single"/>
-          </w:rPr>
-          <w:t>2:6</w:t>
-        </w:r>
-      </w:hyperlink>
+      <w:r>
+        <w:rPr>
+          <w:lang w:val="hi_IN" w:bidi="hi_IN"/>
+        </w:rPr>
+        <w:t>2:6</w:t>
+      </w:r>
       <w:r>
         <w:rPr>
           <w:lang w:val="hi_IN" w:bidi="hi_IN"/>
@@ -30257,18 +29795,12 @@
         </w:rPr>
         <w:t>"यूहन्ना अपने पत्र में एक नया भाग आरम्भ करते समय प्राप्तिकर्ताओं को पुनः संबोधित करता है| देखें कि आपने इसका अनुवाद\n</w:t>
       </w:r>
-      <w:hyperlink r:id="rId39">
-        <w:r>
-          <w:rPr>
-            <w:lang w:val="hi_IN" w:bidi="hi_IN"/>
-          </w:rPr>
-          <w:rPr>
-            <w:color w:val="0000EE"/>
-            <w:u w:val="single"/>
-          </w:rPr>
-          <w:t>2:1</w:t>
-        </w:r>
-      </w:hyperlink>
+      <w:r>
+        <w:rPr>
+          <w:lang w:val="hi_IN" w:bidi="hi_IN"/>
+        </w:rPr>
+        <w:t>2:1</w:t>
+      </w:r>
       <w:r>
         <w:rPr>
           <w:lang w:val="hi_IN" w:bidi="hi_IN"/>
@@ -30366,18 +29898,12 @@
         </w:rPr>
         <w:t xml:space="preserve">"बने रहते"" पर परिचर्चा हेतु देखें, 1 यूहन्ना: प्रस्तावना,भाग 3. इस वाक्य में यूहन्ना इस अभिव्यक्ति को उसी प्रकार काम में लेता है जिस प्रकार उसने इसे </w:t>
       </w:r>
-      <w:hyperlink r:id="rId54">
-        <w:r>
-          <w:rPr>
-            <w:lang w:val="hi_IN" w:bidi="hi_IN"/>
-          </w:rPr>
-          <w:rPr>
-            <w:color w:val="0000EE"/>
-            <w:u w:val="single"/>
-          </w:rPr>
-          <w:t>2:27</w:t>
-        </w:r>
-      </w:hyperlink>
+      <w:r>
+        <w:rPr>
+          <w:lang w:val="hi_IN" w:bidi="hi_IN"/>
+        </w:rPr>
+        <w:t>2:27</w:t>
+      </w:r>
       <w:r>
         <w:rPr>
           <w:lang w:val="hi_IN" w:bidi="hi_IN"/>
@@ -31463,18 +30989,12 @@
         </w:rPr>
         <w:t xml:space="preserve">क्योंकि विश्वासी यथार्थतः परमेश्वर से जन्में नहीं हैं यूहन्ना का यह लाक्षणिक भावार्थ है| </w:t>
       </w:r>
-      <w:hyperlink r:id="rId55">
-        <w:r>
-          <w:rPr>
-            <w:lang w:val="hi_IN" w:bidi="hi_IN"/>
-          </w:rPr>
-          <w:rPr>
-            <w:color w:val="0000EE"/>
-            <w:u w:val="single"/>
-          </w:rPr>
-          <w:t>4:9</w:t>
-        </w:r>
-      </w:hyperlink>
+      <w:r>
+        <w:rPr>
+          <w:lang w:val="hi_IN" w:bidi="hi_IN"/>
+        </w:rPr>
+        <w:t>4:9</w:t>
+      </w:r>
       <w:r>
         <w:rPr>
           <w:lang w:val="hi_IN" w:bidi="hi_IN"/>
@@ -31772,18 +31292,12 @@
         </w:rPr>
         <w:t xml:space="preserve">इसका अर्थ यह नहीं है कि हमारा उद्धार कुछ कार्यों पर निर्भर करता है। बल्कि, यूहन्ना उन आज्ञाओं के परिणामों का वर्णन कर रहे हैं जिन्हें उन्होंने </w:t>
       </w:r>
-      <w:hyperlink r:id="rId56">
-        <w:r>
-          <w:rPr>
-            <w:lang w:val="hi_IN" w:bidi="hi_IN"/>
-          </w:rPr>
-          <w:rPr>
-            <w:color w:val="0000EE"/>
-            <w:u w:val="single"/>
-          </w:rPr>
-          <w:t>3:32</w:t>
-        </w:r>
-      </w:hyperlink>
+      <w:r>
+        <w:rPr>
+          <w:lang w:val="hi_IN" w:bidi="hi_IN"/>
+        </w:rPr>
+        <w:t>3:32</w:t>
+      </w:r>
       <w:r>
         <w:rPr>
           <w:lang w:val="hi_IN" w:bidi="hi_IN"/>
@@ -31833,18 +31347,12 @@
           <w:lang w:val="hi_IN" w:bidi="hi_IN"/>
         </w:rPr>
       </w:r>
-      <w:hyperlink r:id="rId57">
-        <w:r>
-          <w:rPr>
-            <w:lang w:val="hi_IN" w:bidi="hi_IN"/>
-          </w:rPr>
-          <w:rPr>
-            <w:color w:val="0000EE"/>
-            <w:u w:val="single"/>
-          </w:rPr>
-          <w:t>3:1</w:t>
-        </w:r>
-      </w:hyperlink>
+      <w:r>
+        <w:rPr>
+          <w:lang w:val="hi_IN" w:bidi="hi_IN"/>
+        </w:rPr>
+        <w:t>3:1</w:t>
+      </w:r>
       <w:r>
         <w:rPr>
           <w:lang w:val="hi_IN" w:bidi="hi_IN"/>
@@ -32221,18 +31729,12 @@
         </w:rPr>
         <w:t xml:space="preserve">"यहाँ यूहन्ना वैसा ही रूपक काम में लेता है जैसा उसने </w:t>
       </w:r>
-      <w:hyperlink r:id="rId58">
-        <w:r>
-          <w:rPr>
-            <w:lang w:val="hi_IN" w:bidi="hi_IN"/>
-          </w:rPr>
-          <w:rPr>
-            <w:color w:val="0000EE"/>
-            <w:u w:val="single"/>
-          </w:rPr>
-          <w:t>2:29</w:t>
-        </w:r>
-      </w:hyperlink>
+      <w:r>
+        <w:rPr>
+          <w:lang w:val="hi_IN" w:bidi="hi_IN"/>
+        </w:rPr>
+        <w:t>2:29</w:t>
+      </w:r>
       <w:r>
         <w:rPr>
           <w:lang w:val="hi_IN" w:bidi="hi_IN"/>
@@ -33093,18 +32595,12 @@
         </w:rPr>
         <w:t xml:space="preserve">"देखें की आपने इसका अनुवाद </w:t>
       </w:r>
-      <w:hyperlink r:id="rId36">
-        <w:r>
-          <w:rPr>
-            <w:lang w:val="hi_IN" w:bidi="hi_IN"/>
-          </w:rPr>
-          <w:rPr>
-            <w:color w:val="0000EE"/>
-            <w:u w:val="single"/>
-          </w:rPr>
-          <w:t>2:7</w:t>
-        </w:r>
-      </w:hyperlink>
+      <w:r>
+        <w:rPr>
+          <w:lang w:val="hi_IN" w:bidi="hi_IN"/>
+        </w:rPr>
+        <w:t>2:7</w:t>
+      </w:r>
       <w:r>
         <w:rPr>
           <w:lang w:val="hi_IN" w:bidi="hi_IN"/>
@@ -33189,18 +32685,12 @@
         </w:rPr>
         <w:t xml:space="preserve">"देखें कि आपने </w:t>
       </w:r>
-      <w:hyperlink r:id="rId57">
-        <w:r>
-          <w:rPr>
-            <w:lang w:val="hi_IN" w:bidi="hi_IN"/>
-          </w:rPr>
-          <w:rPr>
-            <w:color w:val="0000EE"/>
-            <w:u w:val="single"/>
-          </w:rPr>
-          <w:t>3:1</w:t>
-        </w:r>
-      </w:hyperlink>
+      <w:r>
+        <w:rPr>
+          <w:lang w:val="hi_IN" w:bidi="hi_IN"/>
+        </w:rPr>
+        <w:t>3:1</w:t>
+      </w:r>
       <w:r>
         <w:rPr>
           <w:lang w:val="hi_IN" w:bidi="hi_IN"/>
@@ -33533,18 +33023,12 @@
         </w:rPr>
         <w:t xml:space="preserve">"प्रगट"" पर परिचर्चा देखें, 1 यूहन्ना: प्रस्तावना, भाग 3. यहाँ इस शब्द का अर्थ वही प्रतीत होता है जो </w:t>
       </w:r>
-      <w:hyperlink r:id="rId59">
-        <w:r>
-          <w:rPr>
-            <w:lang w:val="hi_IN" w:bidi="hi_IN"/>
-          </w:rPr>
-          <w:rPr>
-            <w:color w:val="0000EE"/>
-            <w:u w:val="single"/>
-          </w:rPr>
-          <w:t>2:28</w:t>
-        </w:r>
-      </w:hyperlink>
+      <w:r>
+        <w:rPr>
+          <w:lang w:val="hi_IN" w:bidi="hi_IN"/>
+        </w:rPr>
+        <w:t>2:28</w:t>
+      </w:r>
       <w:r>
         <w:rPr>
           <w:lang w:val="hi_IN" w:bidi="hi_IN"/>
@@ -34638,18 +34122,12 @@
         </w:rPr>
         <w:t>"बना रहत"" पर परिचर्चा हेतु देखें, 1 यूहन्ना: प्रस्तावना, भाग 3. इस प्रसंग में, इसका अर्थ वैसा ही प्रतीत होता है जैसा\n</w:t>
       </w:r>
-      <w:hyperlink r:id="rId13">
-        <w:r>
-          <w:rPr>
-            <w:lang w:val="hi_IN" w:bidi="hi_IN"/>
-          </w:rPr>
-          <w:rPr>
-            <w:color w:val="0000EE"/>
-            <w:u w:val="single"/>
-          </w:rPr>
-          <w:t>2:6</w:t>
-        </w:r>
-      </w:hyperlink>
+      <w:r>
+        <w:rPr>
+          <w:lang w:val="hi_IN" w:bidi="hi_IN"/>
+        </w:rPr>
+        <w:t>2:6</w:t>
+      </w:r>
       <w:r>
         <w:rPr>
           <w:lang w:val="hi_IN" w:bidi="hi_IN"/>
@@ -35289,18 +34767,12 @@
         </w:rPr>
         <w:t xml:space="preserve">देखें कि आपने इसका अनुवाद </w:t>
       </w:r>
-      <w:hyperlink r:id="rId39">
-        <w:r>
-          <w:rPr>
-            <w:lang w:val="hi_IN" w:bidi="hi_IN"/>
-          </w:rPr>
-          <w:rPr>
-            <w:color w:val="0000EE"/>
-            <w:u w:val="single"/>
-          </w:rPr>
-          <w:t>2:1</w:t>
-        </w:r>
-      </w:hyperlink>
+      <w:r>
+        <w:rPr>
+          <w:lang w:val="hi_IN" w:bidi="hi_IN"/>
+        </w:rPr>
+        <w:t>2:1</w:t>
+      </w:r>
       <w:r>
         <w:rPr>
           <w:lang w:val="hi_IN" w:bidi="hi_IN"/>
@@ -35418,18 +34890,12 @@
         </w:rPr>
         <w:t xml:space="preserve">देखें कि आपने ऎसी ही अभिव्यक्ति का अनुवाद </w:t>
       </w:r>
-      <w:hyperlink r:id="rId60">
-        <w:r>
-          <w:rPr>
-            <w:lang w:val="hi_IN" w:bidi="hi_IN"/>
-          </w:rPr>
-          <w:rPr>
-            <w:color w:val="0000EE"/>
-            <w:u w:val="single"/>
-          </w:rPr>
-          <w:t>2:26</w:t>
-        </w:r>
-      </w:hyperlink>
+      <w:r>
+        <w:rPr>
+          <w:lang w:val="hi_IN" w:bidi="hi_IN"/>
+        </w:rPr>
+        <w:t>2:26</w:t>
+      </w:r>
       <w:r>
         <w:rPr>
           <w:lang w:val="hi_IN" w:bidi="hi_IN"/>
@@ -35534,18 +35000,12 @@
         </w:rPr>
         <w:t xml:space="preserve">"देखें कि आपने ऎसी ही अभिव्यक्ति का अनुवाद </w:t>
       </w:r>
-      <w:hyperlink r:id="rId58">
-        <w:r>
-          <w:rPr>
-            <w:lang w:val="hi_IN" w:bidi="hi_IN"/>
-          </w:rPr>
-          <w:rPr>
-            <w:color w:val="0000EE"/>
-            <w:u w:val="single"/>
-          </w:rPr>
-          <w:t>2:29</w:t>
-        </w:r>
-      </w:hyperlink>
+      <w:r>
+        <w:rPr>
+          <w:lang w:val="hi_IN" w:bidi="hi_IN"/>
+        </w:rPr>
+        <w:t>2:29</w:t>
+      </w:r>
       <w:r>
         <w:rPr>
           <w:lang w:val="hi_IN" w:bidi="hi_IN"/>
@@ -35865,18 +35325,12 @@
         </w:rPr>
         <w:t xml:space="preserve"> इसी के द्वारा समाविष्ट संज्ञा के प्रभाव का संकेत देता है| यहाँ किया गया प्रयोग \n</w:t>
       </w:r>
-      <w:hyperlink r:id="rId46">
-        <w:r>
-          <w:rPr>
-            <w:lang w:val="hi_IN" w:bidi="hi_IN"/>
-          </w:rPr>
-          <w:rPr>
-            <w:color w:val="0000EE"/>
-            <w:u w:val="single"/>
-          </w:rPr>
-          <w:t>2:16</w:t>
-        </w:r>
-      </w:hyperlink>
+      <w:r>
+        <w:rPr>
+          <w:lang w:val="hi_IN" w:bidi="hi_IN"/>
+        </w:rPr>
+        <w:t>2:16</w:t>
+      </w:r>
       <w:r>
         <w:rPr>
           <w:lang w:val="hi_IN" w:bidi="hi_IN"/>
@@ -36176,18 +35630,12 @@
         </w:rPr>
         <w:t xml:space="preserve">"प्रगट"" शब्द पर परिचर्चा हेतु देखें, 1 यूहन्ना: प्रस्तावना, भाग 3. यहाँ इस शब्द का अर्थ कर्तृवाच्य में प्रतीत होता है जो वैसा ही है जैसा </w:t>
       </w:r>
-      <w:hyperlink r:id="rId61">
-        <w:r>
-          <w:rPr>
-            <w:lang w:val="hi_IN" w:bidi="hi_IN"/>
-          </w:rPr>
-          <w:rPr>
-            <w:color w:val="0000EE"/>
-            <w:u w:val="single"/>
-          </w:rPr>
-          <w:t>3:5</w:t>
-        </w:r>
-      </w:hyperlink>
+      <w:r>
+        <w:rPr>
+          <w:lang w:val="hi_IN" w:bidi="hi_IN"/>
+        </w:rPr>
+        <w:t>3:5</w:t>
+      </w:r>
       <w:r>
         <w:rPr>
           <w:lang w:val="hi_IN" w:bidi="hi_IN"/>
@@ -36416,18 +35864,12 @@
         </w:rPr>
         <w:t xml:space="preserve">देखें कि आपने इसका अनुवाद </w:t>
       </w:r>
-      <w:hyperlink r:id="rId58">
-        <w:r>
-          <w:rPr>
-            <w:lang w:val="hi_IN" w:bidi="hi_IN"/>
-          </w:rPr>
-          <w:rPr>
-            <w:color w:val="0000EE"/>
-            <w:u w:val="single"/>
-          </w:rPr>
-          <w:t>2:29</w:t>
-        </w:r>
-      </w:hyperlink>
+      <w:r>
+        <w:rPr>
+          <w:lang w:val="hi_IN" w:bidi="hi_IN"/>
+        </w:rPr>
+        <w:t>2:29</w:t>
+      </w:r>
       <w:r>
         <w:rPr>
           <w:lang w:val="hi_IN" w:bidi="hi_IN"/>
@@ -36545,18 +35987,12 @@
         </w:rPr>
         <w:t xml:space="preserve">"देखें कि आपने </w:t>
       </w:r>
-      <w:hyperlink r:id="rId58">
-        <w:r>
-          <w:rPr>
-            <w:lang w:val="hi_IN" w:bidi="hi_IN"/>
-          </w:rPr>
-          <w:rPr>
-            <w:color w:val="0000EE"/>
-            <w:u w:val="single"/>
-          </w:rPr>
-          <w:t>2:29</w:t>
-        </w:r>
-      </w:hyperlink>
+      <w:r>
+        <w:rPr>
+          <w:lang w:val="hi_IN" w:bidi="hi_IN"/>
+        </w:rPr>
+        <w:t>2:29</w:t>
+      </w:r>
       <w:r>
         <w:rPr>
           <w:lang w:val="hi_IN" w:bidi="hi_IN"/>
@@ -36956,18 +36392,12 @@
         </w:rPr>
         <w:t xml:space="preserve">"बना रहता"" पर परिचर्चा हेतु देखें, 1 यूहन्ना: प्रस्तावना, भाग 3. जैसा </w:t>
       </w:r>
-      <w:hyperlink r:id="rId54">
-        <w:r>
-          <w:rPr>
-            <w:lang w:val="hi_IN" w:bidi="hi_IN"/>
-          </w:rPr>
-          <w:rPr>
-            <w:color w:val="0000EE"/>
-            <w:u w:val="single"/>
-          </w:rPr>
-          <w:t>2:27</w:t>
-        </w:r>
-      </w:hyperlink>
+      <w:r>
+        <w:rPr>
+          <w:lang w:val="hi_IN" w:bidi="hi_IN"/>
+        </w:rPr>
+        <w:t>2:27</w:t>
+      </w:r>
       <w:r>
         <w:rPr>
           <w:lang w:val="hi_IN" w:bidi="hi_IN"/>
@@ -37502,18 +36932,12 @@
         </w:rPr>
         <w:t>देखें किआपने ऎसी ही एक अभिव्यक्ति का अनुवाद\n</w:t>
       </w:r>
-      <w:hyperlink r:id="rId58">
-        <w:r>
-          <w:rPr>
-            <w:lang w:val="hi_IN" w:bidi="hi_IN"/>
-          </w:rPr>
-          <w:rPr>
-            <w:color w:val="0000EE"/>
-            <w:u w:val="single"/>
-          </w:rPr>
-          <w:t>2:29</w:t>
-        </w:r>
-      </w:hyperlink>
+      <w:r>
+        <w:rPr>
+          <w:lang w:val="hi_IN" w:bidi="hi_IN"/>
+        </w:rPr>
+        <w:t>2:29</w:t>
+      </w:r>
       <w:r>
         <w:rPr>
           <w:lang w:val="hi_IN" w:bidi="hi_IN"/>
@@ -37813,18 +37237,12 @@
         </w:rPr>
         <w:t xml:space="preserve">"देखें कि आपने इसका अनुवाद </w:t>
       </w:r>
-      <w:hyperlink r:id="rId38">
-        <w:r>
-          <w:rPr>
-            <w:lang w:val="hi_IN" w:bidi="hi_IN"/>
-          </w:rPr>
-          <w:rPr>
-            <w:color w:val="0000EE"/>
-            <w:u w:val="single"/>
-          </w:rPr>
-          <w:t>2:9</w:t>
-        </w:r>
-      </w:hyperlink>
+      <w:r>
+        <w:rPr>
+          <w:lang w:val="hi_IN" w:bidi="hi_IN"/>
+        </w:rPr>
+        <w:t>2:9</w:t>
+      </w:r>
       <w:r>
         <w:rPr>
           <w:lang w:val="hi_IN" w:bidi="hi_IN"/>
@@ -37985,18 +37403,12 @@
         </w:rPr>
         <w:t xml:space="preserve"> का उपयोग विविध रूपों में करता है| यहाँ इसका सन्दर्भ उस समय से है जब उसके पात्र प्राप्तिकर्ताओं ने सर्वप्रथम यीशु के बारे में सूना था या यीशु में विश्वास किया था| देखें कि आपने इस वाक्यांश का अनुवाद\n</w:t>
       </w:r>
-      <w:hyperlink r:id="rId36">
-        <w:r>
-          <w:rPr>
-            <w:lang w:val="hi_IN" w:bidi="hi_IN"/>
-          </w:rPr>
-          <w:rPr>
-            <w:color w:val="0000EE"/>
-            <w:u w:val="single"/>
-          </w:rPr>
-          <w:t>2:7</w:t>
-        </w:r>
-      </w:hyperlink>
+      <w:r>
+        <w:rPr>
+          <w:lang w:val="hi_IN" w:bidi="hi_IN"/>
+        </w:rPr>
+        <w:t>2:7</w:t>
+      </w:r>
       <w:r>
         <w:rPr>
           <w:lang w:val="hi_IN" w:bidi="hi_IN"/>
@@ -38257,18 +37669,12 @@
         </w:rPr>
         <w:t xml:space="preserve">यह </w:t>
       </w:r>
-      <w:hyperlink r:id="rId62">
-        <w:r>
-          <w:rPr>
-            <w:lang w:val="hi_IN" w:bidi="hi_IN"/>
-          </w:rPr>
-          <w:rPr>
-            <w:color w:val="0000EE"/>
-            <w:u w:val="single"/>
-          </w:rPr>
-          <w:t>3:8</w:t>
-        </w:r>
-      </w:hyperlink>
+      <w:r>
+        <w:rPr>
+          <w:lang w:val="hi_IN" w:bidi="hi_IN"/>
+        </w:rPr>
+        <w:t>3:8</w:t>
+      </w:r>
       <w:r>
         <w:rPr>
           <w:lang w:val="hi_IN" w:bidi="hi_IN"/>
@@ -38895,18 +38301,12 @@
         </w:rPr>
         <w:t xml:space="preserve">"देखें कि आपने इसका अनुवाद </w:t>
       </w:r>
-      <w:hyperlink r:id="rId38">
-        <w:r>
-          <w:rPr>
-            <w:lang w:val="hi_IN" w:bidi="hi_IN"/>
-          </w:rPr>
-          <w:rPr>
-            <w:color w:val="0000EE"/>
-            <w:u w:val="single"/>
-          </w:rPr>
-          <w:t>2:9</w:t>
-        </w:r>
-      </w:hyperlink>
+      <w:r>
+        <w:rPr>
+          <w:lang w:val="hi_IN" w:bidi="hi_IN"/>
+        </w:rPr>
+        <w:t>2:9</w:t>
+      </w:r>
       <w:r>
         <w:rPr>
           <w:lang w:val="hi_IN" w:bidi="hi_IN"/>
@@ -39004,18 +38404,12 @@
         </w:rPr>
         <w:t xml:space="preserve"> शब्द का उपयोग अनेक अर्थों में करता है| यहाँ लाक्षणिक भाषा में इसका सन्दर्भ उन लोगों से है जो परमेश्वर का मान-सम्मान नहीं करते हैं और परमेश्वर की इच्छा के अनुरूप जीवन निर्वाह नहीं करते हैं, जैसा </w:t>
       </w:r>
-      <w:hyperlink r:id="rId57">
-        <w:r>
-          <w:rPr>
-            <w:lang w:val="hi_IN" w:bidi="hi_IN"/>
-          </w:rPr>
-          <w:rPr>
-            <w:color w:val="0000EE"/>
-            <w:u w:val="single"/>
-          </w:rPr>
-          <w:t>3:1</w:t>
-        </w:r>
-      </w:hyperlink>
+      <w:r>
+        <w:rPr>
+          <w:lang w:val="hi_IN" w:bidi="hi_IN"/>
+        </w:rPr>
+        <w:t>3:1</w:t>
+      </w:r>
       <w:r>
         <w:rPr>
           <w:lang w:val="hi_IN" w:bidi="hi_IN"/>
@@ -39440,18 +38834,12 @@
         </w:rPr>
         <w:t xml:space="preserve">"देखें कि आपने इसका अनुव्वाद </w:t>
       </w:r>
-      <w:hyperlink r:id="rId38">
-        <w:r>
-          <w:rPr>
-            <w:lang w:val="hi_IN" w:bidi="hi_IN"/>
-          </w:rPr>
-          <w:rPr>
-            <w:color w:val="0000EE"/>
-            <w:u w:val="single"/>
-          </w:rPr>
-          <w:t>2:9</w:t>
-        </w:r>
-      </w:hyperlink>
+      <w:r>
+        <w:rPr>
+          <w:lang w:val="hi_IN" w:bidi="hi_IN"/>
+        </w:rPr>
+        <w:t>2:9</w:t>
+      </w:r>
       <w:r>
         <w:rPr>
           <w:lang w:val="hi_IN" w:bidi="hi_IN"/>
@@ -39771,18 +39159,12 @@
         </w:rPr>
         <w:t xml:space="preserve"> शब्द का लाक्षणिक प्रयोग करता है और वह मत्ती </w:t>
       </w:r>
-      <w:hyperlink r:id="rId63">
-        <w:r>
-          <w:rPr>
-            <w:lang w:val="hi_IN" w:bidi="hi_IN"/>
-          </w:rPr>
-          <w:rPr>
-            <w:color w:val="0000EE"/>
-            <w:u w:val="single"/>
-          </w:rPr>
-          <w:t>5:21–22</w:t>
-        </w:r>
-      </w:hyperlink>
+      <w:r>
+        <w:rPr>
+          <w:lang w:val="hi_IN" w:bidi="hi_IN"/>
+        </w:rPr>
+        <w:t>5:21–22</w:t>
+      </w:r>
       <w:r>
         <w:rPr>
           <w:lang w:val="hi_IN" w:bidi="hi_IN"/>
@@ -39887,18 +39269,12 @@
         </w:rPr>
         <w:t xml:space="preserve">"देखें कि आपने इसका अनुवाद </w:t>
       </w:r>
-      <w:hyperlink r:id="rId38">
-        <w:r>
-          <w:rPr>
-            <w:lang w:val="hi_IN" w:bidi="hi_IN"/>
-          </w:rPr>
-          <w:rPr>
-            <w:color w:val="0000EE"/>
-            <w:u w:val="single"/>
-          </w:rPr>
-          <w:t>2:9</w:t>
-        </w:r>
-      </w:hyperlink>
+      <w:r>
+        <w:rPr>
+          <w:lang w:val="hi_IN" w:bidi="hi_IN"/>
+        </w:rPr>
+        <w:t>2:9</w:t>
+      </w:r>
       <w:r>
         <w:rPr>
           <w:lang w:val="hi_IN" w:bidi="hi_IN"/>
@@ -40733,18 +40109,12 @@
         </w:rPr>
         <w:t xml:space="preserve">"देखेनकी आपने इसका अनुवाद </w:t>
       </w:r>
-      <w:hyperlink r:id="rId38">
-        <w:r>
-          <w:rPr>
-            <w:lang w:val="hi_IN" w:bidi="hi_IN"/>
-          </w:rPr>
-          <w:rPr>
-            <w:color w:val="0000EE"/>
-            <w:u w:val="single"/>
-          </w:rPr>
-          <w:t>2:9</w:t>
-        </w:r>
-      </w:hyperlink>
+      <w:r>
+        <w:rPr>
+          <w:lang w:val="hi_IN" w:bidi="hi_IN"/>
+        </w:rPr>
+        <w:t>2:9</w:t>
+      </w:r>
       <w:r>
         <w:rPr>
           <w:lang w:val="hi_IN" w:bidi="hi_IN"/>
@@ -41031,18 +40401,12 @@
         </w:rPr>
         <w:t xml:space="preserve">"देखें कि आपने इसका अनुवाद </w:t>
       </w:r>
-      <w:hyperlink r:id="rId38">
-        <w:r>
-          <w:rPr>
-            <w:lang w:val="hi_IN" w:bidi="hi_IN"/>
-          </w:rPr>
-          <w:rPr>
-            <w:color w:val="0000EE"/>
-            <w:u w:val="single"/>
-          </w:rPr>
-          <w:t>2:9</w:t>
-        </w:r>
-      </w:hyperlink>
+      <w:r>
+        <w:rPr>
+          <w:lang w:val="hi_IN" w:bidi="hi_IN"/>
+        </w:rPr>
+        <w:t>2:9</w:t>
+      </w:r>
       <w:r>
         <w:rPr>
           <w:lang w:val="hi_IN" w:bidi="hi_IN"/>
@@ -41356,18 +40720,12 @@
         </w:rPr>
         <w:t xml:space="preserve">"इस उक्ति, ""बना रह सकता"" पर परिचर्चा हेतु देखें, 1 यूहन्ना: प्रस्तावना, भाग 3. जैस </w:t>
       </w:r>
-      <w:hyperlink r:id="rId14">
-        <w:r>
-          <w:rPr>
-            <w:lang w:val="hi_IN" w:bidi="hi_IN"/>
-          </w:rPr>
-          <w:rPr>
-            <w:color w:val="0000EE"/>
-            <w:u w:val="single"/>
-          </w:rPr>
-          <w:t>2:14</w:t>
-        </w:r>
-      </w:hyperlink>
+      <w:r>
+        <w:rPr>
+          <w:lang w:val="hi_IN" w:bidi="hi_IN"/>
+        </w:rPr>
+        <w:t>2:14</w:t>
+      </w:r>
       <w:r>
         <w:rPr>
           <w:lang w:val="hi_IN" w:bidi="hi_IN"/>
@@ -41472,18 +40830,12 @@
         </w:rPr>
         <w:t xml:space="preserve">"जैसा </w:t>
       </w:r>
-      <w:hyperlink r:id="rId31">
-        <w:r>
-          <w:rPr>
-            <w:lang w:val="hi_IN" w:bidi="hi_IN"/>
-          </w:rPr>
-          <w:rPr>
-            <w:color w:val="0000EE"/>
-            <w:u w:val="single"/>
-          </w:rPr>
-          <w:t>2:5</w:t>
-        </w:r>
-      </w:hyperlink>
+      <w:r>
+        <w:rPr>
+          <w:lang w:val="hi_IN" w:bidi="hi_IN"/>
+        </w:rPr>
+        <w:t>2:5</w:t>
+      </w:r>
       <w:r>
         <w:rPr>
           <w:lang w:val="hi_IN" w:bidi="hi_IN"/>
@@ -41601,18 +40953,12 @@
         </w:rPr>
         <w:t xml:space="preserve">"देखें कि आपने इसका अनुवाद </w:t>
       </w:r>
-      <w:hyperlink r:id="rId39">
-        <w:r>
-          <w:rPr>
-            <w:lang w:val="hi_IN" w:bidi="hi_IN"/>
-          </w:rPr>
-          <w:rPr>
-            <w:color w:val="0000EE"/>
-            <w:u w:val="single"/>
-          </w:rPr>
-          <w:t>2:1</w:t>
-        </w:r>
-      </w:hyperlink>
+      <w:r>
+        <w:rPr>
+          <w:lang w:val="hi_IN" w:bidi="hi_IN"/>
+        </w:rPr>
+        <w:t>2:1</w:t>
+      </w:r>
       <w:r>
         <w:rPr>
           <w:lang w:val="hi_IN" w:bidi="hi_IN"/>
@@ -42578,18 +41924,12 @@
         </w:rPr>
         <w:t>"इस पद में यूहन्ना परिणाम का उल्लेख करता है|वह अगले पद में प्रकट परिणाम का कारण देता है| यदि आपकी भाषा में स्पष्ट हो सके तो आप पद सेतु रच कर परिणाम से पहले कारण दर्शा सकते हैं| आप अपने अनुवाद में \n</w:t>
       </w:r>
-      <w:hyperlink r:id="rId64">
-        <w:r>
-          <w:rPr>
-            <w:lang w:val="hi_IN" w:bidi="hi_IN"/>
-          </w:rPr>
-          <w:rPr>
-            <w:color w:val="0000EE"/>
-            <w:u w:val="single"/>
-          </w:rPr>
-          <w:t>3:20</w:t>
-        </w:r>
-      </w:hyperlink>
+      <w:r>
+        <w:rPr>
+          <w:lang w:val="hi_IN" w:bidi="hi_IN"/>
+        </w:rPr>
+        <w:t>3:20</w:t>
+      </w:r>
       <w:r>
         <w:rPr>
           <w:lang w:val="hi_IN" w:bidi="hi_IN"/>
@@ -43033,18 +42373,12 @@
         </w:rPr>
         <w:t xml:space="preserve"> बोलता है और अपने वचन का पक्का है| वैकल्पिक अनुवाद: ""हम परमेश्वर के हैं जो सत्य है"" (2) जैसा \n</w:t>
       </w:r>
-      <w:hyperlink r:id="rId65">
-        <w:r>
-          <w:rPr>
-            <w:lang w:val="hi_IN" w:bidi="hi_IN"/>
-          </w:rPr>
-          <w:rPr>
-            <w:color w:val="0000EE"/>
-            <w:u w:val="single"/>
-          </w:rPr>
-          <w:t>2:21</w:t>
-        </w:r>
-      </w:hyperlink>
+      <w:r>
+        <w:rPr>
+          <w:lang w:val="hi_IN" w:bidi="hi_IN"/>
+        </w:rPr>
+        <w:t>2:21</w:t>
+      </w:r>
       <w:r>
         <w:rPr>
           <w:lang w:val="hi_IN" w:bidi="hi_IN"/>
@@ -43253,18 +42587,12 @@
         </w:rPr>
         <w:t xml:space="preserve">"देखें कि आपने इस अभिव्यक्ति का अनुवाद </w:t>
       </w:r>
-      <w:hyperlink r:id="rId66">
-        <w:r>
-          <w:rPr>
-            <w:lang w:val="hi_IN" w:bidi="hi_IN"/>
-          </w:rPr>
-          <w:rPr>
-            <w:color w:val="0000EE"/>
-            <w:u w:val="single"/>
-          </w:rPr>
-          <w:t>3:10</w:t>
-        </w:r>
-      </w:hyperlink>
+      <w:r>
+        <w:rPr>
+          <w:lang w:val="hi_IN" w:bidi="hi_IN"/>
+        </w:rPr>
+        <w:t>3:10</w:t>
+      </w:r>
       <w:r>
         <w:rPr>
           <w:lang w:val="hi_IN" w:bidi="hi_IN"/>
@@ -43924,18 +43252,12 @@
         </w:rPr>
         <w:t xml:space="preserve">"यहाँ का विषय </w:t>
       </w:r>
-      <w:hyperlink r:id="rId67">
-        <w:r>
-          <w:rPr>
-            <w:lang w:val="hi_IN" w:bidi="hi_IN"/>
-          </w:rPr>
-          <w:rPr>
-            <w:color w:val="0000EE"/>
-            <w:u w:val="single"/>
-          </w:rPr>
-          <w:t>3:19</w:t>
-        </w:r>
-      </w:hyperlink>
+      <w:r>
+        <w:rPr>
+          <w:lang w:val="hi_IN" w:bidi="hi_IN"/>
+        </w:rPr>
+        <w:t>3:19</w:t>
+      </w:r>
       <w:r>
         <w:rPr>
           <w:lang w:val="hi_IN" w:bidi="hi_IN"/>
@@ -44412,18 +43734,12 @@
         </w:rPr>
         <w:t xml:space="preserve">"देखें कि आपने इसका अनुवाद </w:t>
       </w:r>
-      <w:hyperlink r:id="rId36">
-        <w:r>
-          <w:rPr>
-            <w:lang w:val="hi_IN" w:bidi="hi_IN"/>
-          </w:rPr>
-          <w:rPr>
-            <w:color w:val="0000EE"/>
-            <w:u w:val="single"/>
-          </w:rPr>
-          <w:t>2:7</w:t>
-        </w:r>
-      </w:hyperlink>
+      <w:r>
+        <w:rPr>
+          <w:lang w:val="hi_IN" w:bidi="hi_IN"/>
+        </w:rPr>
+        <w:t>2:7</w:t>
+      </w:r>
       <w:r>
         <w:rPr>
           <w:lang w:val="hi_IN" w:bidi="hi_IN"/>
@@ -44606,18 +43922,12 @@
         </w:rPr>
         <w:t xml:space="preserve">"देखें कि आपने एक ऐसी ही अभिव्यक्ति का अनुवाद </w:t>
       </w:r>
-      <w:hyperlink r:id="rId64">
-        <w:r>
-          <w:rPr>
-            <w:lang w:val="hi_IN" w:bidi="hi_IN"/>
-          </w:rPr>
-          <w:rPr>
-            <w:color w:val="0000EE"/>
-            <w:u w:val="single"/>
-          </w:rPr>
-          <w:t>3:20</w:t>
-        </w:r>
-      </w:hyperlink>
+      <w:r>
+        <w:rPr>
+          <w:lang w:val="hi_IN" w:bidi="hi_IN"/>
+        </w:rPr>
+        <w:t>3:20</w:t>
+      </w:r>
       <w:r>
         <w:rPr>
           <w:lang w:val="hi_IN" w:bidi="hi_IN"/>
@@ -45192,18 +44502,12 @@
         </w:rPr>
         <w:t xml:space="preserve">"जैसा </w:t>
       </w:r>
-      <w:hyperlink r:id="rId29">
-        <w:r>
-          <w:rPr>
-            <w:lang w:val="hi_IN" w:bidi="hi_IN"/>
-          </w:rPr>
-          <w:rPr>
-            <w:color w:val="0000EE"/>
-            <w:u w:val="single"/>
-          </w:rPr>
-          <w:t>2:3</w:t>
-        </w:r>
-      </w:hyperlink>
+      <w:r>
+        <w:rPr>
+          <w:lang w:val="hi_IN" w:bidi="hi_IN"/>
+        </w:rPr>
+        <w:t>2:3</w:t>
+      </w:r>
       <w:r>
         <w:rPr>
           <w:lang w:val="hi_IN" w:bidi="hi_IN"/>
@@ -45680,18 +44984,12 @@
         </w:rPr>
         <w:t xml:space="preserve">"जैसा </w:t>
       </w:r>
-      <w:hyperlink r:id="rId40">
-        <w:r>
-          <w:rPr>
-            <w:lang w:val="hi_IN" w:bidi="hi_IN"/>
-          </w:rPr>
-          <w:rPr>
-            <w:color w:val="0000EE"/>
-            <w:u w:val="single"/>
-          </w:rPr>
-          <w:t>2:12</w:t>
-        </w:r>
-      </w:hyperlink>
+      <w:r>
+        <w:rPr>
+          <w:lang w:val="hi_IN" w:bidi="hi_IN"/>
+        </w:rPr>
+        <w:t>2:12</w:t>
+      </w:r>
       <w:r>
         <w:rPr>
           <w:lang w:val="hi_IN" w:bidi="hi_IN"/>
@@ -46272,18 +45570,12 @@
         </w:rPr>
         <w:t>"बना रहता"" पर परिचर्चा हेतु देखें, 1 यूहन्ना:प्रस्तावना, भाग 3. इस प्रसंग में, इसका अर्थ वही है जो \n</w:t>
       </w:r>
-      <w:hyperlink r:id="rId13">
-        <w:r>
-          <w:rPr>
-            <w:lang w:val="hi_IN" w:bidi="hi_IN"/>
-          </w:rPr>
-          <w:rPr>
-            <w:color w:val="0000EE"/>
-            <w:u w:val="single"/>
-          </w:rPr>
-          <w:t>2:6</w:t>
-        </w:r>
-      </w:hyperlink>
+      <w:r>
+        <w:rPr>
+          <w:lang w:val="hi_IN" w:bidi="hi_IN"/>
+        </w:rPr>
+        <w:t>2:6</w:t>
+      </w:r>
       <w:r>
         <w:rPr>
           <w:lang w:val="hi_IN" w:bidi="hi_IN"/>
@@ -47201,18 +46493,12 @@
           <w:lang w:val="hi_IN" w:bidi="hi_IN"/>
         </w:rPr>
       </w:r>
-      <w:hyperlink r:id="rId68">
-        <w:r>
-          <w:rPr>
-            <w:lang w:val="hi_IN" w:bidi="hi_IN"/>
-          </w:rPr>
-          <w:rPr>
-            <w:color w:val="0000EE"/>
-            <w:u w:val="single"/>
-          </w:rPr>
-          <w:t>4:3</w:t>
-        </w:r>
-      </w:hyperlink>
+      <w:r>
+        <w:rPr>
+          <w:lang w:val="hi_IN" w:bidi="hi_IN"/>
+        </w:rPr>
+        <w:t>4:3</w:t>
+      </w:r>
       <w:r>
         <w:rPr>
           <w:lang w:val="hi_IN" w:bidi="hi_IN"/>
@@ -47379,18 +46665,12 @@
         </w:rPr>
         <w:t xml:space="preserve">देखें कि आपने इसका अनुवाद </w:t>
       </w:r>
-      <w:hyperlink r:id="rId36">
-        <w:r>
-          <w:rPr>
-            <w:lang w:val="hi_IN" w:bidi="hi_IN"/>
-          </w:rPr>
-          <w:rPr>
-            <w:color w:val="0000EE"/>
-            <w:u w:val="single"/>
-          </w:rPr>
-          <w:t>2:7</w:t>
-        </w:r>
-      </w:hyperlink>
+      <w:r>
+        <w:rPr>
+          <w:lang w:val="hi_IN" w:bidi="hi_IN"/>
+        </w:rPr>
+        <w:t>2:7</w:t>
+      </w:r>
       <w:r>
         <w:rPr>
           <w:lang w:val="hi_IN" w:bidi="hi_IN"/>
@@ -48081,18 +47361,12 @@
         </w:rPr>
         <w:t xml:space="preserve">जैसा </w:t>
       </w:r>
-      <w:hyperlink r:id="rId46">
-        <w:r>
-          <w:rPr>
-            <w:lang w:val="hi_IN" w:bidi="hi_IN"/>
-          </w:rPr>
-          <w:rPr>
-            <w:color w:val="0000EE"/>
-            <w:u w:val="single"/>
-          </w:rPr>
-          <w:t>2:16</w:t>
-        </w:r>
-      </w:hyperlink>
+      <w:r>
+        <w:rPr>
+          <w:lang w:val="hi_IN" w:bidi="hi_IN"/>
+        </w:rPr>
+        <w:t>2:16</w:t>
+      </w:r>
       <w:r>
         <w:rPr>
           <w:lang w:val="hi_IN" w:bidi="hi_IN"/>
@@ -48223,18 +47497,12 @@
         </w:rPr>
         <w:t xml:space="preserve">"देखें कि आपने इस अभिव्यक्तिमका अनुवाद </w:t>
       </w:r>
-      <w:hyperlink r:id="rId69">
-        <w:r>
-          <w:rPr>
-            <w:lang w:val="hi_IN" w:bidi="hi_IN"/>
-          </w:rPr>
-          <w:rPr>
-            <w:color w:val="0000EE"/>
-            <w:u w:val="single"/>
-          </w:rPr>
-          <w:t>4:1</w:t>
-        </w:r>
-      </w:hyperlink>
+      <w:r>
+        <w:rPr>
+          <w:lang w:val="hi_IN" w:bidi="hi_IN"/>
+        </w:rPr>
+        <w:t>4:1</w:t>
+      </w:r>
       <w:r>
         <w:rPr>
           <w:lang w:val="hi_IN" w:bidi="hi_IN"/>
@@ -48332,18 +47600,12 @@
         </w:rPr>
         <w:t xml:space="preserve">"देखें कि आपने ऎसी ही अभिव्यक्ति का अनुवाद </w:t>
       </w:r>
-      <w:hyperlink r:id="rId70">
-        <w:r>
-          <w:rPr>
-            <w:lang w:val="hi_IN" w:bidi="hi_IN"/>
-          </w:rPr>
-          <w:rPr>
-            <w:color w:val="0000EE"/>
-            <w:u w:val="single"/>
-          </w:rPr>
-          <w:t>4:2</w:t>
-        </w:r>
-      </w:hyperlink>
+      <w:r>
+        <w:rPr>
+          <w:lang w:val="hi_IN" w:bidi="hi_IN"/>
+        </w:rPr>
+        <w:t>4:2</w:t>
+      </w:r>
       <w:r>
         <w:rPr>
           <w:lang w:val="hi_IN" w:bidi="hi_IN"/>
@@ -48963,18 +48225,12 @@
         </w:rPr>
         <w:t xml:space="preserve"> का अर्थ ""आत्मा"" है,तो इस अध्याय की निर्विशेष टिप्पणी में ""आत्मा"" पर परिचर्चा देखें| यहाँ यूहन्ना सन्दर्भ दे रहा है: (1) किसी बात का चारित्रिक स्वभाव, या (2) कोई अलौकि प्राणी जो ऐसे स्वाभाव को प्रेरित करता है| देखें की आपने </w:t>
       </w:r>
-      <w:hyperlink r:id="rId26">
-        <w:r>
-          <w:rPr>
-            <w:lang w:val="hi_IN" w:bidi="hi_IN"/>
-          </w:rPr>
-          <w:rPr>
-            <w:color w:val="0000EE"/>
-            <w:u w:val="single"/>
-          </w:rPr>
-          <w:t>2:18</w:t>
-        </w:r>
-      </w:hyperlink>
+      <w:r>
+        <w:rPr>
+          <w:lang w:val="hi_IN" w:bidi="hi_IN"/>
+        </w:rPr>
+        <w:t>2:18</w:t>
+      </w:r>
       <w:r>
         <w:rPr>
           <w:lang w:val="hi_IN" w:bidi="hi_IN"/>
@@ -49372,18 +48628,12 @@
         </w:rPr>
         <w:t xml:space="preserve"> इस पद में पिछले तीन पदों से भिन्न अभिप्राय में काम में ली गई है, क्योंकि इसका सन्दर्भ विश्वासियों से है न कि भविष्यद्वक्ताओं को प्रेरित करने वाली आत्मा से है| इसका अर्थ वही है जो </w:t>
       </w:r>
-      <w:hyperlink r:id="rId66">
-        <w:r>
-          <w:rPr>
-            <w:lang w:val="hi_IN" w:bidi="hi_IN"/>
-          </w:rPr>
-          <w:rPr>
-            <w:color w:val="0000EE"/>
-            <w:u w:val="single"/>
-          </w:rPr>
-          <w:t>3:10</w:t>
-        </w:r>
-      </w:hyperlink>
+      <w:r>
+        <w:rPr>
+          <w:lang w:val="hi_IN" w:bidi="hi_IN"/>
+        </w:rPr>
+        <w:t>3:10</w:t>
+      </w:r>
       <w:r>
         <w:rPr>
           <w:lang w:val="hi_IN" w:bidi="hi_IN"/>
@@ -49488,18 +48738,12 @@
         </w:rPr>
         <w:t xml:space="preserve">देखें कि आपने इसका अनुवाद </w:t>
       </w:r>
-      <w:hyperlink r:id="rId39">
-        <w:r>
-          <w:rPr>
-            <w:lang w:val="hi_IN" w:bidi="hi_IN"/>
-          </w:rPr>
-          <w:rPr>
-            <w:color w:val="0000EE"/>
-            <w:u w:val="single"/>
-          </w:rPr>
-          <w:t>2:1</w:t>
-        </w:r>
-      </w:hyperlink>
+      <w:r>
+        <w:rPr>
+          <w:lang w:val="hi_IN" w:bidi="hi_IN"/>
+        </w:rPr>
+        <w:t>2:1</w:t>
+      </w:r>
       <w:r>
         <w:rPr>
           <w:lang w:val="hi_IN" w:bidi="hi_IN"/>
@@ -49604,36 +48848,24 @@
         </w:rPr>
         <w:t>"जैसा</w:t>
       </w:r>
-      <w:hyperlink r:id="rId41">
-        <w:r>
-          <w:rPr>
-            <w:lang w:val="hi_IN" w:bidi="hi_IN"/>
-          </w:rPr>
-          <w:rPr>
-            <w:color w:val="0000EE"/>
-            <w:u w:val="single"/>
-          </w:rPr>
-          <w:t>2:13</w:t>
-        </w:r>
-      </w:hyperlink>
+      <w:r>
+        <w:rPr>
+          <w:lang w:val="hi_IN" w:bidi="hi_IN"/>
+        </w:rPr>
+        <w:t>2:13</w:t>
+      </w:r>
       <w:r>
         <w:rPr>
           <w:lang w:val="hi_IN" w:bidi="hi_IN"/>
         </w:rPr>
         <w:t xml:space="preserve"> और </w:t>
       </w:r>
-      <w:hyperlink r:id="rId14">
-        <w:r>
-          <w:rPr>
-            <w:lang w:val="hi_IN" w:bidi="hi_IN"/>
-          </w:rPr>
-          <w:rPr>
-            <w:color w:val="0000EE"/>
-            <w:u w:val="single"/>
-          </w:rPr>
-          <w:t>2:14</w:t>
-        </w:r>
-      </w:hyperlink>
+      <w:r>
+        <w:rPr>
+          <w:lang w:val="hi_IN" w:bidi="hi_IN"/>
+        </w:rPr>
+        <w:t>2:14</w:t>
+      </w:r>
       <w:r>
         <w:rPr>
           <w:lang w:val="hi_IN" w:bidi="hi_IN"/>
@@ -49744,18 +48976,12 @@
         </w:rPr>
         <w:t xml:space="preserve"> झूठे भविष्यद्वक्ताओं के सन्दर्भ में है जिनकी चर्चा यूहन्ना </w:t>
       </w:r>
-      <w:hyperlink r:id="rId69">
-        <w:r>
-          <w:rPr>
-            <w:lang w:val="hi_IN" w:bidi="hi_IN"/>
-          </w:rPr>
-          <w:rPr>
-            <w:color w:val="0000EE"/>
-            <w:u w:val="single"/>
-          </w:rPr>
-          <w:t>4:1</w:t>
-        </w:r>
-      </w:hyperlink>
+      <w:r>
+        <w:rPr>
+          <w:lang w:val="hi_IN" w:bidi="hi_IN"/>
+        </w:rPr>
+        <w:t>4:1</w:t>
+      </w:r>
       <w:r>
         <w:rPr>
           <w:lang w:val="hi_IN" w:bidi="hi_IN"/>
@@ -49860,18 +49086,12 @@
         </w:rPr>
         <w:t xml:space="preserve">"जैसा </w:t>
       </w:r>
-      <w:hyperlink r:id="rId47">
-        <w:r>
-          <w:rPr>
-            <w:lang w:val="hi_IN" w:bidi="hi_IN"/>
-          </w:rPr>
-          <w:rPr>
-            <w:color w:val="0000EE"/>
-            <w:u w:val="single"/>
-          </w:rPr>
-          <w:t>3:24</w:t>
-        </w:r>
-      </w:hyperlink>
+      <w:r>
+        <w:rPr>
+          <w:lang w:val="hi_IN" w:bidi="hi_IN"/>
+        </w:rPr>
+        <w:t>3:24</w:t>
+      </w:r>
       <w:r>
         <w:rPr>
           <w:lang w:val="hi_IN" w:bidi="hi_IN"/>
@@ -49980,25 +49200,7 @@
         <w:rPr>
           <w:lang w:val="hi_IN" w:bidi="hi_IN"/>
         </w:rPr>
-        <w:t xml:space="preserve">"यूहन्ना पूर्वोक्त पद में कहता है कि मसीह के विरोधी की आत्मा यहाँ और </w:t>
-      </w:r>
-      <w:hyperlink r:id="rId71">
-        <w:r>
-          <w:rPr>
-            <w:lang w:val="hi_IN" w:bidi="hi_IN"/>
-          </w:rPr>
-          <w:rPr>
-            <w:color w:val="0000EE"/>
-            <w:u w:val="single"/>
-          </w:rPr>
-          <w:t>पद 5</w:t>
-        </w:r>
-      </w:hyperlink>
-      <w:r>
-        <w:rPr>
-          <w:lang w:val="hi_IN" w:bidi="hi_IN"/>
-        </w:rPr>
-        <w:t xml:space="preserve"> की यह उक्ति, </w:t>
+        <w:t xml:space="preserve">"यूहन्ना पूर्वोक्त पद में कहता है कि मसीह के विरोधी की आत्मा यहाँ और पद 5 की यह उक्ति, </w:t>
       </w:r>
       <w:r>
         <w:rPr>
@@ -50013,59 +49215,29 @@
         </w:rPr>
         <w:t xml:space="preserve"> है, इसका अर्थ </w:t>
       </w:r>
-      <w:hyperlink r:id="rId69">
-        <w:r>
-          <w:rPr>
-            <w:lang w:val="hi_IN" w:bidi="hi_IN"/>
-          </w:rPr>
-          <w:rPr>
-            <w:color w:val="0000EE"/>
-            <w:u w:val="single"/>
-          </w:rPr>
-          <w:t>1</w:t>
-        </w:r>
-      </w:hyperlink>
+      <w:r>
+        <w:rPr>
+          <w:lang w:val="hi_IN" w:bidi="hi_IN"/>
+        </w:rPr>
+        <w:t>1</w:t>
+      </w:r>
       <w:r>
         <w:rPr>
           <w:lang w:val="hi_IN" w:bidi="hi_IN"/>
         </w:rPr>
         <w:t xml:space="preserve"> और </w:t>
       </w:r>
-      <w:hyperlink r:id="rId68">
-        <w:r>
-          <w:rPr>
-            <w:lang w:val="hi_IN" w:bidi="hi_IN"/>
-          </w:rPr>
-          <w:rPr>
-            <w:color w:val="0000EE"/>
-            <w:u w:val="single"/>
-          </w:rPr>
-          <w:t>3</w:t>
-        </w:r>
-      </w:hyperlink>
-      <w:r>
-        <w:rPr>
-          <w:lang w:val="hi_IN" w:bidi="hi_IN"/>
-        </w:rPr>
-        <w:t xml:space="preserve"> की इस उक्ति से भिन्न है| वहाँ इसका सन्दर्भ स्थान से है, अतः जब यूहन्ना </w:t>
-      </w:r>
-      <w:hyperlink r:id="rId71">
-        <w:r>
-          <w:rPr>
-            <w:lang w:val="hi_IN" w:bidi="hi_IN"/>
-          </w:rPr>
-          <w:rPr>
-            <w:color w:val="0000EE"/>
-            <w:u w:val="single"/>
-          </w:rPr>
-          <w:t>पद 3</w:t>
-        </w:r>
-      </w:hyperlink>
-      <w:r>
-        <w:rPr>
-          <w:lang w:val="hi_IN" w:bidi="hi_IN"/>
-        </w:rPr>
-        <w:t xml:space="preserve"> में कहता है, मसीह विरोधी की आत्मा ""संसार में"" है तो इसका अर्थ है, ""इस पृथ्वी पर"" है या ""मनुष्यों के मध्य विचरण करती है|"" परन्तु यहाँ, ऐसा प्रतीत होता है कि यूहन्ना, </w:t>
+      <w:r>
+        <w:rPr>
+          <w:lang w:val="hi_IN" w:bidi="hi_IN"/>
+        </w:rPr>
+        <w:t>3</w:t>
+      </w:r>
+      <w:r>
+        <w:rPr>
+          <w:lang w:val="hi_IN" w:bidi="hi_IN"/>
+        </w:rPr>
+        <w:t xml:space="preserve"> की इस उक्ति से भिन्न है| वहाँ इसका सन्दर्भ स्थान से है, अतः जब यूहन्ना पद 3 में कहता है, मसीह विरोधी की आत्मा ""संसार में"" है तो इसका अर्थ है, ""इस पृथ्वी पर"" है या ""मनुष्यों के मध्य विचरण करती है|"" परन्तु यहाँ, ऐसा प्रतीत होता है कि यूहन्ना, </w:t>
       </w:r>
       <w:r>
         <w:rPr>
@@ -50302,18 +49474,12 @@
         </w:rPr>
         <w:t xml:space="preserve"> झूठे भविष्यद्वक्ताओं के सन्दर्भ में है जिनकी चर्चा यूहन्ना </w:t>
       </w:r>
-      <w:hyperlink r:id="rId69">
-        <w:r>
-          <w:rPr>
-            <w:lang w:val="hi_IN" w:bidi="hi_IN"/>
-          </w:rPr>
-          <w:rPr>
-            <w:color w:val="0000EE"/>
-            <w:u w:val="single"/>
-          </w:rPr>
-          <w:t>4:1</w:t>
-        </w:r>
-      </w:hyperlink>
+      <w:r>
+        <w:rPr>
+          <w:lang w:val="hi_IN" w:bidi="hi_IN"/>
+        </w:rPr>
+        <w:t>4:1</w:t>
+      </w:r>
       <w:r>
         <w:rPr>
           <w:lang w:val="hi_IN" w:bidi="hi_IN"/>
@@ -50666,18 +49832,12 @@
         </w:rPr>
         <w:t xml:space="preserve">"इस पद के आरंभिक तीन वाक्यों में प्रयुक्त सर्वनाम संभवतः अनन्य हैं| अतः यदि आपकी भाषा में इस अन्तर को उजागर किया जा सकता है तो हमारे सुझाव के अनुसार आप अपने अनुवाद में अनन्य रूपों का प्रयोग करें| ऐसा प्रतीत होता है कि यूहन्ना यहाँ अपने स्वयं के और यीशु के पुनरुत्थान के साक्षात गवाहों के बारे में कहता है कि वे यीशु के बारे में सत्य के शिक्षक हैं| वह पहले </w:t>
       </w:r>
-      <w:hyperlink r:id="rId72">
-        <w:r>
-          <w:rPr>
-            <w:lang w:val="hi_IN" w:bidi="hi_IN"/>
-          </w:rPr>
-          <w:rPr>
-            <w:color w:val="0000EE"/>
-            <w:u w:val="single"/>
-          </w:rPr>
-          <w:t>4:4</w:t>
-        </w:r>
-      </w:hyperlink>
+      <w:r>
+        <w:rPr>
+          <w:lang w:val="hi_IN" w:bidi="hi_IN"/>
+        </w:rPr>
+        <w:t>4:4</w:t>
+      </w:r>
       <w:r>
         <w:rPr>
           <w:lang w:val="hi_IN" w:bidi="hi_IN"/>
@@ -50795,36 +49955,24 @@
         </w:rPr>
         <w:t xml:space="preserve"> का अर्थ हो सकता है: (1) की यूहन्ना और उसके साथी गवाह यीशु के सत्य के शिक्षक हैं, क्योंकि परमेश्वर ने उनको इस काम के लिए भेजा है| वैकल्पिक अनुवाद: ""परमेश्वर ने हमको भेजा है"" (2) वही बात जो </w:t>
       </w:r>
-      <w:hyperlink r:id="rId72">
-        <w:r>
-          <w:rPr>
-            <w:lang w:val="hi_IN" w:bidi="hi_IN"/>
-          </w:rPr>
-          <w:rPr>
-            <w:color w:val="0000EE"/>
-            <w:u w:val="single"/>
-          </w:rPr>
-          <w:t>4:4</w:t>
-        </w:r>
-      </w:hyperlink>
+      <w:r>
+        <w:rPr>
+          <w:lang w:val="hi_IN" w:bidi="hi_IN"/>
+        </w:rPr>
+        <w:t>4:4</w:t>
+      </w:r>
       <w:r>
         <w:rPr>
           <w:lang w:val="hi_IN" w:bidi="hi_IN"/>
         </w:rPr>
         <w:t xml:space="preserve"> और </w:t>
       </w:r>
-      <w:hyperlink r:id="rId73">
-        <w:r>
-          <w:rPr>
-            <w:lang w:val="hi_IN" w:bidi="hi_IN"/>
-          </w:rPr>
-          <w:rPr>
-            <w:color w:val="0000EE"/>
-            <w:u w:val="single"/>
-          </w:rPr>
-          <w:t>4:1–3</w:t>
-        </w:r>
-      </w:hyperlink>
+      <w:r>
+        <w:rPr>
+          <w:lang w:val="hi_IN" w:bidi="hi_IN"/>
+        </w:rPr>
+        <w:t>4:1–3</w:t>
+      </w:r>
       <w:r>
         <w:rPr>
           <w:lang w:val="hi_IN" w:bidi="hi_IN"/>
@@ -51040,18 +50188,12 @@
         </w:rPr>
         <w:t xml:space="preserve">"जैसा </w:t>
       </w:r>
-      <w:hyperlink r:id="rId74">
-        <w:r>
-          <w:rPr>
-            <w:lang w:val="hi_IN" w:bidi="hi_IN"/>
-          </w:rPr>
-          <w:rPr>
-            <w:color w:val="0000EE"/>
-            <w:u w:val="single"/>
-          </w:rPr>
-          <w:t>2:3–4</w:t>
-        </w:r>
-      </w:hyperlink>
+      <w:r>
+        <w:rPr>
+          <w:lang w:val="hi_IN" w:bidi="hi_IN"/>
+        </w:rPr>
+        <w:t>2:3–4</w:t>
+      </w:r>
       <w:r>
         <w:rPr>
           <w:lang w:val="hi_IN" w:bidi="hi_IN"/>
@@ -51162,18 +50304,12 @@
         </w:rPr>
         <w:t xml:space="preserve">"जैसा </w:t>
       </w:r>
-      <w:hyperlink r:id="rId75">
-        <w:r>
-          <w:rPr>
-            <w:lang w:val="hi_IN" w:bidi="hi_IN"/>
-          </w:rPr>
-          <w:rPr>
-            <w:color w:val="0000EE"/>
-            <w:u w:val="single"/>
-          </w:rPr>
-          <w:t>4:5</w:t>
-        </w:r>
-      </w:hyperlink>
+      <w:r>
+        <w:rPr>
+          <w:lang w:val="hi_IN" w:bidi="hi_IN"/>
+        </w:rPr>
+        <w:t>4:5</w:t>
+      </w:r>
       <w:r>
         <w:rPr>
           <w:lang w:val="hi_IN" w:bidi="hi_IN"/>
@@ -51304,18 +50440,12 @@
         </w:rPr>
         <w:t xml:space="preserve"> इस अभिव्यक्ति का अर्थ इस पद में भी वही है जो </w:t>
       </w:r>
-      <w:hyperlink r:id="rId72">
-        <w:r>
-          <w:rPr>
-            <w:lang w:val="hi_IN" w:bidi="hi_IN"/>
-          </w:rPr>
-          <w:rPr>
-            <w:color w:val="0000EE"/>
-            <w:u w:val="single"/>
-          </w:rPr>
-          <w:t>4:4</w:t>
-        </w:r>
-      </w:hyperlink>
+      <w:r>
+        <w:rPr>
+          <w:lang w:val="hi_IN" w:bidi="hi_IN"/>
+        </w:rPr>
+        <w:t>4:4</w:t>
+      </w:r>
       <w:r>
         <w:rPr>
           <w:lang w:val="hi_IN" w:bidi="hi_IN"/>
@@ -51570,18 +50700,12 @@
         </w:rPr>
         <w:t xml:space="preserve"> से यूहन्ना का अभिप्राय यह भी हो सकता है कि उसने \n</w:t>
       </w:r>
-      <w:hyperlink r:id="rId76">
-        <w:r>
-          <w:rPr>
-            <w:lang w:val="hi_IN" w:bidi="hi_IN"/>
-          </w:rPr>
-          <w:rPr>
-            <w:color w:val="0000EE"/>
-            <w:u w:val="single"/>
-          </w:rPr>
-          <w:t>4:2–3</w:t>
-        </w:r>
-      </w:hyperlink>
+      <w:r>
+        <w:rPr>
+          <w:lang w:val="hi_IN" w:bidi="hi_IN"/>
+        </w:rPr>
+        <w:t>4:2–3</w:t>
+      </w:r>
       <w:r>
         <w:rPr>
           <w:lang w:val="hi_IN" w:bidi="hi_IN"/>
@@ -51699,18 +50823,12 @@
         </w:rPr>
         <w:t xml:space="preserve"> शब्द लिखा है वह समावेशी होगा| अतः यदि आपकी भाषा में ऐसा अंतर उजागर किया जा सकता है तो अपने अनुवाद में आप समावेशी रूप का प्रयोग करें| यह समावेशी प्रयोग </w:t>
       </w:r>
-      <w:hyperlink r:id="rId48">
-        <w:r>
-          <w:rPr>
-            <w:lang w:val="hi_IN" w:bidi="hi_IN"/>
-          </w:rPr>
-          <w:rPr>
-            <w:color w:val="0000EE"/>
-            <w:u w:val="single"/>
-          </w:rPr>
-          <w:t>4:13</w:t>
-        </w:r>
-      </w:hyperlink>
+      <w:r>
+        <w:rPr>
+          <w:lang w:val="hi_IN" w:bidi="hi_IN"/>
+        </w:rPr>
+        <w:t>4:13</w:t>
+      </w:r>
       <w:r>
         <w:rPr>
           <w:lang w:val="hi_IN" w:bidi="hi_IN"/>
@@ -51854,18 +50972,12 @@
         </w:rPr>
         <w:t xml:space="preserve"> का सन्दर्भ शैतान से है| ये वही हो सकती हैं जिनको यूहन्ना ""जो तुम में है"" और ""जो संसार में है"" कह कर संदर्भित करता है- </w:t>
       </w:r>
-      <w:hyperlink r:id="rId72">
-        <w:r>
-          <w:rPr>
-            <w:lang w:val="hi_IN" w:bidi="hi_IN"/>
-          </w:rPr>
-          <w:rPr>
-            <w:color w:val="0000EE"/>
-            <w:u w:val="single"/>
-          </w:rPr>
-          <w:t>4:4</w:t>
-        </w:r>
-      </w:hyperlink>
+      <w:r>
+        <w:rPr>
+          <w:lang w:val="hi_IN" w:bidi="hi_IN"/>
+        </w:rPr>
+        <w:t>4:4</w:t>
+      </w:r>
       <w:r>
         <w:rPr>
           <w:lang w:val="hi_IN" w:bidi="hi_IN"/>
@@ -52197,18 +51309,12 @@
         </w:rPr>
         <w:t xml:space="preserve">"देखें कि आपने इसका अनुवाद </w:t>
       </w:r>
-      <w:hyperlink r:id="rId36">
-        <w:r>
-          <w:rPr>
-            <w:lang w:val="hi_IN" w:bidi="hi_IN"/>
-          </w:rPr>
-          <w:rPr>
-            <w:color w:val="0000EE"/>
-            <w:u w:val="single"/>
-          </w:rPr>
-          <w:t>2:7</w:t>
-        </w:r>
-      </w:hyperlink>
+      <w:r>
+        <w:rPr>
+          <w:lang w:val="hi_IN" w:bidi="hi_IN"/>
+        </w:rPr>
+        <w:t>2:7</w:t>
+      </w:r>
       <w:r>
         <w:rPr>
           <w:lang w:val="hi_IN" w:bidi="hi_IN"/>
@@ -52306,18 +51412,12 @@
         </w:rPr>
         <w:t xml:space="preserve"> इस अभिव्यक्ति का अर्थ लगभग वैसा ही है जैसा </w:t>
       </w:r>
-      <w:hyperlink r:id="rId73">
-        <w:r>
-          <w:rPr>
-            <w:lang w:val="hi_IN" w:bidi="hi_IN"/>
-          </w:rPr>
-          <w:rPr>
-            <w:color w:val="0000EE"/>
-            <w:u w:val="single"/>
-          </w:rPr>
-          <w:t>4:1–3</w:t>
-        </w:r>
-      </w:hyperlink>
+      <w:r>
+        <w:rPr>
+          <w:lang w:val="hi_IN" w:bidi="hi_IN"/>
+        </w:rPr>
+        <w:t>4:1–3</w:t>
+      </w:r>
       <w:r>
         <w:rPr>
           <w:lang w:val="hi_IN" w:bidi="hi_IN"/>
@@ -52415,36 +51515,24 @@
         </w:rPr>
         <w:t xml:space="preserve">"देखें कि आपने </w:t>
       </w:r>
-      <w:hyperlink r:id="rId58">
-        <w:r>
-          <w:rPr>
-            <w:lang w:val="hi_IN" w:bidi="hi_IN"/>
-          </w:rPr>
-          <w:rPr>
-            <w:color w:val="0000EE"/>
-            <w:u w:val="single"/>
-          </w:rPr>
-          <w:t>2:29</w:t>
-        </w:r>
-      </w:hyperlink>
+      <w:r>
+        <w:rPr>
+          <w:lang w:val="hi_IN" w:bidi="hi_IN"/>
+        </w:rPr>
+        <w:t>2:29</w:t>
+      </w:r>
       <w:r>
         <w:rPr>
           <w:lang w:val="hi_IN" w:bidi="hi_IN"/>
         </w:rPr>
         <w:t xml:space="preserve">, और </w:t>
       </w:r>
-      <w:hyperlink r:id="rId77">
-        <w:r>
-          <w:rPr>
-            <w:lang w:val="hi_IN" w:bidi="hi_IN"/>
-          </w:rPr>
-          <w:rPr>
-            <w:color w:val="0000EE"/>
-            <w:u w:val="single"/>
-          </w:rPr>
-          <w:t>3:9</w:t>
-        </w:r>
-      </w:hyperlink>
+      <w:r>
+        <w:rPr>
+          <w:lang w:val="hi_IN" w:bidi="hi_IN"/>
+        </w:rPr>
+        <w:t>3:9</w:t>
+      </w:r>
       <w:r>
         <w:rPr>
           <w:lang w:val="hi_IN" w:bidi="hi_IN"/>
@@ -52627,18 +51715,12 @@
         </w:rPr>
         <w:t xml:space="preserve">"जैसा </w:t>
       </w:r>
-      <w:hyperlink r:id="rId43">
-        <w:r>
-          <w:rPr>
-            <w:lang w:val="hi_IN" w:bidi="hi_IN"/>
-          </w:rPr>
-          <w:rPr>
-            <w:color w:val="0000EE"/>
-            <w:u w:val="single"/>
-          </w:rPr>
-          <w:t>2:4</w:t>
-        </w:r>
-      </w:hyperlink>
+      <w:r>
+        <w:rPr>
+          <w:lang w:val="hi_IN" w:bidi="hi_IN"/>
+        </w:rPr>
+        <w:t>2:4</w:t>
+      </w:r>
       <w:r>
         <w:rPr>
           <w:lang w:val="hi_IN" w:bidi="hi_IN"/>
@@ -52834,18 +51916,12 @@
         </w:rPr>
         <w:t xml:space="preserve">"जैसा </w:t>
       </w:r>
-      <w:hyperlink r:id="rId43">
-        <w:r>
-          <w:rPr>
-            <w:lang w:val="hi_IN" w:bidi="hi_IN"/>
-          </w:rPr>
-          <w:rPr>
-            <w:color w:val="0000EE"/>
-            <w:u w:val="single"/>
-          </w:rPr>
-          <w:t>2:4</w:t>
-        </w:r>
-      </w:hyperlink>
+      <w:r>
+        <w:rPr>
+          <w:lang w:val="hi_IN" w:bidi="hi_IN"/>
+        </w:rPr>
+        <w:t>2:4</w:t>
+      </w:r>
       <w:r>
         <w:rPr>
           <w:lang w:val="hi_IN" w:bidi="hi_IN"/>
@@ -54190,18 +53266,12 @@
         </w:rPr>
         <w:t xml:space="preserve">"क्योंकि मनुष्य यीशु के आगमन से पूर्व यथार्थ में जीवित थे, यूहन्ना के कहने का अर्थ लाक्षणिक भाषा में है| संभवतः वह </w:t>
       </w:r>
-      <w:hyperlink r:id="rId78">
-        <w:r>
-          <w:rPr>
-            <w:lang w:val="hi_IN" w:bidi="hi_IN"/>
-          </w:rPr>
-          <w:rPr>
-            <w:color w:val="0000EE"/>
-            <w:u w:val="single"/>
-          </w:rPr>
-          <w:t>3:15</w:t>
-        </w:r>
-      </w:hyperlink>
+      <w:r>
+        <w:rPr>
+          <w:lang w:val="hi_IN" w:bidi="hi_IN"/>
+        </w:rPr>
+        <w:t>3:15</w:t>
+      </w:r>
       <w:r>
         <w:rPr>
           <w:lang w:val="hi_IN" w:bidi="hi_IN"/>
@@ -54612,18 +53682,12 @@
         </w:rPr>
         <w:t xml:space="preserve"> के अर्थ का अनुवाद एक समानार्थक अभिव्यक्ति के द्वारा कर सकते हैं| देखें कि आपने इस शब्द का अनुवाद </w:t>
       </w:r>
-      <w:hyperlink r:id="rId79">
-        <w:r>
-          <w:rPr>
-            <w:lang w:val="hi_IN" w:bidi="hi_IN"/>
-          </w:rPr>
-          <w:rPr>
-            <w:color w:val="0000EE"/>
-            <w:u w:val="single"/>
-          </w:rPr>
-          <w:t>2:2</w:t>
-        </w:r>
-      </w:hyperlink>
+      <w:r>
+        <w:rPr>
+          <w:lang w:val="hi_IN" w:bidi="hi_IN"/>
+        </w:rPr>
+        <w:t>2:2</w:t>
+      </w:r>
       <w:r>
         <w:rPr>
           <w:lang w:val="hi_IN" w:bidi="hi_IN"/>
@@ -54728,18 +53792,12 @@
         </w:rPr>
         <w:t xml:space="preserve">"देखें कि आपने इसका अनुवाद </w:t>
       </w:r>
-      <w:hyperlink r:id="rId36">
-        <w:r>
-          <w:rPr>
-            <w:lang w:val="hi_IN" w:bidi="hi_IN"/>
-          </w:rPr>
-          <w:rPr>
-            <w:color w:val="0000EE"/>
-            <w:u w:val="single"/>
-          </w:rPr>
-          <w:t>2:7</w:t>
-        </w:r>
-      </w:hyperlink>
+      <w:r>
+        <w:rPr>
+          <w:lang w:val="hi_IN" w:bidi="hi_IN"/>
+        </w:rPr>
+        <w:t>2:7</w:t>
+      </w:r>
       <w:r>
         <w:rPr>
           <w:lang w:val="hi_IN" w:bidi="hi_IN"/>
@@ -55111,18 +54169,12 @@
         </w:rPr>
         <w:t>"बना रहता"" पर परिचर्चा हेतु देखें, 1 यूहन्ना: प्रस्तावना, भाग 3. इस प्रसंग में, इसका अर्थ वैसा ही प्रतीत होता है जैसा \n</w:t>
       </w:r>
-      <w:hyperlink r:id="rId13">
-        <w:r>
-          <w:rPr>
-            <w:lang w:val="hi_IN" w:bidi="hi_IN"/>
-          </w:rPr>
-          <w:rPr>
-            <w:color w:val="0000EE"/>
-            <w:u w:val="single"/>
-          </w:rPr>
-          <w:t>2:6</w:t>
-        </w:r>
-      </w:hyperlink>
+      <w:r>
+        <w:rPr>
+          <w:lang w:val="hi_IN" w:bidi="hi_IN"/>
+        </w:rPr>
+        <w:t>2:6</w:t>
+      </w:r>
       <w:r>
         <w:rPr>
           <w:lang w:val="hi_IN" w:bidi="hi_IN"/>
@@ -55227,18 +54279,12 @@
         </w:rPr>
         <w:t xml:space="preserve">"देखें कि आपने ऎसी ही अभिव्यक्ति का अनुवाद </w:t>
       </w:r>
-      <w:hyperlink r:id="rId31">
-        <w:r>
-          <w:rPr>
-            <w:lang w:val="hi_IN" w:bidi="hi_IN"/>
-          </w:rPr>
-          <w:rPr>
-            <w:color w:val="0000EE"/>
-            <w:u w:val="single"/>
-          </w:rPr>
-          <w:t>2:5</w:t>
-        </w:r>
-      </w:hyperlink>
+      <w:r>
+        <w:rPr>
+          <w:lang w:val="hi_IN" w:bidi="hi_IN"/>
+        </w:rPr>
+        <w:t>2:5</w:t>
+      </w:r>
       <w:r>
         <w:rPr>
           <w:lang w:val="hi_IN" w:bidi="hi_IN"/>
@@ -55323,18 +54369,12 @@
         </w:rPr>
         <w:t xml:space="preserve">"यह पद </w:t>
       </w:r>
-      <w:hyperlink r:id="rId47">
-        <w:r>
-          <w:rPr>
-            <w:lang w:val="hi_IN" w:bidi="hi_IN"/>
-          </w:rPr>
-          <w:rPr>
-            <w:color w:val="0000EE"/>
-            <w:u w:val="single"/>
-          </w:rPr>
-          <w:t>3:24</w:t>
-        </w:r>
-      </w:hyperlink>
+      <w:r>
+        <w:rPr>
+          <w:lang w:val="hi_IN" w:bidi="hi_IN"/>
+        </w:rPr>
+        <w:t>3:24</w:t>
+      </w:r>
       <w:r>
         <w:rPr>
           <w:lang w:val="hi_IN" w:bidi="hi_IN"/>
@@ -55765,18 +54805,12 @@
         </w:rPr>
         <w:t xml:space="preserve">"बने रहते"" पर परिचर्चा हेतु देखें, 1 यूहन्ना: प्रस्तावना, भाग 3. इस प्रसंग में ऐसा प्रतीत होता है कि इसका अर्थ वैसा ही है जैसा </w:t>
       </w:r>
-      <w:hyperlink r:id="rId13">
-        <w:r>
-          <w:rPr>
-            <w:lang w:val="hi_IN" w:bidi="hi_IN"/>
-          </w:rPr>
-          <w:rPr>
-            <w:color w:val="0000EE"/>
-            <w:u w:val="single"/>
-          </w:rPr>
-          <w:t>2:6</w:t>
-        </w:r>
-      </w:hyperlink>
+      <w:r>
+        <w:rPr>
+          <w:lang w:val="hi_IN" w:bidi="hi_IN"/>
+        </w:rPr>
+        <w:t>2:6</w:t>
+      </w:r>
       <w:r>
         <w:rPr>
           <w:lang w:val="hi_IN" w:bidi="hi_IN"/>
@@ -56396,18 +55430,12 @@
         </w:rPr>
         <w:t xml:space="preserve">"इस अभिव्यक्ति का अर्थ उस अभिव्यक्ति का सहार्थी है, ""जो पुत्र को मान लेता है"" </w:t>
       </w:r>
-      <w:hyperlink r:id="rId80">
-        <w:r>
-          <w:rPr>
-            <w:lang w:val="hi_IN" w:bidi="hi_IN"/>
-          </w:rPr>
-          <w:rPr>
-            <w:color w:val="0000EE"/>
-            <w:u w:val="single"/>
-          </w:rPr>
-          <w:t>2:23</w:t>
-        </w:r>
-      </w:hyperlink>
+      <w:r>
+        <w:rPr>
+          <w:lang w:val="hi_IN" w:bidi="hi_IN"/>
+        </w:rPr>
+        <w:t>2:23</w:t>
+      </w:r>
       <w:r>
         <w:rPr>
           <w:lang w:val="hi_IN" w:bidi="hi_IN"/>
@@ -56701,18 +55729,12 @@
         </w:rPr>
         <w:t>"बना रहता"" पर परिचर्चा हेत देखें, 1 यूहन्ना:प्रस्तावना,भाग 3. इस प्रसंग में ऐसा प्रतीत होता है की इसका अर्थ वही है जो \n</w:t>
       </w:r>
-      <w:hyperlink r:id="rId13">
-        <w:r>
-          <w:rPr>
-            <w:lang w:val="hi_IN" w:bidi="hi_IN"/>
-          </w:rPr>
-          <w:rPr>
-            <w:color w:val="0000EE"/>
-            <w:u w:val="single"/>
-          </w:rPr>
-          <w:t>2:6</w:t>
-        </w:r>
-      </w:hyperlink>
+      <w:r>
+        <w:rPr>
+          <w:lang w:val="hi_IN" w:bidi="hi_IN"/>
+        </w:rPr>
+        <w:t>2:6</w:t>
+      </w:r>
       <w:r>
         <w:rPr>
           <w:lang w:val="hi_IN" w:bidi="hi_IN"/>
@@ -56967,18 +55989,12 @@
         </w:rPr>
         <w:t xml:space="preserve"> किया गया है, वह वैसा ही है जिसका अनुवाद </w:t>
       </w:r>
-      <w:hyperlink r:id="rId55">
-        <w:r>
-          <w:rPr>
-            <w:lang w:val="hi_IN" w:bidi="hi_IN"/>
-          </w:rPr>
-          <w:rPr>
-            <w:color w:val="0000EE"/>
-            <w:u w:val="single"/>
-          </w:rPr>
-          <w:t>4:9</w:t>
-        </w:r>
-      </w:hyperlink>
+      <w:r>
+        <w:rPr>
+          <w:lang w:val="hi_IN" w:bidi="hi_IN"/>
+        </w:rPr>
+        <w:t>4:9</w:t>
+      </w:r>
       <w:r>
         <w:rPr>
           <w:lang w:val="hi_IN" w:bidi="hi_IN"/>
@@ -57135,18 +56151,12 @@
         </w:rPr>
         <w:t xml:space="preserve"> अपने गुण में कैसा है| देखें कि आपने इसका अनुवाद </w:t>
       </w:r>
-      <w:hyperlink r:id="rId81">
-        <w:r>
-          <w:rPr>
-            <w:lang w:val="hi_IN" w:bidi="hi_IN"/>
-          </w:rPr>
-          <w:rPr>
-            <w:color w:val="0000EE"/>
-            <w:u w:val="single"/>
-          </w:rPr>
-          <w:t>4:8</w:t>
-        </w:r>
-      </w:hyperlink>
+      <w:r>
+        <w:rPr>
+          <w:lang w:val="hi_IN" w:bidi="hi_IN"/>
+        </w:rPr>
+        <w:t>4:8</w:t>
+      </w:r>
       <w:r>
         <w:rPr>
           <w:lang w:val="hi_IN" w:bidi="hi_IN"/>
@@ -57244,18 +56254,12 @@
         </w:rPr>
         <w:t xml:space="preserve">"बना रहता"" पर परिचर्चा हेतु देखें, 1 यूहन्ना:प्रस्तावना, भाग 3. जैसा </w:t>
       </w:r>
-      <w:hyperlink r:id="rId52">
-        <w:r>
-          <w:rPr>
-            <w:lang w:val="hi_IN" w:bidi="hi_IN"/>
-          </w:rPr>
-          <w:rPr>
-            <w:color w:val="0000EE"/>
-            <w:u w:val="single"/>
-          </w:rPr>
-          <w:t>2:24</w:t>
-        </w:r>
-      </w:hyperlink>
+      <w:r>
+        <w:rPr>
+          <w:lang w:val="hi_IN" w:bidi="hi_IN"/>
+        </w:rPr>
+        <w:t>2:24</w:t>
+      </w:r>
       <w:r>
         <w:rPr>
           <w:lang w:val="hi_IN" w:bidi="hi_IN"/>
@@ -57333,36 +56337,24 @@
         </w:rPr>
         <w:t xml:space="preserve">""बना रहता"" पर परिचर्बचा हेतु देखें, 1 यूहन्ना: प्रस्तावना, भाग 3. इस प्रसंग में, इसका अर्थ वही प्रत्तित होता है जो \n </w:t>
       </w:r>
-      <w:hyperlink r:id="rId13">
-        <w:r>
-          <w:rPr>
-            <w:lang w:val="hi_IN" w:bidi="hi_IN"/>
-          </w:rPr>
-          <w:rPr>
-            <w:color w:val="0000EE"/>
-            <w:u w:val="single"/>
-          </w:rPr>
-          <w:t>2:6</w:t>
-        </w:r>
-      </w:hyperlink>
+      <w:r>
+        <w:rPr>
+          <w:lang w:val="hi_IN" w:bidi="hi_IN"/>
+        </w:rPr>
+        <w:t>2:6</w:t>
+      </w:r>
       <w:r>
         <w:rPr>
           <w:lang w:val="hi_IN" w:bidi="hi_IN"/>
         </w:rPr>
         <w:t xml:space="preserve"> और </w:t>
       </w:r>
-      <w:hyperlink r:id="rId82">
-        <w:r>
-          <w:rPr>
-            <w:lang w:val="hi_IN" w:bidi="hi_IN"/>
-          </w:rPr>
-          <w:rPr>
-            <w:color w:val="0000EE"/>
-            <w:u w:val="single"/>
-          </w:rPr>
-          <w:t>4:15</w:t>
-        </w:r>
-      </w:hyperlink>
+      <w:r>
+        <w:rPr>
+          <w:lang w:val="hi_IN" w:bidi="hi_IN"/>
+        </w:rPr>
+        <w:t>4:15</w:t>
+      </w:r>
       <w:r>
         <w:rPr>
           <w:lang w:val="hi_IN" w:bidi="hi_IN"/>
@@ -57460,18 +56452,12 @@
         </w:rPr>
         <w:t xml:space="preserve">जैसा </w:t>
       </w:r>
-      <w:hyperlink r:id="rId55">
-        <w:r>
-          <w:rPr>
-            <w:lang w:val="hi_IN" w:bidi="hi_IN"/>
-          </w:rPr>
-          <w:rPr>
-            <w:color w:val="0000EE"/>
-            <w:u w:val="single"/>
-          </w:rPr>
-          <w:t>4:9</w:t>
-        </w:r>
-      </w:hyperlink>
+      <w:r>
+        <w:rPr>
+          <w:lang w:val="hi_IN" w:bidi="hi_IN"/>
+        </w:rPr>
+        <w:t>4:9</w:t>
+      </w:r>
       <w:r>
         <w:rPr>
           <w:lang w:val="hi_IN" w:bidi="hi_IN"/>
@@ -57706,18 +56692,12 @@
         </w:rPr>
         <w:t xml:space="preserve">देखें कि आपने ऎसी ही अभिव्यक्ति का अनुवाद </w:t>
       </w:r>
-      <w:hyperlink r:id="rId31">
-        <w:r>
-          <w:rPr>
-            <w:lang w:val="hi_IN" w:bidi="hi_IN"/>
-          </w:rPr>
-          <w:rPr>
-            <w:color w:val="0000EE"/>
-            <w:u w:val="single"/>
-          </w:rPr>
-          <w:t>2:5</w:t>
-        </w:r>
-      </w:hyperlink>
+      <w:r>
+        <w:rPr>
+          <w:lang w:val="hi_IN" w:bidi="hi_IN"/>
+        </w:rPr>
+        <w:t>2:5</w:t>
+      </w:r>
       <w:r>
         <w:rPr>
           <w:lang w:val="hi_IN" w:bidi="hi_IN"/>
@@ -59301,18 +58281,12 @@
         </w:rPr>
         <w:t xml:space="preserve">"देखें कि आपने ऎसी ही अभिव्यक्ति का अनुवाद </w:t>
       </w:r>
-      <w:hyperlink r:id="rId31">
-        <w:r>
-          <w:rPr>
-            <w:lang w:val="hi_IN" w:bidi="hi_IN"/>
-          </w:rPr>
-          <w:rPr>
-            <w:color w:val="0000EE"/>
-            <w:u w:val="single"/>
-          </w:rPr>
-          <w:t>2:5</w:t>
-        </w:r>
-      </w:hyperlink>
+      <w:r>
+        <w:rPr>
+          <w:lang w:val="hi_IN" w:bidi="hi_IN"/>
+        </w:rPr>
+        <w:t>2:5</w:t>
+      </w:r>
       <w:r>
         <w:rPr>
           <w:lang w:val="hi_IN" w:bidi="hi_IN"/>
@@ -59332,18 +58306,12 @@
         </w:rPr>
         <w:t xml:space="preserve">का अर्थ हो सकता है: (1) हमारे लिए परमेश्वर का प्रेम| वैकल्पिक अनुवाद: ""अतः यदि कोई डरता है तो परमेश्वर के प्रेम ने उसके जीवन में अपने उद्देश्य की प्राप्ति नहीं की है"" (2) इसका अर्थ हो सकता है, परमेश्वर के लिए हमारा प्रेम| वैकल्पिक अनुवाद; ""अतः, यदि किसी में भय है तो वह वास्तव में अभी तक परमेश्वर से सिद्ध प्रेम नहीं करता है"" इसके ये दोनों अर्थ हो सकते हैं, जैसा </w:t>
       </w:r>
-      <w:hyperlink r:id="rId45">
-        <w:r>
-          <w:rPr>
-            <w:lang w:val="hi_IN" w:bidi="hi_IN"/>
-          </w:rPr>
-          <w:rPr>
-            <w:color w:val="0000EE"/>
-            <w:u w:val="single"/>
-          </w:rPr>
-          <w:t>3:17</w:t>
-        </w:r>
-      </w:hyperlink>
+      <w:r>
+        <w:rPr>
+          <w:lang w:val="hi_IN" w:bidi="hi_IN"/>
+        </w:rPr>
+        <w:t>3:17</w:t>
+      </w:r>
       <w:r>
         <w:rPr>
           <w:lang w:val="hi_IN" w:bidi="hi_IN"/>
@@ -59559,18 +58527,12 @@
         </w:rPr>
         <w:t xml:space="preserve">"इस पद में पद </w:t>
       </w:r>
-      <w:hyperlink r:id="rId83">
-        <w:r>
-          <w:rPr>
-            <w:lang w:val="hi_IN" w:bidi="hi_IN"/>
-          </w:rPr>
-          <w:rPr>
-            <w:color w:val="0000EE"/>
-            <w:u w:val="single"/>
-          </w:rPr>
-          <w:t>10</w:t>
-        </w:r>
-      </w:hyperlink>
+      <w:r>
+        <w:rPr>
+          <w:lang w:val="hi_IN" w:bidi="hi_IN"/>
+        </w:rPr>
+        <w:t>10</w:t>
+      </w:r>
       <w:r>
         <w:rPr>
           <w:lang w:val="hi_IN" w:bidi="hi_IN"/>
@@ -60119,18 +59081,12 @@
         </w:rPr>
         <w:t xml:space="preserve">"देखें कि आपने इसका अनुवाद </w:t>
       </w:r>
-      <w:hyperlink r:id="rId38">
-        <w:r>
-          <w:rPr>
-            <w:lang w:val="hi_IN" w:bidi="hi_IN"/>
-          </w:rPr>
-          <w:rPr>
-            <w:color w:val="0000EE"/>
-            <w:u w:val="single"/>
-          </w:rPr>
-          <w:t>2:9</w:t>
-        </w:r>
-      </w:hyperlink>
+      <w:r>
+        <w:rPr>
+          <w:lang w:val="hi_IN" w:bidi="hi_IN"/>
+        </w:rPr>
+        <w:t>2:9</w:t>
+      </w:r>
       <w:r>
         <w:rPr>
           <w:lang w:val="hi_IN" w:bidi="hi_IN"/>
@@ -60659,18 +59615,12 @@
         </w:rPr>
         <w:t xml:space="preserve">"देखें कि आपने इसका अनुवाद </w:t>
       </w:r>
-      <w:hyperlink r:id="rId38">
-        <w:r>
-          <w:rPr>
-            <w:lang w:val="hi_IN" w:bidi="hi_IN"/>
-          </w:rPr>
-          <w:rPr>
-            <w:color w:val="0000EE"/>
-            <w:u w:val="single"/>
-          </w:rPr>
-          <w:t>2:9</w:t>
-        </w:r>
-      </w:hyperlink>
+      <w:r>
+        <w:rPr>
+          <w:lang w:val="hi_IN" w:bidi="hi_IN"/>
+        </w:rPr>
+        <w:t>2:9</w:t>
+      </w:r>
       <w:r>
         <w:rPr>
           <w:lang w:val="hi_IN" w:bidi="hi_IN"/>
@@ -60818,18 +59768,12 @@
         </w:rPr>
         <w:t xml:space="preserve">इस संदर्भ में, इस वाक्यांश में "मृत्यु" शब्द का अर्थ आत्मिक मृत्यु से है, जो परमेश्वर से हमेशा के लिए अलग हो जाना है। लेकिन यह पूरी तरह से स्पष्ट नहीं है कि यूहन्ना किस पाप की बात कर रहे हैं। इसकी संभावना कम ही है कि यूहन्ना किसी एक खास पाप का उल्लेख कर रहे हैं, बल्कि वे किसी खास तरह के पाप की बात कर रहे हैं। इस पत्र के संदर्भ को देखते हुए, वे शायद उस तरह के पाप का उल्लेख कर रहे हैं जो झूठे शिक्षक कर रहे थे—यह मानने से इनकार करना कि यीशु परमेश्वर के पुत्र थे और वे शरीर धारण करके आए थे, और उनके क्षमादान को ठुकराना। </w:t>
       </w:r>
-      <w:hyperlink r:id="rId84">
-        <w:r>
-          <w:rPr>
-            <w:lang w:val="hi_IN" w:bidi="hi_IN"/>
-          </w:rPr>
-          <w:rPr>
-            <w:color w:val="0000EE"/>
-            <w:u w:val="single"/>
-          </w:rPr>
-          <w:t>5:16</w:t>
-        </w:r>
-      </w:hyperlink>
+      <w:r>
+        <w:rPr>
+          <w:lang w:val="hi_IN" w:bidi="hi_IN"/>
+        </w:rPr>
+        <w:t>5:16</w:t>
+      </w:r>
       <w:r>
         <w:rPr>
           <w:lang w:val="hi_IN" w:bidi="hi_IN"/>
@@ -60892,18 +59836,12 @@
           <w:lang w:val="hi_IN" w:bidi="hi_IN"/>
         </w:rPr>
       </w:r>
-      <w:hyperlink r:id="rId85">
-        <w:r>
-          <w:rPr>
-            <w:lang w:val="hi_IN" w:bidi="hi_IN"/>
-          </w:rPr>
-          <w:rPr>
-            <w:color w:val="0000EE"/>
-            <w:u w:val="single"/>
-          </w:rPr>
-          <w:t>5:7–8</w:t>
-        </w:r>
-      </w:hyperlink>
+      <w:r>
+        <w:rPr>
+          <w:lang w:val="hi_IN" w:bidi="hi_IN"/>
+        </w:rPr>
+        <w:t>5:7–8</w:t>
+      </w:r>
       <w:r>
         <w:rPr>
           <w:lang w:val="hi_IN" w:bidi="hi_IN"/>
@@ -60942,18 +59880,12 @@
           <w:lang w:val="hi_IN" w:bidi="hi_IN"/>
         </w:rPr>
       </w:r>
-      <w:hyperlink r:id="rId86">
-        <w:r>
-          <w:rPr>
-            <w:lang w:val="hi_IN" w:bidi="hi_IN"/>
-          </w:rPr>
-          <w:rPr>
-            <w:color w:val="0000EE"/>
-            <w:u w:val="single"/>
-          </w:rPr>
-          <w:t>5:18</w:t>
-        </w:r>
-      </w:hyperlink>
+      <w:r>
+        <w:rPr>
+          <w:lang w:val="hi_IN" w:bidi="hi_IN"/>
+        </w:rPr>
+        <w:t>5:18</w:t>
+      </w:r>
       <w:r>
         <w:rPr>
           <w:lang w:val="hi_IN" w:bidi="hi_IN"/>
@@ -61127,18 +60059,12 @@
         </w:rPr>
         <w:t xml:space="preserve">"देखें कि आपने एक ऎसी ही अभिव्यक्ति का अनुवाद </w:t>
       </w:r>
-      <w:hyperlink r:id="rId58">
-        <w:r>
-          <w:rPr>
-            <w:lang w:val="hi_IN" w:bidi="hi_IN"/>
-          </w:rPr>
-          <w:rPr>
-            <w:color w:val="0000EE"/>
-            <w:u w:val="single"/>
-          </w:rPr>
-          <w:t>2:29</w:t>
-        </w:r>
-      </w:hyperlink>
+      <w:r>
+        <w:rPr>
+          <w:lang w:val="hi_IN" w:bidi="hi_IN"/>
+        </w:rPr>
+        <w:t>2:29</w:t>
+      </w:r>
       <w:r>
         <w:rPr>
           <w:lang w:val="hi_IN" w:bidi="hi_IN"/>
@@ -61243,18 +60169,12 @@
         </w:rPr>
         <w:t xml:space="preserve">"देखें कि आपने </w:t>
       </w:r>
-      <w:hyperlink r:id="rId58">
-        <w:r>
-          <w:rPr>
-            <w:lang w:val="hi_IN" w:bidi="hi_IN"/>
-          </w:rPr>
-          <w:rPr>
-            <w:color w:val="0000EE"/>
-            <w:u w:val="single"/>
-          </w:rPr>
-          <w:t>2:29</w:t>
-        </w:r>
-      </w:hyperlink>
+      <w:r>
+        <w:rPr>
+          <w:lang w:val="hi_IN" w:bidi="hi_IN"/>
+        </w:rPr>
+        <w:t>2:29</w:t>
+      </w:r>
       <w:r>
         <w:rPr>
           <w:lang w:val="hi_IN" w:bidi="hi_IN"/>
@@ -61339,18 +60259,12 @@
         </w:rPr>
         <w:t xml:space="preserve">"यूहन्ना इस लघु कथन के समावेश द्वारा एक सामान्य तथ्य की शिक्षा देना चाहता है जो जीवन में सत्य सिद्ध है और उस बात से प्रासंगिक है जिसकी वह </w:t>
       </w:r>
-      <w:hyperlink r:id="rId87">
-        <w:r>
-          <w:rPr>
-            <w:lang w:val="hi_IN" w:bidi="hi_IN"/>
-          </w:rPr>
-          <w:rPr>
-            <w:color w:val="0000EE"/>
-            <w:u w:val="single"/>
-          </w:rPr>
-          <w:t>4:7</w:t>
-        </w:r>
-      </w:hyperlink>
+      <w:r>
+        <w:rPr>
+          <w:lang w:val="hi_IN" w:bidi="hi_IN"/>
+        </w:rPr>
+        <w:t>4:7</w:t>
+      </w:r>
       <w:r>
         <w:rPr>
           <w:lang w:val="hi_IN" w:bidi="hi_IN"/>
@@ -62446,18 +61360,12 @@
         </w:rPr>
         <w:t xml:space="preserve">"देखें कि आपने ऎसी ही अभिव्यक्ति का अनुवाद \n </w:t>
       </w:r>
-      <w:hyperlink r:id="rId58">
-        <w:r>
-          <w:rPr>
-            <w:lang w:val="hi_IN" w:bidi="hi_IN"/>
-          </w:rPr>
-          <w:rPr>
-            <w:color w:val="0000EE"/>
-            <w:u w:val="single"/>
-          </w:rPr>
-          <w:t>2:29</w:t>
-        </w:r>
-      </w:hyperlink>
+      <w:r>
+        <w:rPr>
+          <w:lang w:val="hi_IN" w:bidi="hi_IN"/>
+        </w:rPr>
+        <w:t>2:29</w:t>
+      </w:r>
       <w:r>
         <w:rPr>
           <w:lang w:val="hi_IN" w:bidi="hi_IN"/>
@@ -62542,18 +61450,12 @@
         </w:rPr>
         <w:t xml:space="preserve">"देखें कि आपने </w:t>
       </w:r>
-      <w:hyperlink r:id="rId58">
-        <w:r>
-          <w:rPr>
-            <w:lang w:val="hi_IN" w:bidi="hi_IN"/>
-          </w:rPr>
-          <w:rPr>
-            <w:color w:val="0000EE"/>
-            <w:u w:val="single"/>
-          </w:rPr>
-          <w:t>2:29</w:t>
-        </w:r>
-      </w:hyperlink>
+      <w:r>
+        <w:rPr>
+          <w:lang w:val="hi_IN" w:bidi="hi_IN"/>
+        </w:rPr>
+        <w:t>2:29</w:t>
+      </w:r>
       <w:r>
         <w:rPr>
           <w:lang w:val="hi_IN" w:bidi="hi_IN"/>
@@ -62658,18 +61560,12 @@
         </w:rPr>
         <w:t xml:space="preserve">"जैसा </w:t>
       </w:r>
-      <w:hyperlink r:id="rId41">
-        <w:r>
-          <w:rPr>
-            <w:lang w:val="hi_IN" w:bidi="hi_IN"/>
-          </w:rPr>
-          <w:rPr>
-            <w:color w:val="0000EE"/>
-            <w:u w:val="single"/>
-          </w:rPr>
-          <w:t>2:13</w:t>
-        </w:r>
-      </w:hyperlink>
+      <w:r>
+        <w:rPr>
+          <w:lang w:val="hi_IN" w:bidi="hi_IN"/>
+        </w:rPr>
+        <w:t>2:13</w:t>
+      </w:r>
       <w:r>
         <w:rPr>
           <w:lang w:val="hi_IN" w:bidi="hi_IN"/>
@@ -62780,18 +61676,12 @@
         </w:rPr>
         <w:t xml:space="preserve"> शब्द का अनुवाद </w:t>
       </w:r>
-      <w:hyperlink r:id="rId44">
-        <w:r>
-          <w:rPr>
-            <w:lang w:val="hi_IN" w:bidi="hi_IN"/>
-          </w:rPr>
-          <w:rPr>
-            <w:color w:val="0000EE"/>
-            <w:u w:val="single"/>
-          </w:rPr>
-          <w:t>2:15</w:t>
-        </w:r>
-      </w:hyperlink>
+      <w:r>
+        <w:rPr>
+          <w:lang w:val="hi_IN" w:bidi="hi_IN"/>
+        </w:rPr>
+        <w:t>2:15</w:t>
+      </w:r>
       <w:r>
         <w:rPr>
           <w:lang w:val="hi_IN" w:bidi="hi_IN"/>
@@ -64522,36 +63412,24 @@
         </w:rPr>
         <w:t xml:space="preserve">"जैसा </w:t>
       </w:r>
-      <w:hyperlink r:id="rId81">
-        <w:r>
-          <w:rPr>
-            <w:lang w:val="hi_IN" w:bidi="hi_IN"/>
-          </w:rPr>
-          <w:rPr>
-            <w:color w:val="0000EE"/>
-            <w:u w:val="single"/>
-          </w:rPr>
-          <w:t>4:8</w:t>
-        </w:r>
-      </w:hyperlink>
+      <w:r>
+        <w:rPr>
+          <w:lang w:val="hi_IN" w:bidi="hi_IN"/>
+        </w:rPr>
+        <w:t>4:8</w:t>
+      </w:r>
       <w:r>
         <w:rPr>
           <w:lang w:val="hi_IN" w:bidi="hi_IN"/>
         </w:rPr>
         <w:t xml:space="preserve"> और </w:t>
       </w:r>
-      <w:hyperlink r:id="rId88">
-        <w:r>
-          <w:rPr>
-            <w:lang w:val="hi_IN" w:bidi="hi_IN"/>
-          </w:rPr>
-          <w:rPr>
-            <w:color w:val="0000EE"/>
-            <w:u w:val="single"/>
-          </w:rPr>
-          <w:t>4:16</w:t>
-        </w:r>
-      </w:hyperlink>
+      <w:r>
+        <w:rPr>
+          <w:lang w:val="hi_IN" w:bidi="hi_IN"/>
+        </w:rPr>
+        <w:t>4:16</w:t>
+      </w:r>
       <w:r>
         <w:rPr>
           <w:lang w:val="hi_IN" w:bidi="hi_IN"/>
@@ -64656,18 +63534,12 @@
         </w:rPr>
         <w:t xml:space="preserve">"इस वक्तव्य में यूहन्ना पुनः पुष्टि करता है कि पद </w:t>
       </w:r>
-      <w:hyperlink r:id="rId89">
-        <w:r>
-          <w:rPr>
-            <w:lang w:val="hi_IN" w:bidi="hi_IN"/>
-          </w:rPr>
-          <w:rPr>
-            <w:color w:val="0000EE"/>
-            <w:u w:val="single"/>
-          </w:rPr>
-          <w:t>6</w:t>
-        </w:r>
-      </w:hyperlink>
+      <w:r>
+        <w:rPr>
+          <w:lang w:val="hi_IN" w:bidi="hi_IN"/>
+        </w:rPr>
+        <w:t>6</w:t>
+      </w:r>
       <w:r>
         <w:rPr>
           <w:lang w:val="hi_IN" w:bidi="hi_IN"/>
@@ -65007,18 +63879,12 @@
         </w:rPr>
         <w:t xml:space="preserve"> शब्दों का अनुवाद </w:t>
       </w:r>
-      <w:hyperlink r:id="rId89">
-        <w:r>
-          <w:rPr>
-            <w:lang w:val="hi_IN" w:bidi="hi_IN"/>
-          </w:rPr>
-          <w:rPr>
-            <w:color w:val="0000EE"/>
-            <w:u w:val="single"/>
-          </w:rPr>
-          <w:t>5:6</w:t>
-        </w:r>
-      </w:hyperlink>
+      <w:r>
+        <w:rPr>
+          <w:lang w:val="hi_IN" w:bidi="hi_IN"/>
+        </w:rPr>
+        <w:t>5:6</w:t>
+      </w:r>
       <w:r>
         <w:rPr>
           <w:lang w:val="hi_IN" w:bidi="hi_IN"/>
@@ -65730,18 +64596,12 @@
         </w:rPr>
         <w:t xml:space="preserve"> शब्द समावेश करा सकता है: (1) पुत्र के लिए परमेश्वर की गवाही की विषयवस्तु| इस स्थिति में, यह विषयवस्तु स्वयं ही </w:t>
       </w:r>
-      <w:hyperlink r:id="rId90">
-        <w:r>
-          <w:rPr>
-            <w:lang w:val="hi_IN" w:bidi="hi_IN"/>
-          </w:rPr>
-          <w:rPr>
-            <w:color w:val="0000EE"/>
-            <w:u w:val="single"/>
-          </w:rPr>
-          <w:t>5:11</w:t>
-        </w:r>
-      </w:hyperlink>
+      <w:r>
+        <w:rPr>
+          <w:lang w:val="hi_IN" w:bidi="hi_IN"/>
+        </w:rPr>
+        <w:t>5:11</w:t>
+      </w:r>
       <w:r>
         <w:rPr>
           <w:lang w:val="hi_IN" w:bidi="hi_IN"/>
@@ -65837,43 +64697,7 @@
         <w:rPr>
           <w:lang w:val="hi_IN" w:bidi="hi_IN"/>
         </w:rPr>
-        <w:t xml:space="preserve"> शब्द का सन्दर्भ हो सकता है: (1) परमेश्वर की गवाही से जिसकी चर्चा यूहन्ना </w:t>
-      </w:r>
-      <w:hyperlink r:id="rId71">
-        <w:r>
-          <w:rPr>
-            <w:lang w:val="hi_IN" w:bidi="hi_IN"/>
-          </w:rPr>
-          <w:rPr>
-            <w:color w:val="0000EE"/>
-            <w:u w:val="single"/>
-          </w:rPr>
-          <w:t>verse 11</w:t>
-        </w:r>
-      </w:hyperlink>
-      <w:r>
-        <w:rPr>
-          <w:lang w:val="hi_IN" w:bidi="hi_IN"/>
-        </w:rPr>
-        <w:t xml:space="preserve"> में करता है| वैकल्पिक अनुवाद: ""मैं तुम्हें बताऊँगा कि परमेश्वर की गवाही क्या है"" (2) </w:t>
-      </w:r>
-      <w:hyperlink r:id="rId71">
-        <w:r>
-          <w:rPr>
-            <w:lang w:val="hi_IN" w:bidi="hi_IN"/>
-          </w:rPr>
-          <w:rPr>
-            <w:color w:val="0000EE"/>
-            <w:u w:val="single"/>
-          </w:rPr>
-          <w:t>verse 8</w:t>
-        </w:r>
-      </w:hyperlink>
-      <w:r>
-        <w:rPr>
-          <w:lang w:val="hi_IN" w:bidi="hi_IN"/>
-        </w:rPr>
-        <w:t xml:space="preserve"> की तीन गवाहियां| वैकल्पिक अनुवाद: ""ये बातें परमेश्वर की गवाही है""</w:t>
+        <w:t xml:space="preserve"> शब्द का सन्दर्भ हो सकता है: (1) परमेश्वर की गवाही से जिसकी चर्चा यूहन्ना verse 11 में करता है| वैकल्पिक अनुवाद: ""मैं तुम्हें बताऊँगा कि परमेश्वर की गवाही क्या है"" (2) verse 8 की तीन गवाहियां| वैकल्पिक अनुवाद: ""ये बातें परमेश्वर की गवाही है""</w:t>
       </w:r>
     </w:p>
     <w:p>
@@ -66704,18 +65528,12 @@
         </w:rPr>
         <w:t xml:space="preserve">"जैसा </w:t>
       </w:r>
-      <w:hyperlink r:id="rId91">
-        <w:r>
-          <w:rPr>
-            <w:lang w:val="hi_IN" w:bidi="hi_IN"/>
-          </w:rPr>
-          <w:rPr>
-            <w:color w:val="0000EE"/>
-            <w:u w:val="single"/>
-          </w:rPr>
-          <w:t>1:10</w:t>
-        </w:r>
-      </w:hyperlink>
+      <w:r>
+        <w:rPr>
+          <w:lang w:val="hi_IN" w:bidi="hi_IN"/>
+        </w:rPr>
+        <w:t>1:10</w:t>
+      </w:r>
       <w:r>
         <w:rPr>
           <w:lang w:val="hi_IN" w:bidi="hi_IN"/>
@@ -67132,18 +65950,12 @@
         </w:rPr>
         <w:t xml:space="preserve">"जैसा </w:t>
       </w:r>
-      <w:hyperlink r:id="rId55">
-        <w:r>
-          <w:rPr>
-            <w:lang w:val="hi_IN" w:bidi="hi_IN"/>
-          </w:rPr>
-          <w:rPr>
-            <w:color w:val="0000EE"/>
-            <w:u w:val="single"/>
-          </w:rPr>
-          <w:t>4:9</w:t>
-        </w:r>
-      </w:hyperlink>
+      <w:r>
+        <w:rPr>
+          <w:lang w:val="hi_IN" w:bidi="hi_IN"/>
+        </w:rPr>
+        <w:t>4:9</w:t>
+      </w:r>
       <w:r>
         <w:rPr>
           <w:lang w:val="hi_IN" w:bidi="hi_IN"/>
@@ -67163,18 +65975,12 @@
         </w:rPr>
         <w:t xml:space="preserve"> एक ही में दो अर्थ रखता है| इसका अर्थ है, इस नवीन जीवन शैली के लिए परमेश्वर से सामर्थ्य प्राप्त करना और इसका एक और अर्थ है, मरणोपरांत परमेश्वर की उपस्थिति में सदा रहना| देखें कि आपने इस अभिव्यक्ति का अनुवाद \n</w:t>
       </w:r>
-      <w:hyperlink r:id="rId55">
-        <w:r>
-          <w:rPr>
-            <w:lang w:val="hi_IN" w:bidi="hi_IN"/>
-          </w:rPr>
-          <w:rPr>
-            <w:color w:val="0000EE"/>
-            <w:u w:val="single"/>
-          </w:rPr>
-          <w:t>4:9</w:t>
-        </w:r>
-      </w:hyperlink>
+      <w:r>
+        <w:rPr>
+          <w:lang w:val="hi_IN" w:bidi="hi_IN"/>
+        </w:rPr>
+        <w:t>4:9</w:t>
+      </w:r>
       <w:r>
         <w:rPr>
           <w:lang w:val="hi_IN" w:bidi="hi_IN"/>
@@ -67501,54 +66307,36 @@
         </w:rPr>
         <w:t xml:space="preserve">"क्योंकि मनुष्यों के ये दोनों समूह जीवित हैं, यूहन्ना का कथन बहुवचन में है| जैसा </w:t>
       </w:r>
-      <w:hyperlink r:id="rId55">
-        <w:r>
-          <w:rPr>
-            <w:lang w:val="hi_IN" w:bidi="hi_IN"/>
-          </w:rPr>
-          <w:rPr>
-            <w:color w:val="0000EE"/>
-            <w:u w:val="single"/>
-          </w:rPr>
-          <w:t>4:9</w:t>
-        </w:r>
-      </w:hyperlink>
+      <w:r>
+        <w:rPr>
+          <w:lang w:val="hi_IN" w:bidi="hi_IN"/>
+        </w:rPr>
+        <w:t>4:9</w:t>
+      </w:r>
       <w:r>
         <w:rPr>
           <w:lang w:val="hi_IN" w:bidi="hi_IN"/>
         </w:rPr>
         <w:t xml:space="preserve"> में है, वह संभवतः </w:t>
       </w:r>
-      <w:hyperlink r:id="rId78">
-        <w:r>
-          <w:rPr>
-            <w:lang w:val="hi_IN" w:bidi="hi_IN"/>
-          </w:rPr>
-          <w:rPr>
-            <w:color w:val="0000EE"/>
-            <w:u w:val="single"/>
-          </w:rPr>
-          <w:t>3:15</w:t>
-        </w:r>
-      </w:hyperlink>
+      <w:r>
+        <w:rPr>
+          <w:lang w:val="hi_IN" w:bidi="hi_IN"/>
+        </w:rPr>
+        <w:t>3:15</w:t>
+      </w:r>
       <w:r>
         <w:rPr>
           <w:lang w:val="hi_IN" w:bidi="hi_IN"/>
         </w:rPr>
         <w:t xml:space="preserve"> और </w:t>
       </w:r>
-      <w:hyperlink r:id="rId90">
-        <w:r>
-          <w:rPr>
-            <w:lang w:val="hi_IN" w:bidi="hi_IN"/>
-          </w:rPr>
-          <w:rPr>
-            <w:color w:val="0000EE"/>
-            <w:u w:val="single"/>
-          </w:rPr>
-          <w:t>5:11</w:t>
-        </w:r>
-      </w:hyperlink>
+      <w:r>
+        <w:rPr>
+          <w:lang w:val="hi_IN" w:bidi="hi_IN"/>
+        </w:rPr>
+        <w:t>5:11</w:t>
+      </w:r>
       <w:r>
         <w:rPr>
           <w:lang w:val="hi_IN" w:bidi="hi_IN"/>
@@ -67945,18 +66733,12 @@
         </w:rPr>
         <w:t xml:space="preserve">"जैसा </w:t>
       </w:r>
-      <w:hyperlink r:id="rId40">
-        <w:r>
-          <w:rPr>
-            <w:lang w:val="hi_IN" w:bidi="hi_IN"/>
-          </w:rPr>
-          <w:rPr>
-            <w:color w:val="0000EE"/>
-            <w:u w:val="single"/>
-          </w:rPr>
-          <w:t>2:12</w:t>
-        </w:r>
-      </w:hyperlink>
+      <w:r>
+        <w:rPr>
+          <w:lang w:val="hi_IN" w:bidi="hi_IN"/>
+        </w:rPr>
+        <w:t>2:12</w:t>
+      </w:r>
       <w:r>
         <w:rPr>
           <w:lang w:val="hi_IN" w:bidi="hi_IN"/>
@@ -68290,18 +67072,12 @@
         </w:rPr>
         <w:t xml:space="preserve">"यदि आपके पाठकों के लिए सहायक सिद्ध हो सके तो जैसा </w:t>
       </w:r>
-      <w:hyperlink r:id="rId92">
-        <w:r>
-          <w:rPr>
-            <w:lang w:val="hi_IN" w:bidi="hi_IN"/>
-          </w:rPr>
-          <w:rPr>
-            <w:color w:val="0000EE"/>
-            <w:u w:val="single"/>
-          </w:rPr>
-          <w:t>3:21</w:t>
-        </w:r>
-      </w:hyperlink>
+      <w:r>
+        <w:rPr>
+          <w:lang w:val="hi_IN" w:bidi="hi_IN"/>
+        </w:rPr>
+        <w:t>3:21</w:t>
+      </w:r>
       <w:r>
         <w:rPr>
           <w:lang w:val="hi_IN" w:bidi="hi_IN"/>
@@ -68817,18 +67593,12 @@
         </w:rPr>
         <w:t xml:space="preserve">"जैसा </w:t>
       </w:r>
-      <w:hyperlink r:id="rId75">
-        <w:r>
-          <w:rPr>
-            <w:lang w:val="hi_IN" w:bidi="hi_IN"/>
-          </w:rPr>
-          <w:rPr>
-            <w:color w:val="0000EE"/>
-            <w:u w:val="single"/>
-          </w:rPr>
-          <w:t>4:5</w:t>
-        </w:r>
-      </w:hyperlink>
+      <w:r>
+        <w:rPr>
+          <w:lang w:val="hi_IN" w:bidi="hi_IN"/>
+        </w:rPr>
+        <w:t>4:5</w:t>
+      </w:r>
       <w:r>
         <w:rPr>
           <w:lang w:val="hi_IN" w:bidi="hi_IN"/>
@@ -69057,18 +67827,12 @@
         </w:rPr>
         <w:t xml:space="preserve">"जैसा </w:t>
       </w:r>
-      <w:hyperlink r:id="rId93">
-        <w:r>
-          <w:rPr>
-            <w:lang w:val="hi_IN" w:bidi="hi_IN"/>
-          </w:rPr>
-          <w:rPr>
-            <w:color w:val="0000EE"/>
-            <w:u w:val="single"/>
-          </w:rPr>
-          <w:t>5:14</w:t>
-        </w:r>
-      </w:hyperlink>
+      <w:r>
+        <w:rPr>
+          <w:lang w:val="hi_IN" w:bidi="hi_IN"/>
+        </w:rPr>
+        <w:t>5:14</w:t>
+      </w:r>
       <w:r>
         <w:rPr>
           <w:lang w:val="hi_IN" w:bidi="hi_IN"/>
@@ -69545,18 +68309,12 @@
         </w:rPr>
         <w:t xml:space="preserve">"देखें कि आपने इसका अनुवाद </w:t>
       </w:r>
-      <w:hyperlink r:id="rId38">
-        <w:r>
-          <w:rPr>
-            <w:lang w:val="hi_IN" w:bidi="hi_IN"/>
-          </w:rPr>
-          <w:rPr>
-            <w:color w:val="0000EE"/>
-            <w:u w:val="single"/>
-          </w:rPr>
-          <w:t>2:9</w:t>
-        </w:r>
-      </w:hyperlink>
+      <w:r>
+        <w:rPr>
+          <w:lang w:val="hi_IN" w:bidi="hi_IN"/>
+        </w:rPr>
+        <w:t>2:9</w:t>
+      </w:r>
       <w:r>
         <w:rPr>
           <w:lang w:val="hi_IN" w:bidi="hi_IN"/>
@@ -70267,18 +69025,12 @@
         </w:rPr>
         <w:t xml:space="preserve"> से संभवतः यह है कि वह उस आचरण के सन्दर्भ में चर्चा कर रहा है जो झूठी शिक्षकों का था और जिसकी वे अनुशंसा करते थे| जैसा 1 यूहन्ना प्रस्तावना, भाग 3 में वर्णन किया गया है, इन शूठे शिक्षकों का दावा था कि मनुष्य अपने शरीर में क्या करता है उससे कोई अंतर नहीं पड़ता है, अतः वे अनेक गंभीर पाप करते थे, उनको अपने कुकर्मों का पाप बोध नहीं था| इससे प्रकट था कि उन्होंने यीशु में विश्वास को त्याग दिया था और पवित्र आत्मा के प्रभाव को अस्वीकार कर दिया था| यूहन्ना अभिप्रेत अर्थ में इस झूठी शिक्षा का </w:t>
       </w:r>
-      <w:hyperlink r:id="rId86">
-        <w:r>
-          <w:rPr>
-            <w:lang w:val="hi_IN" w:bidi="hi_IN"/>
-          </w:rPr>
-          <w:rPr>
-            <w:color w:val="0000EE"/>
-            <w:u w:val="single"/>
-          </w:rPr>
-          <w:t>5:18</w:t>
-        </w:r>
-      </w:hyperlink>
+      <w:r>
+        <w:rPr>
+          <w:lang w:val="hi_IN" w:bidi="hi_IN"/>
+        </w:rPr>
+        <w:t>5:18</w:t>
+      </w:r>
       <w:r>
         <w:rPr>
           <w:lang w:val="hi_IN" w:bidi="hi_IN"/>
@@ -70709,18 +69461,12 @@
         </w:rPr>
         <w:t xml:space="preserve">"देखें की आपने ऎसी ही अभिव्यक्ति का अनुवाद </w:t>
       </w:r>
-      <w:hyperlink r:id="rId58">
-        <w:r>
-          <w:rPr>
-            <w:lang w:val="hi_IN" w:bidi="hi_IN"/>
-          </w:rPr>
-          <w:rPr>
-            <w:color w:val="0000EE"/>
-            <w:u w:val="single"/>
-          </w:rPr>
-          <w:t>2:29</w:t>
-        </w:r>
-      </w:hyperlink>
+      <w:r>
+        <w:rPr>
+          <w:lang w:val="hi_IN" w:bidi="hi_IN"/>
+        </w:rPr>
+        <w:t>2:29</w:t>
+      </w:r>
       <w:r>
         <w:rPr>
           <w:lang w:val="hi_IN" w:bidi="hi_IN"/>
@@ -70825,18 +69571,12 @@
         </w:rPr>
         <w:t xml:space="preserve">"देखें कि आपने </w:t>
       </w:r>
-      <w:hyperlink r:id="rId58">
-        <w:r>
-          <w:rPr>
-            <w:lang w:val="hi_IN" w:bidi="hi_IN"/>
-          </w:rPr>
-          <w:rPr>
-            <w:color w:val="0000EE"/>
-            <w:u w:val="single"/>
-          </w:rPr>
-          <w:t>2:29</w:t>
-        </w:r>
-      </w:hyperlink>
+      <w:r>
+        <w:rPr>
+          <w:lang w:val="hi_IN" w:bidi="hi_IN"/>
+        </w:rPr>
+        <w:t>2:29</w:t>
+      </w:r>
       <w:r>
         <w:rPr>
           <w:lang w:val="hi_IN" w:bidi="hi_IN"/>
@@ -70941,18 +69681,12 @@
         </w:rPr>
         <w:t xml:space="preserve">"देखें कि आपने इस अभिव्यक्ति का अनुवाद </w:t>
       </w:r>
-      <w:hyperlink r:id="rId94">
-        <w:r>
-          <w:rPr>
-            <w:lang w:val="hi_IN" w:bidi="hi_IN"/>
-          </w:rPr>
-          <w:rPr>
-            <w:color w:val="0000EE"/>
-            <w:u w:val="single"/>
-          </w:rPr>
-          <w:t>3:6</w:t>
-        </w:r>
-      </w:hyperlink>
+      <w:r>
+        <w:rPr>
+          <w:lang w:val="hi_IN" w:bidi="hi_IN"/>
+        </w:rPr>
+        <w:t>3:6</w:t>
+      </w:r>
       <w:r>
         <w:rPr>
           <w:lang w:val="hi_IN" w:bidi="hi_IN"/>
@@ -71057,18 +69791,12 @@
         </w:rPr>
         <w:t xml:space="preserve">"यह यीशु का वर्णन है| यूहन्ना </w:t>
       </w:r>
-      <w:hyperlink r:id="rId55">
-        <w:r>
-          <w:rPr>
-            <w:lang w:val="hi_IN" w:bidi="hi_IN"/>
-          </w:rPr>
-          <w:rPr>
-            <w:color w:val="0000EE"/>
-            <w:u w:val="single"/>
-          </w:rPr>
-          <w:t>4:9</w:t>
-        </w:r>
-      </w:hyperlink>
+      <w:r>
+        <w:rPr>
+          <w:lang w:val="hi_IN" w:bidi="hi_IN"/>
+        </w:rPr>
+        <w:t>4:9</w:t>
+      </w:r>
       <w:r>
         <w:rPr>
           <w:lang w:val="hi_IN" w:bidi="hi_IN"/>
@@ -71166,18 +69894,12 @@
         </w:rPr>
         <w:t xml:space="preserve">"जैसा </w:t>
       </w:r>
-      <w:hyperlink r:id="rId41">
-        <w:r>
-          <w:rPr>
-            <w:lang w:val="hi_IN" w:bidi="hi_IN"/>
-          </w:rPr>
-          <w:rPr>
-            <w:color w:val="0000EE"/>
-            <w:u w:val="single"/>
-          </w:rPr>
-          <w:t>2:13</w:t>
-        </w:r>
-      </w:hyperlink>
+      <w:r>
+        <w:rPr>
+          <w:lang w:val="hi_IN" w:bidi="hi_IN"/>
+        </w:rPr>
+        <w:t>2:13</w:t>
+      </w:r>
       <w:r>
         <w:rPr>
           <w:lang w:val="hi_IN" w:bidi="hi_IN"/>
@@ -71497,18 +70219,12 @@
         </w:rPr>
         <w:t xml:space="preserve">"देखें कि आपने ऎसी अभिव्यक्ति का अनुवाद </w:t>
       </w:r>
-      <w:hyperlink r:id="rId72">
-        <w:r>
-          <w:rPr>
-            <w:lang w:val="hi_IN" w:bidi="hi_IN"/>
-          </w:rPr>
-          <w:rPr>
-            <w:color w:val="0000EE"/>
-            <w:u w:val="single"/>
-          </w:rPr>
-          <w:t>4:4</w:t>
-        </w:r>
-      </w:hyperlink>
+      <w:r>
+        <w:rPr>
+          <w:lang w:val="hi_IN" w:bidi="hi_IN"/>
+        </w:rPr>
+        <w:t>4:4</w:t>
+      </w:r>
       <w:r>
         <w:rPr>
           <w:lang w:val="hi_IN" w:bidi="hi_IN"/>
@@ -71848,18 +70564,12 @@
         </w:rPr>
         <w:t xml:space="preserve"> में निहित विचार का अनुवाद एक समानार्थक अभिव्यक्ति के द्वारा कर सकते हैं| इसका अर्थ हो सकता है: (1) यूहन्ना संभवतः शैतान के लिए लाक्षणिक भाषा का प्रयोग कर रहा है जैसा </w:t>
       </w:r>
-      <w:hyperlink r:id="rId41">
-        <w:r>
-          <w:rPr>
-            <w:lang w:val="hi_IN" w:bidi="hi_IN"/>
-          </w:rPr>
-          <w:rPr>
-            <w:color w:val="0000EE"/>
-            <w:u w:val="single"/>
-          </w:rPr>
-          <w:t>2:13</w:t>
-        </w:r>
-      </w:hyperlink>
+      <w:r>
+        <w:rPr>
+          <w:lang w:val="hi_IN" w:bidi="hi_IN"/>
+        </w:rPr>
+        <w:t>2:13</w:t>
+      </w:r>
       <w:r>
         <w:rPr>
           <w:lang w:val="hi_IN" w:bidi="hi_IN"/>
@@ -72069,18 +70779,12 @@
         </w:rPr>
         <w:t xml:space="preserve">"यदि आपके पाठकों के लिए सहायक सिद्ध हो सके तो आप स्पष्ट रूप से कह सकते हैं कि इसका अर्थ क्या है जैसा आपने </w:t>
       </w:r>
-      <w:hyperlink r:id="rId89">
-        <w:r>
-          <w:rPr>
-            <w:lang w:val="hi_IN" w:bidi="hi_IN"/>
-          </w:rPr>
-          <w:rPr>
-            <w:color w:val="0000EE"/>
-            <w:u w:val="single"/>
-          </w:rPr>
-          <w:t>5:6</w:t>
-        </w:r>
-      </w:hyperlink>
+      <w:r>
+        <w:rPr>
+          <w:lang w:val="hi_IN" w:bidi="hi_IN"/>
+        </w:rPr>
+        <w:t>5:6</w:t>
+      </w:r>
       <w:r>
         <w:rPr>
           <w:lang w:val="hi_IN" w:bidi="hi_IN"/>
@@ -72667,18 +71371,12 @@
         </w:rPr>
         <w:t xml:space="preserve">"जैसा </w:t>
       </w:r>
-      <w:hyperlink r:id="rId31">
-        <w:r>
-          <w:rPr>
-            <w:lang w:val="hi_IN" w:bidi="hi_IN"/>
-          </w:rPr>
-          <w:rPr>
-            <w:color w:val="0000EE"/>
-            <w:u w:val="single"/>
-          </w:rPr>
-          <w:t>2:5</w:t>
-        </w:r>
-      </w:hyperlink>
+      <w:r>
+        <w:rPr>
+          <w:lang w:val="hi_IN" w:bidi="hi_IN"/>
+        </w:rPr>
+        <w:t>2:5</w:t>
+      </w:r>
       <w:r>
         <w:rPr>
           <w:lang w:val="hi_IN" w:bidi="hi_IN"/>
@@ -73285,18 +71983,12 @@
         </w:rPr>
         <w:t xml:space="preserve">"जैसा </w:t>
       </w:r>
-      <w:hyperlink r:id="rId55">
-        <w:r>
-          <w:rPr>
-            <w:lang w:val="hi_IN" w:bidi="hi_IN"/>
-          </w:rPr>
-          <w:rPr>
-            <w:color w:val="0000EE"/>
-            <w:u w:val="single"/>
-          </w:rPr>
-          <w:t>4:9</w:t>
-        </w:r>
-      </w:hyperlink>
+      <w:r>
+        <w:rPr>
+          <w:lang w:val="hi_IN" w:bidi="hi_IN"/>
+        </w:rPr>
+        <w:t>4:9</w:t>
+      </w:r>
       <w:r>
         <w:rPr>
           <w:lang w:val="hi_IN" w:bidi="hi_IN"/>
@@ -73401,18 +72093,12 @@
         </w:rPr>
         <w:t xml:space="preserve">"देखें कि आपने इसका अनुवाद </w:t>
       </w:r>
-      <w:hyperlink r:id="rId39">
-        <w:r>
-          <w:rPr>
-            <w:lang w:val="hi_IN" w:bidi="hi_IN"/>
-          </w:rPr>
-          <w:rPr>
-            <w:color w:val="0000EE"/>
-            <w:u w:val="single"/>
-          </w:rPr>
-          <w:t>2:1</w:t>
-        </w:r>
-      </w:hyperlink>
+      <w:r>
+        <w:rPr>
+          <w:lang w:val="hi_IN" w:bidi="hi_IN"/>
+        </w:rPr>
+        <w:t>2:1</w:t>
+      </w:r>
       <w:r>
         <w:rPr>
           <w:lang w:val="hi_IN" w:bidi="hi_IN"/>

--- a/hin/docx/62.content.docx
+++ b/hin/docx/62.content.docx
@@ -2966,6 +2966,89 @@
         <w:rPr>
           <w:lang w:val="hi_IN" w:bidi="hi_IN"/>
         </w:rPr>
+        <w:t>1 यूहन्ना 1:1 (#1)</w:t>
+      </w:r>
+      <w:r>
+        <w:rPr>
+          <w:lang w:val="hi_IN" w:bidi="hi_IN"/>
+        </w:rPr>
+      </w:r>
+    </w:p>
+    <w:p>
+      <w:pPr/>
+      <w:r>
+        <w:rPr>
+          <w:lang w:val="hi_IN" w:bidi="hi_IN"/>
+        </w:rPr>
+      </w:r>
+      <w:r>
+        <w:rPr>
+          <w:b/>
+          <w:lang w:val="hi_IN" w:bidi="hi_IN"/>
+        </w:rPr>
+        <w:t>""</w:t>
+      </w:r>
+    </w:p>
+    <w:p>
+      <w:pPr/>
+      <w:r>
+        <w:rPr>
+          <w:lang w:val="hi_IN" w:bidi="hi_IN"/>
+        </w:rPr>
+      </w:r>
+      <w:r>
+        <w:rPr>
+          <w:lang w:val="hi_IN" w:bidi="hi_IN"/>
+        </w:rPr>
+        <w:t>General Information:\n\n</w:t>
+      </w:r>
+    </w:p>
+    <w:p>
+      <w:pPr/>
+      <w:r>
+        <w:rPr>
+          <w:lang w:val="hi_IN" w:bidi="hi_IN"/>
+        </w:rPr>
+      </w:r>
+      <w:r>
+        <w:rPr>
+          <w:lang w:val="hi_IN" w:bidi="hi_IN"/>
+        </w:rPr>
+        <w:t xml:space="preserve">देखें: </w:t>
+      </w:r>
+      <w:r>
+        <w:rPr>
+          <w:lang w:val="hi_IN" w:bidi="hi_IN"/>
+        </w:rPr>
+        <w:t>'आप' के रूप</w:t>
+      </w:r>
+      <w:r>
+        <w:rPr>
+          <w:lang w:val="hi_IN" w:bidi="hi_IN"/>
+        </w:rPr>
+      </w:r>
+      <w:r>
+        <w:rPr>
+          <w:lang w:val="hi_IN" w:bidi="hi_IN"/>
+        </w:rPr>
+      </w:r>
+    </w:p>
+    <w:p>
+      <w:pPr/>
+      <w:r>
+        <w:rPr>
+          <w:lang w:val="hi_IN" w:bidi="hi_IN"/>
+        </w:rPr>
+      </w:r>
+    </w:p>
+    <w:p>
+      <w:pPr>
+        <w:pStyle w:val="Heading2"/>
+      </w:pPr>
+      <w:r>
+        <w:rPr>
+          <w:lang w:val="hi_IN" w:bidi="hi_IN"/>
+        </w:rPr>
         <w:t>1 यूहन्ना 1:2 (#1)</w:t>
       </w:r>
       <w:r>
@@ -6079,6 +6162,62 @@
         <w:rPr>
           <w:lang w:val="hi_IN" w:bidi="hi_IN"/>
         </w:rPr>
+        <w:t>1 यूहन्ना 1:5 (#2)</w:t>
+      </w:r>
+      <w:r>
+        <w:rPr>
+          <w:lang w:val="hi_IN" w:bidi="hi_IN"/>
+        </w:rPr>
+      </w:r>
+    </w:p>
+    <w:p>
+      <w:pPr/>
+      <w:r>
+        <w:rPr>
+          <w:lang w:val="hi_IN" w:bidi="hi_IN"/>
+        </w:rPr>
+      </w:r>
+    </w:p>
+    <w:p>
+      <w:pPr/>
+      <w:r>
+        <w:rPr>
+          <w:lang w:val="hi_IN" w:bidi="hi_IN"/>
+        </w:rPr>
+      </w:r>
+      <w:r>
+        <w:rPr>
+          <w:lang w:val="hi_IN" w:bidi="hi_IN"/>
+        </w:rPr>
+        <w:t>Connecting Statement:\n\n</w:t>
+      </w:r>
+      <w:r>
+        <w:rPr>
+          <w:lang w:val="hi_IN" w:bidi="hi_IN"/>
+        </w:rPr>
+      </w:r>
+      <w:r>
+        <w:rPr>
+          <w:lang w:val="hi_IN" w:bidi="hi_IN"/>
+        </w:rPr>
+      </w:r>
+    </w:p>
+    <w:p>
+      <w:pPr/>
+      <w:r>
+        <w:rPr>
+          <w:lang w:val="hi_IN" w:bidi="hi_IN"/>
+        </w:rPr>
+      </w:r>
+    </w:p>
+    <w:p>
+      <w:pPr>
+        <w:pStyle w:val="Heading2"/>
+      </w:pPr>
+      <w:r>
+        <w:rPr>
+          <w:lang w:val="hi_IN" w:bidi="hi_IN"/>
+        </w:rPr>
         <w:t>1 यूहन्ना 1:6 (#1)</w:t>
       </w:r>
       <w:r>
@@ -8297,6 +8436,69 @@
           <w:lang w:val="hi_IN" w:bidi="hi_IN"/>
         </w:rPr>
         <w:t>अमूर्त संज्ञाएँ</w:t>
+      </w:r>
+      <w:r>
+        <w:rPr>
+          <w:lang w:val="hi_IN" w:bidi="hi_IN"/>
+        </w:rPr>
+      </w:r>
+      <w:r>
+        <w:rPr>
+          <w:lang w:val="hi_IN" w:bidi="hi_IN"/>
+        </w:rPr>
+      </w:r>
+    </w:p>
+    <w:p>
+      <w:pPr/>
+      <w:r>
+        <w:rPr>
+          <w:lang w:val="hi_IN" w:bidi="hi_IN"/>
+        </w:rPr>
+      </w:r>
+    </w:p>
+    <w:p>
+      <w:pPr>
+        <w:pStyle w:val="Heading2"/>
+      </w:pPr>
+      <w:r>
+        <w:rPr>
+          <w:lang w:val="hi_IN" w:bidi="hi_IN"/>
+        </w:rPr>
+        <w:t>1 यूहन्ना 1:8 (#1)</w:t>
+      </w:r>
+      <w:r>
+        <w:rPr>
+          <w:lang w:val="hi_IN" w:bidi="hi_IN"/>
+        </w:rPr>
+      </w:r>
+    </w:p>
+    <w:p>
+      <w:pPr/>
+      <w:r>
+        <w:rPr>
+          <w:lang w:val="hi_IN" w:bidi="hi_IN"/>
+        </w:rPr>
+      </w:r>
+      <w:r>
+        <w:rPr>
+          <w:b/>
+          <w:lang w:val="hi_IN" w:bidi="hi_IN"/>
+        </w:rPr>
+        <w:t>"जीवन प्रगट हुआ"</w:t>
+      </w:r>
+    </w:p>
+    <w:p>
+      <w:pPr/>
+      <w:r>
+        <w:rPr>
+          <w:lang w:val="hi_IN" w:bidi="hi_IN"/>
+        </w:rPr>
+      </w:r>
+      <w:r>
+        <w:rPr>
+          <w:lang w:val="hi_IN" w:bidi="hi_IN"/>
+        </w:rPr>
+        <w:t>वैकल्पिक अनुवाद: ""हम कभी पाप नहीं करते हैं"</w:t>
       </w:r>
       <w:r>
         <w:rPr>
@@ -10579,6 +10781,146 @@
         <w:rPr>
           <w:lang w:val="hi_IN" w:bidi="hi_IN"/>
         </w:rPr>
+        <w:t>1 यूहन्ना 2:1 (#1)</w:t>
+      </w:r>
+      <w:r>
+        <w:rPr>
+          <w:lang w:val="hi_IN" w:bidi="hi_IN"/>
+        </w:rPr>
+      </w:r>
+    </w:p>
+    <w:p>
+      <w:pPr/>
+      <w:r>
+        <w:rPr>
+          <w:lang w:val="hi_IN" w:bidi="hi_IN"/>
+        </w:rPr>
+      </w:r>
+      <w:r>
+        <w:rPr>
+          <w:b/>
+          <w:lang w:val="hi_IN" w:bidi="hi_IN"/>
+        </w:rPr>
+        <w:t>""</w:t>
+      </w:r>
+    </w:p>
+    <w:p>
+      <w:pPr/>
+      <w:r>
+        <w:rPr>
+          <w:lang w:val="hi_IN" w:bidi="hi_IN"/>
+        </w:rPr>
+      </w:r>
+      <w:r>
+        <w:rPr>
+          <w:lang w:val="hi_IN" w:bidi="hi_IN"/>
+        </w:rPr>
+        <w:t>General Information:\n\n</w:t>
+      </w:r>
+    </w:p>
+    <w:p>
+      <w:pPr/>
+      <w:r>
+        <w:rPr>
+          <w:lang w:val="hi_IN" w:bidi="hi_IN"/>
+        </w:rPr>
+      </w:r>
+      <w:r>
+        <w:rPr>
+          <w:lang w:val="hi_IN" w:bidi="hi_IN"/>
+        </w:rPr>
+        <w:t>देखें:</w:t>
+      </w:r>
+      <w:r>
+        <w:rPr>
+          <w:lang w:val="hi_IN" w:bidi="hi_IN"/>
+        </w:rPr>
+      </w:r>
+      <w:r>
+        <w:rPr>
+          <w:lang w:val="hi_IN" w:bidi="hi_IN"/>
+        </w:rPr>
+      </w:r>
+    </w:p>
+    <w:p>
+      <w:pPr/>
+      <w:r>
+        <w:rPr>
+          <w:lang w:val="hi_IN" w:bidi="hi_IN"/>
+        </w:rPr>
+      </w:r>
+    </w:p>
+    <w:p>
+      <w:pPr>
+        <w:pStyle w:val="Heading2"/>
+      </w:pPr>
+      <w:r>
+        <w:rPr>
+          <w:lang w:val="hi_IN" w:bidi="hi_IN"/>
+        </w:rPr>
+        <w:t>1 यूहन्ना 2:1 (#2)</w:t>
+      </w:r>
+      <w:r>
+        <w:rPr>
+          <w:lang w:val="hi_IN" w:bidi="hi_IN"/>
+        </w:rPr>
+      </w:r>
+    </w:p>
+    <w:p>
+      <w:pPr/>
+      <w:r>
+        <w:rPr>
+          <w:lang w:val="hi_IN" w:bidi="hi_IN"/>
+        </w:rPr>
+      </w:r>
+      <w:r>
+        <w:rPr>
+          <w:b/>
+          <w:lang w:val="hi_IN" w:bidi="hi_IN"/>
+        </w:rPr>
+        <w:t>""</w:t>
+      </w:r>
+    </w:p>
+    <w:p>
+      <w:pPr/>
+      <w:r>
+        <w:rPr>
+          <w:lang w:val="hi_IN" w:bidi="hi_IN"/>
+        </w:rPr>
+      </w:r>
+      <w:r>
+        <w:rPr>
+          <w:lang w:val="hi_IN" w:bidi="hi_IN"/>
+        </w:rPr>
+        <w:t>Connecting Statement:\n\n</w:t>
+      </w:r>
+      <w:r>
+        <w:rPr>
+          <w:lang w:val="hi_IN" w:bidi="hi_IN"/>
+        </w:rPr>
+      </w:r>
+      <w:r>
+        <w:rPr>
+          <w:lang w:val="hi_IN" w:bidi="hi_IN"/>
+        </w:rPr>
+      </w:r>
+    </w:p>
+    <w:p>
+      <w:pPr/>
+      <w:r>
+        <w:rPr>
+          <w:lang w:val="hi_IN" w:bidi="hi_IN"/>
+        </w:rPr>
+      </w:r>
+    </w:p>
+    <w:p>
+      <w:pPr>
+        <w:pStyle w:val="Heading2"/>
+      </w:pPr>
+      <w:r>
+        <w:rPr>
+          <w:lang w:val="hi_IN" w:bidi="hi_IN"/>
+        </w:rPr>
         <w:t>1 यूहन्ना 2:2 (#1)</w:t>
       </w:r>
       <w:r>
@@ -12749,6 +13091,63 @@
         <w:rPr>
           <w:lang w:val="hi_IN" w:bidi="hi_IN"/>
         </w:rPr>
+        <w:t>1 यूहन्ना 2:4 (#4)</w:t>
+      </w:r>
+      <w:r>
+        <w:rPr>
+          <w:lang w:val="hi_IN" w:bidi="hi_IN"/>
+        </w:rPr>
+      </w:r>
+    </w:p>
+    <w:p>
+      <w:pPr/>
+      <w:r>
+        <w:rPr>
+          <w:lang w:val="hi_IN" w:bidi="hi_IN"/>
+        </w:rPr>
+      </w:r>
+      <w:r>
+        <w:rPr>
+          <w:b/>
+          <w:lang w:val="hi_IN" w:bidi="hi_IN"/>
+        </w:rPr>
+        <w:t>"उसकी आज्ञाओं को"</w:t>
+      </w:r>
+    </w:p>
+    <w:p>
+      <w:pPr/>
+      <w:r>
+        <w:rPr>
+          <w:lang w:val="hi_IN" w:bidi="hi_IN"/>
+        </w:rPr>
+      </w:r>
+      <w:r>
+        <w:rPr>
+          <w:lang w:val="hi_IN" w:bidi="hi_IN"/>
+        </w:rPr>
+      </w:r>
+      <w:r>
+        <w:rPr>
+          <w:lang w:val="hi_IN" w:bidi="hi_IN"/>
+        </w:rPr>
+      </w:r>
+    </w:p>
+    <w:p>
+      <w:pPr/>
+      <w:r>
+        <w:rPr>
+          <w:lang w:val="hi_IN" w:bidi="hi_IN"/>
+        </w:rPr>
+      </w:r>
+    </w:p>
+    <w:p>
+      <w:pPr>
+        <w:pStyle w:val="Heading2"/>
+      </w:pPr>
+      <w:r>
+        <w:rPr>
+          <w:lang w:val="hi_IN" w:bidi="hi_IN"/>
+        </w:rPr>
         <w:t>1 यूहन्ना 2:5 (#1)</w:t>
       </w:r>
       <w:r>
@@ -14938,6 +15337,62 @@
         <w:rPr>
           <w:lang w:val="hi_IN" w:bidi="hi_IN"/>
         </w:rPr>
+        <w:t>1 यूहन्ना 2:7 (#1)</w:t>
+      </w:r>
+      <w:r>
+        <w:rPr>
+          <w:lang w:val="hi_IN" w:bidi="hi_IN"/>
+        </w:rPr>
+      </w:r>
+    </w:p>
+    <w:p>
+      <w:pPr/>
+      <w:r>
+        <w:rPr>
+          <w:lang w:val="hi_IN" w:bidi="hi_IN"/>
+        </w:rPr>
+      </w:r>
+    </w:p>
+    <w:p>
+      <w:pPr/>
+      <w:r>
+        <w:rPr>
+          <w:lang w:val="hi_IN" w:bidi="hi_IN"/>
+        </w:rPr>
+      </w:r>
+      <w:r>
+        <w:rPr>
+          <w:lang w:val="hi_IN" w:bidi="hi_IN"/>
+        </w:rPr>
+        <w:t>Connecting Statement:\n\n</w:t>
+      </w:r>
+      <w:r>
+        <w:rPr>
+          <w:lang w:val="hi_IN" w:bidi="hi_IN"/>
+        </w:rPr>
+      </w:r>
+      <w:r>
+        <w:rPr>
+          <w:lang w:val="hi_IN" w:bidi="hi_IN"/>
+        </w:rPr>
+      </w:r>
+    </w:p>
+    <w:p>
+      <w:pPr/>
+      <w:r>
+        <w:rPr>
+          <w:lang w:val="hi_IN" w:bidi="hi_IN"/>
+        </w:rPr>
+      </w:r>
+    </w:p>
+    <w:p>
+      <w:pPr>
+        <w:pStyle w:val="Heading2"/>
+      </w:pPr>
+      <w:r>
+        <w:rPr>
+          <w:lang w:val="hi_IN" w:bidi="hi_IN"/>
+        </w:rPr>
         <w:t>1 यूहन्ना 2:8 (#1)</w:t>
       </w:r>
       <w:r>
@@ -16550,6 +17005,69 @@
         <w:rPr>
           <w:lang w:val="hi_IN" w:bidi="hi_IN"/>
         </w:rPr>
+        <w:t>1 यूहन्ना 2:9 (#3)</w:t>
+      </w:r>
+      <w:r>
+        <w:rPr>
+          <w:lang w:val="hi_IN" w:bidi="hi_IN"/>
+        </w:rPr>
+      </w:r>
+    </w:p>
+    <w:p>
+      <w:pPr/>
+      <w:r>
+        <w:rPr>
+          <w:lang w:val="hi_IN" w:bidi="hi_IN"/>
+        </w:rPr>
+      </w:r>
+      <w:r>
+        <w:rPr>
+          <w:b/>
+          <w:lang w:val="hi_IN" w:bidi="hi_IN"/>
+        </w:rPr>
+        <w:t>"वह अब तक"</w:t>
+      </w:r>
+    </w:p>
+    <w:p>
+      <w:pPr/>
+      <w:r>
+        <w:rPr>
+          <w:lang w:val="hi_IN" w:bidi="hi_IN"/>
+        </w:rPr>
+      </w:r>
+      <w:r>
+        <w:rPr>
+          <w:lang w:val="hi_IN" w:bidi="hi_IN"/>
+        </w:rPr>
+        <w:t>"वैकल्पिक अनुवाद: ""तौभी"""</w:t>
+      </w:r>
+      <w:r>
+        <w:rPr>
+          <w:lang w:val="hi_IN" w:bidi="hi_IN"/>
+        </w:rPr>
+      </w:r>
+      <w:r>
+        <w:rPr>
+          <w:lang w:val="hi_IN" w:bidi="hi_IN"/>
+        </w:rPr>
+      </w:r>
+    </w:p>
+    <w:p>
+      <w:pPr/>
+      <w:r>
+        <w:rPr>
+          <w:lang w:val="hi_IN" w:bidi="hi_IN"/>
+        </w:rPr>
+      </w:r>
+    </w:p>
+    <w:p>
+      <w:pPr>
+        <w:pStyle w:val="Heading2"/>
+      </w:pPr>
+      <w:r>
+        <w:rPr>
+          <w:lang w:val="hi_IN" w:bidi="hi_IN"/>
+        </w:rPr>
         <w:t>1 यूहन्ना 2:10 (#1)</w:t>
       </w:r>
       <w:r>
@@ -18443,6 +18961,62 @@
         <w:rPr>
           <w:lang w:val="hi_IN" w:bidi="hi_IN"/>
         </w:rPr>
+        <w:t>1 यूहन्ना 2:12 (#1)</w:t>
+      </w:r>
+      <w:r>
+        <w:rPr>
+          <w:lang w:val="hi_IN" w:bidi="hi_IN"/>
+        </w:rPr>
+      </w:r>
+    </w:p>
+    <w:p>
+      <w:pPr/>
+      <w:r>
+        <w:rPr>
+          <w:lang w:val="hi_IN" w:bidi="hi_IN"/>
+        </w:rPr>
+      </w:r>
+    </w:p>
+    <w:p>
+      <w:pPr/>
+      <w:r>
+        <w:rPr>
+          <w:lang w:val="hi_IN" w:bidi="hi_IN"/>
+        </w:rPr>
+      </w:r>
+      <w:r>
+        <w:rPr>
+          <w:lang w:val="hi_IN" w:bidi="hi_IN"/>
+        </w:rPr>
+        <w:t>General Information:\n\n</w:t>
+      </w:r>
+      <w:r>
+        <w:rPr>
+          <w:lang w:val="hi_IN" w:bidi="hi_IN"/>
+        </w:rPr>
+      </w:r>
+      <w:r>
+        <w:rPr>
+          <w:lang w:val="hi_IN" w:bidi="hi_IN"/>
+        </w:rPr>
+      </w:r>
+    </w:p>
+    <w:p>
+      <w:pPr/>
+      <w:r>
+        <w:rPr>
+          <w:lang w:val="hi_IN" w:bidi="hi_IN"/>
+        </w:rPr>
+      </w:r>
+    </w:p>
+    <w:p>
+      <w:pPr>
+        <w:pStyle w:val="Heading2"/>
+      </w:pPr>
+      <w:r>
+        <w:rPr>
+          <w:lang w:val="hi_IN" w:bidi="hi_IN"/>
+        </w:rPr>
         <w:t>1 यूहन्ना 2:13 (#1)</w:t>
       </w:r>
       <w:r>
@@ -23470,6 +24044,119 @@
         <w:rPr>
           <w:lang w:val="hi_IN" w:bidi="hi_IN"/>
         </w:rPr>
+        <w:t>1 यूहन्ना 2:18 (#1)</w:t>
+      </w:r>
+      <w:r>
+        <w:rPr>
+          <w:lang w:val="hi_IN" w:bidi="hi_IN"/>
+        </w:rPr>
+      </w:r>
+    </w:p>
+    <w:p>
+      <w:pPr/>
+      <w:r>
+        <w:rPr>
+          <w:lang w:val="hi_IN" w:bidi="hi_IN"/>
+        </w:rPr>
+      </w:r>
+    </w:p>
+    <w:p>
+      <w:pPr/>
+      <w:r>
+        <w:rPr>
+          <w:lang w:val="hi_IN" w:bidi="hi_IN"/>
+        </w:rPr>
+      </w:r>
+      <w:r>
+        <w:rPr>
+          <w:lang w:val="hi_IN" w:bidi="hi_IN"/>
+        </w:rPr>
+        <w:t>Connecting Statement:\n\n</w:t>
+      </w:r>
+      <w:r>
+        <w:rPr>
+          <w:lang w:val="hi_IN" w:bidi="hi_IN"/>
+        </w:rPr>
+      </w:r>
+      <w:r>
+        <w:rPr>
+          <w:lang w:val="hi_IN" w:bidi="hi_IN"/>
+        </w:rPr>
+      </w:r>
+    </w:p>
+    <w:p>
+      <w:pPr/>
+      <w:r>
+        <w:rPr>
+          <w:lang w:val="hi_IN" w:bidi="hi_IN"/>
+        </w:rPr>
+      </w:r>
+    </w:p>
+    <w:p>
+      <w:pPr>
+        <w:pStyle w:val="Heading2"/>
+      </w:pPr>
+      <w:r>
+        <w:rPr>
+          <w:lang w:val="hi_IN" w:bidi="hi_IN"/>
+        </w:rPr>
+        <w:t>1 यूहन्ना 2:18 (#5)</w:t>
+      </w:r>
+      <w:r>
+        <w:rPr>
+          <w:lang w:val="hi_IN" w:bidi="hi_IN"/>
+        </w:rPr>
+      </w:r>
+    </w:p>
+    <w:p>
+      <w:pPr/>
+      <w:r>
+        <w:rPr>
+          <w:lang w:val="hi_IN" w:bidi="hi_IN"/>
+        </w:rPr>
+      </w:r>
+      <w:r>
+        <w:rPr>
+          <w:b/>
+          <w:lang w:val="hi_IN" w:bidi="hi_IN"/>
+        </w:rPr>
+        <w:t>"उठे हैं इससे हम जानते हैं"</w:t>
+      </w:r>
+    </w:p>
+    <w:p>
+      <w:pPr/>
+      <w:r>
+        <w:rPr>
+          <w:lang w:val="hi_IN" w:bidi="hi_IN"/>
+        </w:rPr>
+      </w:r>
+      <w:r>
+        <w:rPr>
+          <w:lang w:val="hi_IN" w:bidi="hi_IN"/>
+        </w:rPr>
+      </w:r>
+      <w:r>
+        <w:rPr>
+          <w:lang w:val="hi_IN" w:bidi="hi_IN"/>
+        </w:rPr>
+      </w:r>
+    </w:p>
+    <w:p>
+      <w:pPr/>
+      <w:r>
+        <w:rPr>
+          <w:lang w:val="hi_IN" w:bidi="hi_IN"/>
+        </w:rPr>
+      </w:r>
+    </w:p>
+    <w:p>
+      <w:pPr>
+        <w:pStyle w:val="Heading2"/>
+      </w:pPr>
+      <w:r>
+        <w:rPr>
+          <w:lang w:val="hi_IN" w:bidi="hi_IN"/>
+        </w:rPr>
         <w:t>1 यूहन्ना 2:19 (#1)</w:t>
       </w:r>
       <w:r>
@@ -24108,6 +24795,76 @@
         <w:rPr>
           <w:lang w:val="hi_IN" w:bidi="hi_IN"/>
         </w:rPr>
+        <w:t>1 यूहन्ना 2:19 (#5)</w:t>
+      </w:r>
+      <w:r>
+        <w:rPr>
+          <w:lang w:val="hi_IN" w:bidi="hi_IN"/>
+        </w:rPr>
+      </w:r>
+    </w:p>
+    <w:p>
+      <w:pPr/>
+      <w:r>
+        <w:rPr>
+          <w:lang w:val="hi_IN" w:bidi="hi_IN"/>
+        </w:rPr>
+      </w:r>
+      <w:r>
+        <w:rPr>
+          <w:b/>
+          <w:lang w:val="hi_IN" w:bidi="hi_IN"/>
+        </w:rPr>
+        <w:t>"वह सर्वदा बना रहेगा"</w:t>
+      </w:r>
+    </w:p>
+    <w:p>
+      <w:pPr/>
+      <w:r>
+        <w:rPr>
+          <w:lang w:val="hi_IN" w:bidi="hi_IN"/>
+        </w:rPr>
+      </w:r>
+      <w:r>
+        <w:rPr>
+          <w:b/>
+          <w:lang w:val="hi_IN" w:bidi="hi_IN"/>
+        </w:rPr>
+        <w:t>सब</w:t>
+      </w:r>
+      <w:r>
+        <w:rPr>
+          <w:lang w:val="hi_IN" w:bidi="hi_IN"/>
+        </w:rPr>
+        <w:t xml:space="preserve"> शब्द का सन्दर्भ उन सब मनुष्यों से है जिन्होंने समुदाय का परित्याग कर दिया है| यदि आपकी भाषा में स्पष्ट हो सके तो आप इस कर्ता को नकारात्मक और क्रिया को सकारात्मक बना सकते हैं| वैकल्पिक अनुवाद: ""उनमें से एक भी हमारा नहीं है"" या ""उनमें से एक भी हमारे समुदाय का अंग नहीं है"</w:t>
+      </w:r>
+      <w:r>
+        <w:rPr>
+          <w:lang w:val="hi_IN" w:bidi="hi_IN"/>
+        </w:rPr>
+      </w:r>
+      <w:r>
+        <w:rPr>
+          <w:lang w:val="hi_IN" w:bidi="hi_IN"/>
+        </w:rPr>
+      </w:r>
+    </w:p>
+    <w:p>
+      <w:pPr/>
+      <w:r>
+        <w:rPr>
+          <w:lang w:val="hi_IN" w:bidi="hi_IN"/>
+        </w:rPr>
+      </w:r>
+    </w:p>
+    <w:p>
+      <w:pPr>
+        <w:pStyle w:val="Heading2"/>
+      </w:pPr>
+      <w:r>
+        <w:rPr>
+          <w:lang w:val="hi_IN" w:bidi="hi_IN"/>
+        </w:rPr>
         <w:t>1 यूहन्ना 2:20 (#1)</w:t>
       </w:r>
       <w:r>
@@ -24910,6 +25667,146 @@
         <w:rPr>
           <w:lang w:val="hi_IN" w:bidi="hi_IN"/>
         </w:rPr>
+        <w:t>1 यूहन्ना 2:20 (#1)</w:t>
+      </w:r>
+      <w:r>
+        <w:rPr>
+          <w:lang w:val="hi_IN" w:bidi="hi_IN"/>
+        </w:rPr>
+      </w:r>
+    </w:p>
+    <w:p>
+      <w:pPr/>
+      <w:r>
+        <w:rPr>
+          <w:lang w:val="hi_IN" w:bidi="hi_IN"/>
+        </w:rPr>
+      </w:r>
+      <w:r>
+        <w:rPr>
+          <w:b/>
+          <w:lang w:val="hi_IN" w:bidi="hi_IN"/>
+        </w:rPr>
+        <w:t>""</w:t>
+      </w:r>
+    </w:p>
+    <w:p>
+      <w:pPr/>
+      <w:r>
+        <w:rPr>
+          <w:lang w:val="hi_IN" w:bidi="hi_IN"/>
+        </w:rPr>
+      </w:r>
+      <w:r>
+        <w:rPr>
+          <w:lang w:val="hi_IN" w:bidi="hi_IN"/>
+        </w:rPr>
+        <w:t>General Information:\n\n</w:t>
+      </w:r>
+      <w:r>
+        <w:rPr>
+          <w:lang w:val="hi_IN" w:bidi="hi_IN"/>
+        </w:rPr>
+      </w:r>
+      <w:r>
+        <w:rPr>
+          <w:lang w:val="hi_IN" w:bidi="hi_IN"/>
+        </w:rPr>
+      </w:r>
+    </w:p>
+    <w:p>
+      <w:pPr/>
+      <w:r>
+        <w:rPr>
+          <w:lang w:val="hi_IN" w:bidi="hi_IN"/>
+        </w:rPr>
+      </w:r>
+    </w:p>
+    <w:p>
+      <w:pPr>
+        <w:pStyle w:val="Heading2"/>
+      </w:pPr>
+      <w:r>
+        <w:rPr>
+          <w:lang w:val="hi_IN" w:bidi="hi_IN"/>
+        </w:rPr>
+        <w:t>1 यूहन्ना 2:20 (#4)</w:t>
+      </w:r>
+      <w:r>
+        <w:rPr>
+          <w:lang w:val="hi_IN" w:bidi="hi_IN"/>
+        </w:rPr>
+      </w:r>
+    </w:p>
+    <w:p>
+      <w:pPr/>
+      <w:r>
+        <w:rPr>
+          <w:lang w:val="hi_IN" w:bidi="hi_IN"/>
+        </w:rPr>
+      </w:r>
+      <w:r>
+        <w:rPr>
+          <w:b/>
+          <w:lang w:val="hi_IN" w:bidi="hi_IN"/>
+        </w:rPr>
+        <w:t>""</w:t>
+      </w:r>
+    </w:p>
+    <w:p>
+      <w:pPr/>
+      <w:r>
+        <w:rPr>
+          <w:lang w:val="hi_IN" w:bidi="hi_IN"/>
+        </w:rPr>
+      </w:r>
+    </w:p>
+    <w:p>
+      <w:pPr/>
+      <w:r>
+        <w:rPr>
+          <w:lang w:val="hi_IN" w:bidi="hi_IN"/>
+        </w:rPr>
+      </w:r>
+      <w:r>
+        <w:rPr>
+          <w:lang w:val="hi_IN" w:bidi="hi_IN"/>
+        </w:rPr>
+        <w:t xml:space="preserve">देखें: </w:t>
+      </w:r>
+      <w:r>
+        <w:rPr>
+          <w:lang w:val="hi_IN" w:bidi="hi_IN"/>
+        </w:rPr>
+        <w:t>अमूर्त संज्ञाएँ</w:t>
+      </w:r>
+      <w:r>
+        <w:rPr>
+          <w:lang w:val="hi_IN" w:bidi="hi_IN"/>
+        </w:rPr>
+      </w:r>
+      <w:r>
+        <w:rPr>
+          <w:lang w:val="hi_IN" w:bidi="hi_IN"/>
+        </w:rPr>
+      </w:r>
+    </w:p>
+    <w:p>
+      <w:pPr/>
+      <w:r>
+        <w:rPr>
+          <w:lang w:val="hi_IN" w:bidi="hi_IN"/>
+        </w:rPr>
+      </w:r>
+    </w:p>
+    <w:p>
+      <w:pPr>
+        <w:pStyle w:val="Heading2"/>
+      </w:pPr>
+      <w:r>
+        <w:rPr>
+          <w:lang w:val="hi_IN" w:bidi="hi_IN"/>
+        </w:rPr>
         <w:t>1 यूहन्ना 2:21 (#1)</w:t>
       </w:r>
       <w:r>
@@ -26651,6 +27548,76 @@
         <w:rPr>
           <w:lang w:val="hi_IN" w:bidi="hi_IN"/>
         </w:rPr>
+        <w:t>1 यूहन्ना 2:23 (#1)</w:t>
+      </w:r>
+      <w:r>
+        <w:rPr>
+          <w:lang w:val="hi_IN" w:bidi="hi_IN"/>
+        </w:rPr>
+      </w:r>
+    </w:p>
+    <w:p>
+      <w:pPr/>
+      <w:r>
+        <w:rPr>
+          <w:lang w:val="hi_IN" w:bidi="hi_IN"/>
+        </w:rPr>
+      </w:r>
+      <w:r>
+        <w:rPr>
+          <w:b/>
+          <w:lang w:val="hi_IN" w:bidi="hi_IN"/>
+        </w:rPr>
+        <w:t>"पुत्र का"</w:t>
+      </w:r>
+      <w:r>
+        <w:rPr>
+          <w:lang w:val="hi_IN" w:bidi="hi_IN"/>
+        </w:rPr>
+        <w:t xml:space="preserve"> - </w:t>
+      </w:r>
+      <w:r>
+        <w:rPr>
+          <w:b/>
+          <w:lang w:val="hi_IN" w:bidi="hi_IN"/>
+        </w:rPr>
+        <w:t>"उसके पास पिता पिता भी भी"</w:t>
+      </w:r>
+    </w:p>
+    <w:p>
+      <w:pPr/>
+      <w:r>
+        <w:rPr>
+          <w:lang w:val="hi_IN" w:bidi="hi_IN"/>
+        </w:rPr>
+      </w:r>
+      <w:r>
+        <w:rPr>
+          <w:lang w:val="hi_IN" w:bidi="hi_IN"/>
+        </w:rPr>
+      </w:r>
+      <w:r>
+        <w:rPr>
+          <w:lang w:val="hi_IN" w:bidi="hi_IN"/>
+        </w:rPr>
+      </w:r>
+    </w:p>
+    <w:p>
+      <w:pPr/>
+      <w:r>
+        <w:rPr>
+          <w:lang w:val="hi_IN" w:bidi="hi_IN"/>
+        </w:rPr>
+      </w:r>
+    </w:p>
+    <w:p>
+      <w:pPr>
+        <w:pStyle w:val="Heading2"/>
+      </w:pPr>
+      <w:r>
+        <w:rPr>
+          <w:lang w:val="hi_IN" w:bidi="hi_IN"/>
+        </w:rPr>
         <w:t>1 यूहन्ना 2:24 (#1)</w:t>
       </w:r>
       <w:r>
@@ -27388,6 +28355,209 @@
         <w:rPr>
           <w:lang w:val="hi_IN" w:bidi="hi_IN"/>
         </w:rPr>
+        <w:t>1 यूहन्ना 2:24 (#1)</w:t>
+      </w:r>
+      <w:r>
+        <w:rPr>
+          <w:lang w:val="hi_IN" w:bidi="hi_IN"/>
+        </w:rPr>
+      </w:r>
+    </w:p>
+    <w:p>
+      <w:pPr/>
+      <w:r>
+        <w:rPr>
+          <w:lang w:val="hi_IN" w:bidi="hi_IN"/>
+        </w:rPr>
+      </w:r>
+      <w:r>
+        <w:rPr>
+          <w:b/>
+          <w:lang w:val="hi_IN" w:bidi="hi_IN"/>
+        </w:rPr>
+        <w:t>""</w:t>
+      </w:r>
+    </w:p>
+    <w:p>
+      <w:pPr/>
+      <w:r>
+        <w:rPr>
+          <w:lang w:val="hi_IN" w:bidi="hi_IN"/>
+        </w:rPr>
+      </w:r>
+      <w:r>
+        <w:rPr>
+          <w:lang w:val="hi_IN" w:bidi="hi_IN"/>
+        </w:rPr>
+        <w:t>General Information:\n\n</w:t>
+      </w:r>
+    </w:p>
+    <w:p>
+      <w:pPr/>
+      <w:r>
+        <w:rPr>
+          <w:lang w:val="hi_IN" w:bidi="hi_IN"/>
+        </w:rPr>
+      </w:r>
+      <w:r>
+        <w:rPr>
+          <w:lang w:val="hi_IN" w:bidi="hi_IN"/>
+        </w:rPr>
+        <w:t xml:space="preserve">देखें: </w:t>
+      </w:r>
+      <w:r>
+        <w:rPr>
+          <w:lang w:val="hi_IN" w:bidi="hi_IN"/>
+        </w:rPr>
+        <w:t>'आप' के रूप</w:t>
+      </w:r>
+      <w:r>
+        <w:rPr>
+          <w:lang w:val="hi_IN" w:bidi="hi_IN"/>
+        </w:rPr>
+      </w:r>
+      <w:r>
+        <w:rPr>
+          <w:lang w:val="hi_IN" w:bidi="hi_IN"/>
+        </w:rPr>
+      </w:r>
+    </w:p>
+    <w:p>
+      <w:pPr/>
+      <w:r>
+        <w:rPr>
+          <w:lang w:val="hi_IN" w:bidi="hi_IN"/>
+        </w:rPr>
+      </w:r>
+    </w:p>
+    <w:p>
+      <w:pPr>
+        <w:pStyle w:val="Heading2"/>
+      </w:pPr>
+      <w:r>
+        <w:rPr>
+          <w:lang w:val="hi_IN" w:bidi="hi_IN"/>
+        </w:rPr>
+        <w:t>1 यूहन्ना 2:24 (#2)</w:t>
+      </w:r>
+      <w:r>
+        <w:rPr>
+          <w:lang w:val="hi_IN" w:bidi="hi_IN"/>
+        </w:rPr>
+      </w:r>
+    </w:p>
+    <w:p>
+      <w:pPr/>
+      <w:r>
+        <w:rPr>
+          <w:lang w:val="hi_IN" w:bidi="hi_IN"/>
+        </w:rPr>
+      </w:r>
+      <w:r>
+        <w:rPr>
+          <w:b/>
+          <w:lang w:val="hi_IN" w:bidi="hi_IN"/>
+        </w:rPr>
+        <w:t>""</w:t>
+      </w:r>
+    </w:p>
+    <w:p>
+      <w:pPr/>
+      <w:r>
+        <w:rPr>
+          <w:lang w:val="hi_IN" w:bidi="hi_IN"/>
+        </w:rPr>
+      </w:r>
+      <w:r>
+        <w:rPr>
+          <w:lang w:val="hi_IN" w:bidi="hi_IN"/>
+        </w:rPr>
+        <w:t>Connecting Statement:\n\n</w:t>
+      </w:r>
+      <w:r>
+        <w:rPr>
+          <w:lang w:val="hi_IN" w:bidi="hi_IN"/>
+        </w:rPr>
+      </w:r>
+      <w:r>
+        <w:rPr>
+          <w:lang w:val="hi_IN" w:bidi="hi_IN"/>
+        </w:rPr>
+      </w:r>
+    </w:p>
+    <w:p>
+      <w:pPr/>
+      <w:r>
+        <w:rPr>
+          <w:lang w:val="hi_IN" w:bidi="hi_IN"/>
+        </w:rPr>
+      </w:r>
+    </w:p>
+    <w:p>
+      <w:pPr>
+        <w:pStyle w:val="Heading2"/>
+      </w:pPr>
+      <w:r>
+        <w:rPr>
+          <w:lang w:val="hi_IN" w:bidi="hi_IN"/>
+        </w:rPr>
+        <w:t>1 यूहन्ना 2:24 (#3)</w:t>
+      </w:r>
+      <w:r>
+        <w:rPr>
+          <w:lang w:val="hi_IN" w:bidi="hi_IN"/>
+        </w:rPr>
+      </w:r>
+    </w:p>
+    <w:p>
+      <w:pPr/>
+      <w:r>
+        <w:rPr>
+          <w:lang w:val="hi_IN" w:bidi="hi_IN"/>
+        </w:rPr>
+      </w:r>
+      <w:r>
+        <w:rPr>
+          <w:b/>
+          <w:lang w:val="hi_IN" w:bidi="hi_IN"/>
+        </w:rPr>
+        <w:t>"तुम ने"</w:t>
+      </w:r>
+    </w:p>
+    <w:p>
+      <w:pPr/>
+      <w:r>
+        <w:rPr>
+          <w:lang w:val="hi_IN" w:bidi="hi_IN"/>
+        </w:rPr>
+      </w:r>
+      <w:r>
+        <w:rPr>
+          <w:lang w:val="hi_IN" w:bidi="hi_IN"/>
+        </w:rPr>
+      </w:r>
+      <w:r>
+        <w:rPr>
+          <w:lang w:val="hi_IN" w:bidi="hi_IN"/>
+        </w:rPr>
+      </w:r>
+    </w:p>
+    <w:p>
+      <w:pPr/>
+      <w:r>
+        <w:rPr>
+          <w:lang w:val="hi_IN" w:bidi="hi_IN"/>
+        </w:rPr>
+      </w:r>
+    </w:p>
+    <w:p>
+      <w:pPr>
+        <w:pStyle w:val="Heading2"/>
+      </w:pPr>
+      <w:r>
+        <w:rPr>
+          <w:lang w:val="hi_IN" w:bidi="hi_IN"/>
+        </w:rPr>
         <w:t>1 यूहन्ना 2:25 (#1)</w:t>
       </w:r>
       <w:r>
@@ -28923,6 +30093,189 @@
         <w:rPr>
           <w:lang w:val="hi_IN" w:bidi="hi_IN"/>
         </w:rPr>
+        <w:t>1 यूहन्ना 2:27 (#1)</w:t>
+      </w:r>
+      <w:r>
+        <w:rPr>
+          <w:lang w:val="hi_IN" w:bidi="hi_IN"/>
+        </w:rPr>
+      </w:r>
+    </w:p>
+    <w:p>
+      <w:pPr/>
+      <w:r>
+        <w:rPr>
+          <w:lang w:val="hi_IN" w:bidi="hi_IN"/>
+        </w:rPr>
+      </w:r>
+      <w:r>
+        <w:rPr>
+          <w:b/>
+          <w:lang w:val="hi_IN" w:bidi="hi_IN"/>
+        </w:rPr>
+        <w:t>""</w:t>
+      </w:r>
+    </w:p>
+    <w:p>
+      <w:pPr/>
+      <w:r>
+        <w:rPr>
+          <w:lang w:val="hi_IN" w:bidi="hi_IN"/>
+        </w:rPr>
+      </w:r>
+      <w:r>
+        <w:rPr>
+          <w:lang w:val="hi_IN" w:bidi="hi_IN"/>
+        </w:rPr>
+        <w:t>Connecting Statement:\n\n</w:t>
+      </w:r>
+      <w:r>
+        <w:rPr>
+          <w:lang w:val="hi_IN" w:bidi="hi_IN"/>
+        </w:rPr>
+      </w:r>
+      <w:r>
+        <w:rPr>
+          <w:lang w:val="hi_IN" w:bidi="hi_IN"/>
+        </w:rPr>
+      </w:r>
+    </w:p>
+    <w:p>
+      <w:pPr/>
+      <w:r>
+        <w:rPr>
+          <w:lang w:val="hi_IN" w:bidi="hi_IN"/>
+        </w:rPr>
+      </w:r>
+    </w:p>
+    <w:p>
+      <w:pPr>
+        <w:pStyle w:val="Heading2"/>
+      </w:pPr>
+      <w:r>
+        <w:rPr>
+          <w:lang w:val="hi_IN" w:bidi="hi_IN"/>
+        </w:rPr>
+        <w:t>1 यूहन्ना 2:27 (#2)</w:t>
+      </w:r>
+      <w:r>
+        <w:rPr>
+          <w:lang w:val="hi_IN" w:bidi="hi_IN"/>
+        </w:rPr>
+      </w:r>
+    </w:p>
+    <w:p>
+      <w:pPr/>
+      <w:r>
+        <w:rPr>
+          <w:lang w:val="hi_IN" w:bidi="hi_IN"/>
+        </w:rPr>
+      </w:r>
+      <w:r>
+        <w:rPr>
+          <w:b/>
+          <w:lang w:val="hi_IN" w:bidi="hi_IN"/>
+        </w:rPr>
+        <w:t>"तुम्हारा"</w:t>
+      </w:r>
+    </w:p>
+    <w:p>
+      <w:pPr/>
+      <w:r>
+        <w:rPr>
+          <w:lang w:val="hi_IN" w:bidi="hi_IN"/>
+        </w:rPr>
+      </w:r>
+      <w:r>
+        <w:rPr>
+          <w:lang w:val="hi_IN" w:bidi="hi_IN"/>
+        </w:rPr>
+      </w:r>
+      <w:r>
+        <w:rPr>
+          <w:lang w:val="hi_IN" w:bidi="hi_IN"/>
+        </w:rPr>
+      </w:r>
+    </w:p>
+    <w:p>
+      <w:pPr/>
+      <w:r>
+        <w:rPr>
+          <w:lang w:val="hi_IN" w:bidi="hi_IN"/>
+        </w:rPr>
+      </w:r>
+    </w:p>
+    <w:p>
+      <w:pPr>
+        <w:pStyle w:val="Heading2"/>
+      </w:pPr>
+      <w:r>
+        <w:rPr>
+          <w:lang w:val="hi_IN" w:bidi="hi_IN"/>
+        </w:rPr>
+        <w:t>1 यूहन्ना 2:27 (#5)</w:t>
+      </w:r>
+      <w:r>
+        <w:rPr>
+          <w:lang w:val="hi_IN" w:bidi="hi_IN"/>
+        </w:rPr>
+      </w:r>
+    </w:p>
+    <w:p>
+      <w:pPr/>
+      <w:r>
+        <w:rPr>
+          <w:lang w:val="hi_IN" w:bidi="hi_IN"/>
+        </w:rPr>
+      </w:r>
+      <w:r>
+        <w:rPr>
+          <w:b/>
+          <w:lang w:val="hi_IN" w:bidi="hi_IN"/>
+        </w:rPr>
+        <w:t>"तुम में बना रहता है"</w:t>
+      </w:r>
+    </w:p>
+    <w:p>
+      <w:pPr/>
+      <w:r>
+        <w:rPr>
+          <w:lang w:val="hi_IN" w:bidi="hi_IN"/>
+        </w:rPr>
+      </w:r>
+      <w:r>
+        <w:rPr>
+          <w:lang w:val="hi_IN" w:bidi="hi_IN"/>
+        </w:rPr>
+        <w:t>वैकल्पिक अनुवाद: ""सत्य का बखान करता है झूठ नहीं कहता है"</w:t>
+      </w:r>
+      <w:r>
+        <w:rPr>
+          <w:lang w:val="hi_IN" w:bidi="hi_IN"/>
+        </w:rPr>
+      </w:r>
+      <w:r>
+        <w:rPr>
+          <w:lang w:val="hi_IN" w:bidi="hi_IN"/>
+        </w:rPr>
+      </w:r>
+    </w:p>
+    <w:p>
+      <w:pPr/>
+      <w:r>
+        <w:rPr>
+          <w:lang w:val="hi_IN" w:bidi="hi_IN"/>
+        </w:rPr>
+      </w:r>
+    </w:p>
+    <w:p>
+      <w:pPr>
+        <w:pStyle w:val="Heading2"/>
+      </w:pPr>
+      <w:r>
+        <w:rPr>
+          <w:lang w:val="hi_IN" w:bidi="hi_IN"/>
+        </w:rPr>
         <w:t>1 यूहन्ना 2:28 (#1)</w:t>
       </w:r>
       <w:r>
@@ -29824,6 +31177,82 @@
           <w:lang w:val="hi_IN" w:bidi="hi_IN"/>
         </w:rPr>
         <w:t>सक्रिय या निष्क्रिय</w:t>
+      </w:r>
+      <w:r>
+        <w:rPr>
+          <w:lang w:val="hi_IN" w:bidi="hi_IN"/>
+        </w:rPr>
+      </w:r>
+      <w:r>
+        <w:rPr>
+          <w:lang w:val="hi_IN" w:bidi="hi_IN"/>
+        </w:rPr>
+      </w:r>
+    </w:p>
+    <w:p>
+      <w:pPr/>
+      <w:r>
+        <w:rPr>
+          <w:lang w:val="hi_IN" w:bidi="hi_IN"/>
+        </w:rPr>
+      </w:r>
+    </w:p>
+    <w:p>
+      <w:pPr>
+        <w:pStyle w:val="Heading2"/>
+      </w:pPr>
+      <w:r>
+        <w:rPr>
+          <w:lang w:val="hi_IN" w:bidi="hi_IN"/>
+        </w:rPr>
+        <w:t>1 यूहन्ना 2:28 (#6)</w:t>
+      </w:r>
+      <w:r>
+        <w:rPr>
+          <w:lang w:val="hi_IN" w:bidi="hi_IN"/>
+        </w:rPr>
+      </w:r>
+    </w:p>
+    <w:p>
+      <w:pPr/>
+      <w:r>
+        <w:rPr>
+          <w:lang w:val="hi_IN" w:bidi="hi_IN"/>
+        </w:rPr>
+      </w:r>
+      <w:r>
+        <w:rPr>
+          <w:b/>
+          <w:lang w:val="hi_IN" w:bidi="hi_IN"/>
+        </w:rPr>
+        <w:t>"उसमें"</w:t>
+      </w:r>
+      <w:r>
+        <w:rPr>
+          <w:lang w:val="hi_IN" w:bidi="hi_IN"/>
+        </w:rPr>
+        <w:t xml:space="preserve"> - </w:t>
+      </w:r>
+      <w:r>
+        <w:rPr>
+          <w:b/>
+          <w:lang w:val="hi_IN" w:bidi="hi_IN"/>
+        </w:rPr>
+        <w:t>"हम उसके आने"</w:t>
+      </w:r>
+    </w:p>
+    <w:p>
+      <w:pPr/>
+      <w:r>
+        <w:rPr>
+          <w:lang w:val="hi_IN" w:bidi="hi_IN"/>
+        </w:rPr>
+      </w:r>
+      <w:r>
+        <w:rPr>
+          <w:lang w:val="hi_IN" w:bidi="hi_IN"/>
+        </w:rPr>
+        <w:t>"वैकल्पिक अनुवाद: ""जब वह पृथ्वी पर लौट आएगा"""</w:t>
       </w:r>
       <w:r>
         <w:rPr>
@@ -31811,6 +33240,189 @@
         <w:rPr>
           <w:lang w:val="hi_IN" w:bidi="hi_IN"/>
         </w:rPr>
+        <w:t>1 यूहन्ना 3:1 (#1)</w:t>
+      </w:r>
+      <w:r>
+        <w:rPr>
+          <w:lang w:val="hi_IN" w:bidi="hi_IN"/>
+        </w:rPr>
+      </w:r>
+    </w:p>
+    <w:p>
+      <w:pPr/>
+      <w:r>
+        <w:rPr>
+          <w:lang w:val="hi_IN" w:bidi="hi_IN"/>
+        </w:rPr>
+      </w:r>
+      <w:r>
+        <w:rPr>
+          <w:b/>
+          <w:lang w:val="hi_IN" w:bidi="hi_IN"/>
+        </w:rPr>
+        <w:t>""</w:t>
+      </w:r>
+    </w:p>
+    <w:p>
+      <w:pPr/>
+      <w:r>
+        <w:rPr>
+          <w:lang w:val="hi_IN" w:bidi="hi_IN"/>
+        </w:rPr>
+      </w:r>
+      <w:r>
+        <w:rPr>
+          <w:lang w:val="hi_IN" w:bidi="hi_IN"/>
+        </w:rPr>
+        <w:t>Connecting Statement:\n\n</w:t>
+      </w:r>
+      <w:r>
+        <w:rPr>
+          <w:lang w:val="hi_IN" w:bidi="hi_IN"/>
+        </w:rPr>
+      </w:r>
+      <w:r>
+        <w:rPr>
+          <w:lang w:val="hi_IN" w:bidi="hi_IN"/>
+        </w:rPr>
+      </w:r>
+    </w:p>
+    <w:p>
+      <w:pPr/>
+      <w:r>
+        <w:rPr>
+          <w:lang w:val="hi_IN" w:bidi="hi_IN"/>
+        </w:rPr>
+      </w:r>
+    </w:p>
+    <w:p>
+      <w:pPr>
+        <w:pStyle w:val="Heading2"/>
+      </w:pPr>
+      <w:r>
+        <w:rPr>
+          <w:lang w:val="hi_IN" w:bidi="hi_IN"/>
+        </w:rPr>
+        <w:t>1 यूहन्ना 3:1 (#4)</w:t>
+      </w:r>
+      <w:r>
+        <w:rPr>
+          <w:lang w:val="hi_IN" w:bidi="hi_IN"/>
+        </w:rPr>
+      </w:r>
+    </w:p>
+    <w:p>
+      <w:pPr/>
+      <w:r>
+        <w:rPr>
+          <w:lang w:val="hi_IN" w:bidi="hi_IN"/>
+        </w:rPr>
+      </w:r>
+      <w:r>
+        <w:rPr>
+          <w:b/>
+          <w:lang w:val="hi_IN" w:bidi="hi_IN"/>
+        </w:rPr>
+        <w:t>"परमेश्वर की सन्तान कहलाएँ"</w:t>
+      </w:r>
+    </w:p>
+    <w:p>
+      <w:pPr/>
+      <w:r>
+        <w:rPr>
+          <w:lang w:val="hi_IN" w:bidi="hi_IN"/>
+        </w:rPr>
+      </w:r>
+      <w:r>
+        <w:rPr>
+          <w:lang w:val="hi_IN" w:bidi="hi_IN"/>
+        </w:rPr>
+      </w:r>
+      <w:r>
+        <w:rPr>
+          <w:lang w:val="hi_IN" w:bidi="hi_IN"/>
+        </w:rPr>
+      </w:r>
+    </w:p>
+    <w:p>
+      <w:pPr/>
+      <w:r>
+        <w:rPr>
+          <w:lang w:val="hi_IN" w:bidi="hi_IN"/>
+        </w:rPr>
+      </w:r>
+    </w:p>
+    <w:p>
+      <w:pPr>
+        <w:pStyle w:val="Heading2"/>
+      </w:pPr>
+      <w:r>
+        <w:rPr>
+          <w:lang w:val="hi_IN" w:bidi="hi_IN"/>
+        </w:rPr>
+        <w:t>1 यूहन्ना 3:1 (#1)</w:t>
+      </w:r>
+      <w:r>
+        <w:rPr>
+          <w:lang w:val="hi_IN" w:bidi="hi_IN"/>
+        </w:rPr>
+      </w:r>
+    </w:p>
+    <w:p>
+      <w:pPr/>
+      <w:r>
+        <w:rPr>
+          <w:lang w:val="hi_IN" w:bidi="hi_IN"/>
+        </w:rPr>
+      </w:r>
+      <w:r>
+        <w:rPr>
+          <w:b/>
+          <w:lang w:val="hi_IN" w:bidi="hi_IN"/>
+        </w:rPr>
+        <w:t>"उसमें बने रहो"</w:t>
+      </w:r>
+    </w:p>
+    <w:p>
+      <w:pPr/>
+      <w:r>
+        <w:rPr>
+          <w:lang w:val="hi_IN" w:bidi="hi_IN"/>
+        </w:rPr>
+      </w:r>
+      <w:r>
+        <w:rPr>
+          <w:lang w:val="hi_IN" w:bidi="hi_IN"/>
+        </w:rPr>
+        <w:t>वैकल्पिक अनुवाद: ""पिता ने हमसे कैसा महान प्रेम रखा है"</w:t>
+      </w:r>
+      <w:r>
+        <w:rPr>
+          <w:lang w:val="hi_IN" w:bidi="hi_IN"/>
+        </w:rPr>
+      </w:r>
+      <w:r>
+        <w:rPr>
+          <w:lang w:val="hi_IN" w:bidi="hi_IN"/>
+        </w:rPr>
+      </w:r>
+    </w:p>
+    <w:p>
+      <w:pPr/>
+      <w:r>
+        <w:rPr>
+          <w:lang w:val="hi_IN" w:bidi="hi_IN"/>
+        </w:rPr>
+      </w:r>
+    </w:p>
+    <w:p>
+      <w:pPr>
+        <w:pStyle w:val="Heading2"/>
+      </w:pPr>
+      <w:r>
+        <w:rPr>
+          <w:lang w:val="hi_IN" w:bidi="hi_IN"/>
+        </w:rPr>
         <w:t>1 यूहन्ना 3:2 (#1)</w:t>
       </w:r>
       <w:r>
@@ -32577,6 +34189,63 @@
         <w:rPr>
           <w:lang w:val="hi_IN" w:bidi="hi_IN"/>
         </w:rPr>
+        <w:t>1 यूहन्ना 3:2 (#3)</w:t>
+      </w:r>
+      <w:r>
+        <w:rPr>
+          <w:lang w:val="hi_IN" w:bidi="hi_IN"/>
+        </w:rPr>
+      </w:r>
+    </w:p>
+    <w:p>
+      <w:pPr/>
+      <w:r>
+        <w:rPr>
+          <w:lang w:val="hi_IN" w:bidi="hi_IN"/>
+        </w:rPr>
+      </w:r>
+      <w:r>
+        <w:rPr>
+          <w:b/>
+          <w:lang w:val="hi_IN" w:bidi="hi_IN"/>
+        </w:rPr>
+        <w:t>"अब तक यह प्रगट नहीं हुआ"</w:t>
+      </w:r>
+    </w:p>
+    <w:p>
+      <w:pPr/>
+      <w:r>
+        <w:rPr>
+          <w:lang w:val="hi_IN" w:bidi="hi_IN"/>
+        </w:rPr>
+      </w:r>
+      <w:r>
+        <w:rPr>
+          <w:lang w:val="hi_IN" w:bidi="hi_IN"/>
+        </w:rPr>
+      </w:r>
+      <w:r>
+        <w:rPr>
+          <w:lang w:val="hi_IN" w:bidi="hi_IN"/>
+        </w:rPr>
+      </w:r>
+    </w:p>
+    <w:p>
+      <w:pPr/>
+      <w:r>
+        <w:rPr>
+          <w:lang w:val="hi_IN" w:bidi="hi_IN"/>
+        </w:rPr>
+      </w:r>
+    </w:p>
+    <w:p>
+      <w:pPr>
+        <w:pStyle w:val="Heading2"/>
+      </w:pPr>
+      <w:r>
+        <w:rPr>
+          <w:lang w:val="hi_IN" w:bidi="hi_IN"/>
+        </w:rPr>
         <w:t>1 यूहन्ना 3:3 (#1)</w:t>
       </w:r>
       <w:r>
@@ -35753,6 +37422,152 @@
         <w:rPr>
           <w:lang w:val="hi_IN" w:bidi="hi_IN"/>
         </w:rPr>
+        <w:t>1 यूहन्ना 3:9 (#1)</w:t>
+      </w:r>
+      <w:r>
+        <w:rPr>
+          <w:lang w:val="hi_IN" w:bidi="hi_IN"/>
+        </w:rPr>
+      </w:r>
+    </w:p>
+    <w:p>
+      <w:pPr/>
+      <w:r>
+        <w:rPr>
+          <w:lang w:val="hi_IN" w:bidi="hi_IN"/>
+        </w:rPr>
+      </w:r>
+    </w:p>
+    <w:p>
+      <w:pPr/>
+      <w:r>
+        <w:rPr>
+          <w:lang w:val="hi_IN" w:bidi="hi_IN"/>
+        </w:rPr>
+      </w:r>
+      <w:r>
+        <w:rPr>
+          <w:lang w:val="hi_IN" w:bidi="hi_IN"/>
+        </w:rPr>
+        <w:t>Connecting Statement:\n\n</w:t>
+      </w:r>
+      <w:r>
+        <w:rPr>
+          <w:lang w:val="hi_IN" w:bidi="hi_IN"/>
+        </w:rPr>
+      </w:r>
+      <w:r>
+        <w:rPr>
+          <w:lang w:val="hi_IN" w:bidi="hi_IN"/>
+        </w:rPr>
+      </w:r>
+    </w:p>
+    <w:p>
+      <w:pPr/>
+      <w:r>
+        <w:rPr>
+          <w:lang w:val="hi_IN" w:bidi="hi_IN"/>
+        </w:rPr>
+      </w:r>
+    </w:p>
+    <w:p>
+      <w:pPr>
+        <w:pStyle w:val="Heading2"/>
+      </w:pPr>
+      <w:r>
+        <w:rPr>
+          <w:lang w:val="hi_IN" w:bidi="hi_IN"/>
+        </w:rPr>
+        <w:t>1 यूहन्ना 3:9 (#4)</w:t>
+      </w:r>
+      <w:r>
+        <w:rPr>
+          <w:lang w:val="hi_IN" w:bidi="hi_IN"/>
+        </w:rPr>
+      </w:r>
+    </w:p>
+    <w:p>
+      <w:pPr/>
+      <w:r>
+        <w:rPr>
+          <w:lang w:val="hi_IN" w:bidi="hi_IN"/>
+        </w:rPr>
+      </w:r>
+      <w:r>
+        <w:rPr>
+          <w:b/>
+          <w:lang w:val="hi_IN" w:bidi="hi_IN"/>
+        </w:rPr>
+        <w:t>"परमेश्वर से"</w:t>
+      </w:r>
+      <w:r>
+        <w:rPr>
+          <w:lang w:val="hi_IN" w:bidi="hi_IN"/>
+        </w:rPr>
+        <w:t xml:space="preserve"> - </w:t>
+      </w:r>
+      <w:r>
+        <w:rPr>
+          <w:b/>
+          <w:lang w:val="hi_IN" w:bidi="hi_IN"/>
+        </w:rPr>
+        <w:t>"जन्मा है"</w:t>
+      </w:r>
+    </w:p>
+    <w:p>
+      <w:pPr/>
+      <w:r>
+        <w:rPr>
+          <w:lang w:val="hi_IN" w:bidi="hi_IN"/>
+        </w:rPr>
+      </w:r>
+    </w:p>
+    <w:p>
+      <w:pPr/>
+      <w:r>
+        <w:rPr>
+          <w:lang w:val="hi_IN" w:bidi="hi_IN"/>
+        </w:rPr>
+      </w:r>
+      <w:r>
+        <w:rPr>
+          <w:lang w:val="hi_IN" w:bidi="hi_IN"/>
+        </w:rPr>
+        <w:t xml:space="preserve">देखें: </w:t>
+      </w:r>
+      <w:r>
+        <w:rPr>
+          <w:lang w:val="hi_IN" w:bidi="hi_IN"/>
+        </w:rPr>
+        <w:t>सक्रिय या निष्क्रिय</w:t>
+      </w:r>
+      <w:r>
+        <w:rPr>
+          <w:lang w:val="hi_IN" w:bidi="hi_IN"/>
+        </w:rPr>
+      </w:r>
+      <w:r>
+        <w:rPr>
+          <w:lang w:val="hi_IN" w:bidi="hi_IN"/>
+        </w:rPr>
+      </w:r>
+    </w:p>
+    <w:p>
+      <w:pPr/>
+      <w:r>
+        <w:rPr>
+          <w:lang w:val="hi_IN" w:bidi="hi_IN"/>
+        </w:rPr>
+      </w:r>
+    </w:p>
+    <w:p>
+      <w:pPr>
+        <w:pStyle w:val="Heading2"/>
+      </w:pPr>
+      <w:r>
+        <w:rPr>
+          <w:lang w:val="hi_IN" w:bidi="hi_IN"/>
+        </w:rPr>
         <w:t>1 यूहन्ना 3:10 (#1)</w:t>
       </w:r>
       <w:r>
@@ -36616,6 +38431,132 @@
         <w:rPr>
           <w:lang w:val="hi_IN" w:bidi="hi_IN"/>
         </w:rPr>
+        <w:t>1 यूहन्ना 3:11 (#1)</w:t>
+      </w:r>
+      <w:r>
+        <w:rPr>
+          <w:lang w:val="hi_IN" w:bidi="hi_IN"/>
+        </w:rPr>
+      </w:r>
+    </w:p>
+    <w:p>
+      <w:pPr/>
+      <w:r>
+        <w:rPr>
+          <w:lang w:val="hi_IN" w:bidi="hi_IN"/>
+        </w:rPr>
+      </w:r>
+      <w:r>
+        <w:rPr>
+          <w:b/>
+          <w:lang w:val="hi_IN" w:bidi="hi_IN"/>
+        </w:rPr>
+        <w:t>""</w:t>
+      </w:r>
+    </w:p>
+    <w:p>
+      <w:pPr/>
+      <w:r>
+        <w:rPr>
+          <w:lang w:val="hi_IN" w:bidi="hi_IN"/>
+        </w:rPr>
+      </w:r>
+      <w:r>
+        <w:rPr>
+          <w:lang w:val="hi_IN" w:bidi="hi_IN"/>
+        </w:rPr>
+        <w:t>General Information:\n\n</w:t>
+      </w:r>
+      <w:r>
+        <w:rPr>
+          <w:lang w:val="hi_IN" w:bidi="hi_IN"/>
+        </w:rPr>
+      </w:r>
+      <w:r>
+        <w:rPr>
+          <w:lang w:val="hi_IN" w:bidi="hi_IN"/>
+        </w:rPr>
+      </w:r>
+    </w:p>
+    <w:p>
+      <w:pPr/>
+      <w:r>
+        <w:rPr>
+          <w:lang w:val="hi_IN" w:bidi="hi_IN"/>
+        </w:rPr>
+      </w:r>
+    </w:p>
+    <w:p>
+      <w:pPr>
+        <w:pStyle w:val="Heading2"/>
+      </w:pPr>
+      <w:r>
+        <w:rPr>
+          <w:lang w:val="hi_IN" w:bidi="hi_IN"/>
+        </w:rPr>
+        <w:t>1 यूहन्ना 3:11 (#2)</w:t>
+      </w:r>
+      <w:r>
+        <w:rPr>
+          <w:lang w:val="hi_IN" w:bidi="hi_IN"/>
+        </w:rPr>
+      </w:r>
+    </w:p>
+    <w:p>
+      <w:pPr/>
+      <w:r>
+        <w:rPr>
+          <w:lang w:val="hi_IN" w:bidi="hi_IN"/>
+        </w:rPr>
+      </w:r>
+      <w:r>
+        <w:rPr>
+          <w:b/>
+          <w:lang w:val="hi_IN" w:bidi="hi_IN"/>
+        </w:rPr>
+        <w:t>""</w:t>
+      </w:r>
+    </w:p>
+    <w:p>
+      <w:pPr/>
+      <w:r>
+        <w:rPr>
+          <w:lang w:val="hi_IN" w:bidi="hi_IN"/>
+        </w:rPr>
+      </w:r>
+      <w:r>
+        <w:rPr>
+          <w:lang w:val="hi_IN" w:bidi="hi_IN"/>
+        </w:rPr>
+        <w:t>Connecting Statement:\n\n</w:t>
+      </w:r>
+      <w:r>
+        <w:rPr>
+          <w:lang w:val="hi_IN" w:bidi="hi_IN"/>
+        </w:rPr>
+      </w:r>
+      <w:r>
+        <w:rPr>
+          <w:lang w:val="hi_IN" w:bidi="hi_IN"/>
+        </w:rPr>
+      </w:r>
+    </w:p>
+    <w:p>
+      <w:pPr/>
+      <w:r>
+        <w:rPr>
+          <w:lang w:val="hi_IN" w:bidi="hi_IN"/>
+        </w:rPr>
+      </w:r>
+    </w:p>
+    <w:p>
+      <w:pPr>
+        <w:pStyle w:val="Heading2"/>
+      </w:pPr>
+      <w:r>
+        <w:rPr>
+          <w:lang w:val="hi_IN" w:bidi="hi_IN"/>
+        </w:rPr>
         <w:t>1 यूहन्ना 3:12 (#1)</w:t>
       </w:r>
       <w:r>
@@ -37294,6 +39235,89 @@
         <w:rPr>
           <w:lang w:val="hi_IN" w:bidi="hi_IN"/>
         </w:rPr>
+        <w:t>1 यूहन्ना 3:12 (#1)</w:t>
+      </w:r>
+      <w:r>
+        <w:rPr>
+          <w:lang w:val="hi_IN" w:bidi="hi_IN"/>
+        </w:rPr>
+      </w:r>
+    </w:p>
+    <w:p>
+      <w:pPr/>
+      <w:r>
+        <w:rPr>
+          <w:lang w:val="hi_IN" w:bidi="hi_IN"/>
+        </w:rPr>
+      </w:r>
+    </w:p>
+    <w:p>
+      <w:pPr/>
+      <w:r>
+        <w:rPr>
+          <w:lang w:val="hi_IN" w:bidi="hi_IN"/>
+        </w:rPr>
+      </w:r>
+      <w:r>
+        <w:rPr>
+          <w:b/>
+          <w:lang w:val="hi_IN" w:bidi="hi_IN"/>
+        </w:rPr>
+        <w:t>कैन</w:t>
+      </w:r>
+      <w:r>
+        <w:rPr>
+          <w:lang w:val="hi_IN" w:bidi="hi_IN"/>
+        </w:rPr>
+        <w:t xml:space="preserve"> एक पुरुष का नाम है| \n</w:t>
+      </w:r>
+    </w:p>
+    <w:p>
+      <w:pPr/>
+      <w:r>
+        <w:rPr>
+          <w:lang w:val="hi_IN" w:bidi="hi_IN"/>
+        </w:rPr>
+      </w:r>
+      <w:r>
+        <w:rPr>
+          <w:lang w:val="hi_IN" w:bidi="hi_IN"/>
+        </w:rPr>
+        <w:t xml:space="preserve">देखें: </w:t>
+      </w:r>
+      <w:r>
+        <w:rPr>
+          <w:lang w:val="hi_IN" w:bidi="hi_IN"/>
+        </w:rPr>
+        <w:t>नामों का अनुवाद कैसे करें</w:t>
+      </w:r>
+      <w:r>
+        <w:rPr>
+          <w:lang w:val="hi_IN" w:bidi="hi_IN"/>
+        </w:rPr>
+      </w:r>
+      <w:r>
+        <w:rPr>
+          <w:lang w:val="hi_IN" w:bidi="hi_IN"/>
+        </w:rPr>
+      </w:r>
+    </w:p>
+    <w:p>
+      <w:pPr/>
+      <w:r>
+        <w:rPr>
+          <w:lang w:val="hi_IN" w:bidi="hi_IN"/>
+        </w:rPr>
+      </w:r>
+    </w:p>
+    <w:p>
+      <w:pPr>
+        <w:pStyle w:val="Heading2"/>
+      </w:pPr>
+      <w:r>
+        <w:rPr>
+          <w:lang w:val="hi_IN" w:bidi="hi_IN"/>
+        </w:rPr>
         <w:t>1 यूहन्ना 3:13 (#1)</w:t>
       </w:r>
       <w:r>
@@ -38207,6 +40231,69 @@
         <w:rPr>
           <w:lang w:val="hi_IN" w:bidi="hi_IN"/>
         </w:rPr>
+        <w:t>1 यूहन्ना 3:14 (#2)</w:t>
+      </w:r>
+      <w:r>
+        <w:rPr>
+          <w:lang w:val="hi_IN" w:bidi="hi_IN"/>
+        </w:rPr>
+      </w:r>
+    </w:p>
+    <w:p>
+      <w:pPr/>
+      <w:r>
+        <w:rPr>
+          <w:lang w:val="hi_IN" w:bidi="hi_IN"/>
+        </w:rPr>
+      </w:r>
+      <w:r>
+        <w:rPr>
+          <w:b/>
+          <w:lang w:val="hi_IN" w:bidi="hi_IN"/>
+        </w:rPr>
+        <w:t>"हम जानते हैं कि हम मृत्यु से पार हम जीवन में दशा पहुँचे हैं क्योंकि हम भाइयों से प्रेम रखते हैं"</w:t>
+      </w:r>
+    </w:p>
+    <w:p>
+      <w:pPr/>
+      <w:r>
+        <w:rPr>
+          <w:lang w:val="hi_IN" w:bidi="hi_IN"/>
+        </w:rPr>
+      </w:r>
+      <w:r>
+        <w:rPr>
+          <w:lang w:val="hi_IN" w:bidi="hi_IN"/>
+        </w:rPr>
+        <w:t>"यह सुनिश्चित करें कि आपका अनुवाद यह सुझाव न दे की भाइयों से प्रेम रखना मनुष्यों को मृतु से जीवन में ले आता है| वैकल्पिक अनुवाद: ""हम जिस प्रकार जानते है कि हम मृत्यु से जीवन में पुनर्वास कर चुके हैं तो इसका कारण है कि हम भाइयों से प्रेम करते हैं"""</w:t>
+      </w:r>
+      <w:r>
+        <w:rPr>
+          <w:lang w:val="hi_IN" w:bidi="hi_IN"/>
+        </w:rPr>
+      </w:r>
+      <w:r>
+        <w:rPr>
+          <w:lang w:val="hi_IN" w:bidi="hi_IN"/>
+        </w:rPr>
+      </w:r>
+    </w:p>
+    <w:p>
+      <w:pPr/>
+      <w:r>
+        <w:rPr>
+          <w:lang w:val="hi_IN" w:bidi="hi_IN"/>
+        </w:rPr>
+      </w:r>
+    </w:p>
+    <w:p>
+      <w:pPr>
+        <w:pStyle w:val="Heading2"/>
+      </w:pPr>
+      <w:r>
+        <w:rPr>
+          <w:lang w:val="hi_IN" w:bidi="hi_IN"/>
+        </w:rPr>
         <w:t>1 यूहन्ना 3:15 (#1)</w:t>
       </w:r>
       <w:r>
@@ -39936,6 +42023,95 @@
         <w:rPr>
           <w:lang w:val="hi_IN" w:bidi="hi_IN"/>
         </w:rPr>
+        <w:t>1 यूहन्ना 3:17 (#2)</w:t>
+      </w:r>
+      <w:r>
+        <w:rPr>
+          <w:lang w:val="hi_IN" w:bidi="hi_IN"/>
+        </w:rPr>
+      </w:r>
+    </w:p>
+    <w:p>
+      <w:pPr/>
+      <w:r>
+        <w:rPr>
+          <w:lang w:val="hi_IN" w:bidi="hi_IN"/>
+        </w:rPr>
+      </w:r>
+      <w:r>
+        <w:rPr>
+          <w:b/>
+          <w:lang w:val="hi_IN" w:bidi="hi_IN"/>
+        </w:rPr>
+        <w:t>"जो कोई"</w:t>
+      </w:r>
+      <w:r>
+        <w:rPr>
+          <w:lang w:val="hi_IN" w:bidi="hi_IN"/>
+        </w:rPr>
+        <w:t xml:space="preserve"> - </w:t>
+      </w:r>
+      <w:r>
+        <w:rPr>
+          <w:b/>
+          <w:lang w:val="hi_IN" w:bidi="hi_IN"/>
+        </w:rPr>
+        <w:t>"वह हत्यारा"</w:t>
+      </w:r>
+      <w:r>
+        <w:rPr>
+          <w:lang w:val="hi_IN" w:bidi="hi_IN"/>
+        </w:rPr>
+        <w:t xml:space="preserve"> - </w:t>
+      </w:r>
+      <w:r>
+        <w:rPr>
+          <w:b/>
+          <w:lang w:val="hi_IN" w:bidi="hi_IN"/>
+        </w:rPr>
+        <w:t>"अनन्त जीवन नहीं रहता"</w:t>
+      </w:r>
+    </w:p>
+    <w:p>
+      <w:pPr/>
+      <w:r>
+        <w:rPr>
+          <w:lang w:val="hi_IN" w:bidi="hi_IN"/>
+        </w:rPr>
+      </w:r>
+      <w:r>
+        <w:rPr>
+          <w:lang w:val="hi_IN" w:bidi="hi_IN"/>
+        </w:rPr>
+        <w:t>वैकल्पिक अनुवाद: ""जिसको आवश्यकता हो"</w:t>
+      </w:r>
+      <w:r>
+        <w:rPr>
+          <w:lang w:val="hi_IN" w:bidi="hi_IN"/>
+        </w:rPr>
+      </w:r>
+      <w:r>
+        <w:rPr>
+          <w:lang w:val="hi_IN" w:bidi="hi_IN"/>
+        </w:rPr>
+      </w:r>
+    </w:p>
+    <w:p>
+      <w:pPr/>
+      <w:r>
+        <w:rPr>
+          <w:lang w:val="hi_IN" w:bidi="hi_IN"/>
+        </w:rPr>
+      </w:r>
+    </w:p>
+    <w:p>
+      <w:pPr>
+        <w:pStyle w:val="Heading2"/>
+      </w:pPr>
+      <w:r>
+        <w:rPr>
+          <w:lang w:val="hi_IN" w:bidi="hi_IN"/>
+        </w:rPr>
         <w:t>1 यूहन्ना 3:18 (#1)</w:t>
       </w:r>
       <w:r>
@@ -41926,6 +44102,69 @@
           <w:lang w:val="hi_IN" w:bidi="hi_IN"/>
         </w:rPr>
         <w:t>देखें: रूपक</w:t>
+      </w:r>
+      <w:r>
+        <w:rPr>
+          <w:lang w:val="hi_IN" w:bidi="hi_IN"/>
+        </w:rPr>
+      </w:r>
+      <w:r>
+        <w:rPr>
+          <w:lang w:val="hi_IN" w:bidi="hi_IN"/>
+        </w:rPr>
+      </w:r>
+    </w:p>
+    <w:p>
+      <w:pPr/>
+      <w:r>
+        <w:rPr>
+          <w:lang w:val="hi_IN" w:bidi="hi_IN"/>
+        </w:rPr>
+      </w:r>
+    </w:p>
+    <w:p>
+      <w:pPr>
+        <w:pStyle w:val="Heading2"/>
+      </w:pPr>
+      <w:r>
+        <w:rPr>
+          <w:lang w:val="hi_IN" w:bidi="hi_IN"/>
+        </w:rPr>
+        <w:t>1 यूहन्ना 3:19 (#1)</w:t>
+      </w:r>
+      <w:r>
+        <w:rPr>
+          <w:lang w:val="hi_IN" w:bidi="hi_IN"/>
+        </w:rPr>
+      </w:r>
+    </w:p>
+    <w:p>
+      <w:pPr/>
+      <w:r>
+        <w:rPr>
+          <w:lang w:val="hi_IN" w:bidi="hi_IN"/>
+        </w:rPr>
+      </w:r>
+      <w:r>
+        <w:rPr>
+          <w:b/>
+          <w:lang w:val="hi_IN" w:bidi="hi_IN"/>
+        </w:rPr>
+        <w:t>""</w:t>
+      </w:r>
+    </w:p>
+    <w:p>
+      <w:pPr/>
+      <w:r>
+        <w:rPr>
+          <w:lang w:val="hi_IN" w:bidi="hi_IN"/>
+        </w:rPr>
+      </w:r>
+      <w:r>
+        <w:rPr>
+          <w:lang w:val="hi_IN" w:bidi="hi_IN"/>
+        </w:rPr>
+        <w:t>Connecting Statement:\n\n</w:t>
       </w:r>
       <w:r>
         <w:rPr>
@@ -45950,6 +48189,126 @@
         <w:rPr>
           <w:lang w:val="hi_IN" w:bidi="hi_IN"/>
         </w:rPr>
+        <w:t>1 यूहन्ना 4:1 (#1)</w:t>
+      </w:r>
+      <w:r>
+        <w:rPr>
+          <w:lang w:val="hi_IN" w:bidi="hi_IN"/>
+        </w:rPr>
+      </w:r>
+    </w:p>
+    <w:p>
+      <w:pPr/>
+      <w:r>
+        <w:rPr>
+          <w:lang w:val="hi_IN" w:bidi="hi_IN"/>
+        </w:rPr>
+      </w:r>
+    </w:p>
+    <w:p>
+      <w:pPr/>
+      <w:r>
+        <w:rPr>
+          <w:lang w:val="hi_IN" w:bidi="hi_IN"/>
+        </w:rPr>
+      </w:r>
+      <w:r>
+        <w:rPr>
+          <w:lang w:val="hi_IN" w:bidi="hi_IN"/>
+        </w:rPr>
+        <w:t>General Information:\n\n</w:t>
+      </w:r>
+      <w:r>
+        <w:rPr>
+          <w:lang w:val="hi_IN" w:bidi="hi_IN"/>
+        </w:rPr>
+      </w:r>
+      <w:r>
+        <w:rPr>
+          <w:lang w:val="hi_IN" w:bidi="hi_IN"/>
+        </w:rPr>
+      </w:r>
+    </w:p>
+    <w:p>
+      <w:pPr/>
+      <w:r>
+        <w:rPr>
+          <w:lang w:val="hi_IN" w:bidi="hi_IN"/>
+        </w:rPr>
+      </w:r>
+    </w:p>
+    <w:p>
+      <w:pPr>
+        <w:pStyle w:val="Heading2"/>
+      </w:pPr>
+      <w:r>
+        <w:rPr>
+          <w:lang w:val="hi_IN" w:bidi="hi_IN"/>
+        </w:rPr>
+        <w:t>1 यूहन्ना 4:1 (#4)</w:t>
+      </w:r>
+      <w:r>
+        <w:rPr>
+          <w:lang w:val="hi_IN" w:bidi="hi_IN"/>
+        </w:rPr>
+      </w:r>
+    </w:p>
+    <w:p>
+      <w:pPr/>
+      <w:r>
+        <w:rPr>
+          <w:lang w:val="hi_IN" w:bidi="hi_IN"/>
+        </w:rPr>
+      </w:r>
+    </w:p>
+    <w:p>
+      <w:pPr/>
+      <w:r>
+        <w:rPr>
+          <w:lang w:val="hi_IN" w:bidi="hi_IN"/>
+        </w:rPr>
+      </w:r>
+    </w:p>
+    <w:p>
+      <w:pPr/>
+      <w:r>
+        <w:rPr>
+          <w:lang w:val="hi_IN" w:bidi="hi_IN"/>
+        </w:rPr>
+      </w:r>
+      <w:r>
+        <w:rPr>
+          <w:lang w:val="hi_IN" w:bidi="hi_IN"/>
+        </w:rPr>
+        <w:t>देखें: प्रतिन्यास</w:t>
+      </w:r>
+      <w:r>
+        <w:rPr>
+          <w:lang w:val="hi_IN" w:bidi="hi_IN"/>
+        </w:rPr>
+      </w:r>
+      <w:r>
+        <w:rPr>
+          <w:lang w:val="hi_IN" w:bidi="hi_IN"/>
+        </w:rPr>
+      </w:r>
+    </w:p>
+    <w:p>
+      <w:pPr/>
+      <w:r>
+        <w:rPr>
+          <w:lang w:val="hi_IN" w:bidi="hi_IN"/>
+        </w:rPr>
+      </w:r>
+    </w:p>
+    <w:p>
+      <w:pPr>
+        <w:pStyle w:val="Heading2"/>
+      </w:pPr>
+      <w:r>
+        <w:rPr>
+          <w:lang w:val="hi_IN" w:bidi="hi_IN"/>
+        </w:rPr>
         <w:t>1 यूहन्ना 4:2 (#1)</w:t>
       </w:r>
       <w:r>
@@ -48075,6 +50434,95 @@
         <w:rPr>
           <w:lang w:val="hi_IN" w:bidi="hi_IN"/>
         </w:rPr>
+        <w:t>1 यूहन्ना 4:4 (#3)</w:t>
+      </w:r>
+      <w:r>
+        <w:rPr>
+          <w:lang w:val="hi_IN" w:bidi="hi_IN"/>
+        </w:rPr>
+      </w:r>
+    </w:p>
+    <w:p>
+      <w:pPr/>
+      <w:r>
+        <w:rPr>
+          <w:lang w:val="hi_IN" w:bidi="hi_IN"/>
+        </w:rPr>
+      </w:r>
+      <w:r>
+        <w:rPr>
+          <w:b/>
+          <w:lang w:val="hi_IN" w:bidi="hi_IN"/>
+        </w:rPr>
+        <w:t>"तुम"</w:t>
+      </w:r>
+      <w:r>
+        <w:rPr>
+          <w:lang w:val="hi_IN" w:bidi="hi_IN"/>
+        </w:rPr>
+        <w:t xml:space="preserve"> - </w:t>
+      </w:r>
+      <w:r>
+        <w:rPr>
+          <w:b/>
+          <w:lang w:val="hi_IN" w:bidi="hi_IN"/>
+        </w:rPr>
+        <w:t>"बड़ा है"</w:t>
+      </w:r>
+    </w:p>
+    <w:p>
+      <w:pPr/>
+      <w:r>
+        <w:rPr>
+          <w:lang w:val="hi_IN" w:bidi="hi_IN"/>
+        </w:rPr>
+      </w:r>
+      <w:r>
+        <w:rPr>
+          <w:lang w:val="hi_IN" w:bidi="hi_IN"/>
+        </w:rPr>
+        <w:t xml:space="preserve">"यदि आपकी भाषा में स्पष्ट हो सके तो आप इस प्रकरण में </w:t>
+      </w:r>
+      <w:r>
+        <w:rPr>
+          <w:b/>
+          <w:lang w:val="hi_IN" w:bidi="hi_IN"/>
+        </w:rPr>
+        <w:t>से बड़ा</w:t>
+      </w:r>
+      <w:r>
+        <w:rPr>
+          <w:lang w:val="hi_IN" w:bidi="hi_IN"/>
+        </w:rPr>
+        <w:t xml:space="preserve"> के स्थान में और भी अधिक विशिष्ट डशब्द का प्रयोग कर सकते हैं| वैकल्पिक अनुवाद: ""से अधिक बलवंत"""</w:t>
+      </w:r>
+      <w:r>
+        <w:rPr>
+          <w:lang w:val="hi_IN" w:bidi="hi_IN"/>
+        </w:rPr>
+      </w:r>
+      <w:r>
+        <w:rPr>
+          <w:lang w:val="hi_IN" w:bidi="hi_IN"/>
+        </w:rPr>
+      </w:r>
+    </w:p>
+    <w:p>
+      <w:pPr/>
+      <w:r>
+        <w:rPr>
+          <w:lang w:val="hi_IN" w:bidi="hi_IN"/>
+        </w:rPr>
+      </w:r>
+    </w:p>
+    <w:p>
+      <w:pPr>
+        <w:pStyle w:val="Heading2"/>
+      </w:pPr>
+      <w:r>
+        <w:rPr>
+          <w:lang w:val="hi_IN" w:bidi="hi_IN"/>
+        </w:rPr>
         <w:t>1 यूहन्ना 4:5 (#1)</w:t>
       </w:r>
       <w:r>
@@ -48507,6 +50955,77 @@
         <w:rPr>
           <w:lang w:val="hi_IN" w:bidi="hi_IN"/>
         </w:rPr>
+        <w:t>1 यूहन्ना 4:5 (#2)</w:t>
+      </w:r>
+      <w:r>
+        <w:rPr>
+          <w:lang w:val="hi_IN" w:bidi="hi_IN"/>
+        </w:rPr>
+      </w:r>
+    </w:p>
+    <w:p>
+      <w:pPr/>
+      <w:r>
+        <w:rPr>
+          <w:lang w:val="hi_IN" w:bidi="hi_IN"/>
+        </w:rPr>
+      </w:r>
+      <w:r>
+        <w:rPr>
+          <w:b/>
+          <w:lang w:val="hi_IN" w:bidi="hi_IN"/>
+        </w:rPr>
+        <w:t>""</w:t>
+      </w:r>
+    </w:p>
+    <w:p>
+      <w:pPr/>
+      <w:r>
+        <w:rPr>
+          <w:lang w:val="hi_IN" w:bidi="hi_IN"/>
+        </w:rPr>
+      </w:r>
+    </w:p>
+    <w:p>
+      <w:pPr/>
+      <w:r>
+        <w:rPr>
+          <w:lang w:val="hi_IN" w:bidi="hi_IN"/>
+        </w:rPr>
+      </w:r>
+      <w:r>
+        <w:rPr>
+          <w:lang w:val="hi_IN" w:bidi="hi_IN"/>
+        </w:rPr>
+        <w:t>देखें: प्रतिन्यास</w:t>
+      </w:r>
+      <w:r>
+        <w:rPr>
+          <w:lang w:val="hi_IN" w:bidi="hi_IN"/>
+        </w:rPr>
+      </w:r>
+      <w:r>
+        <w:rPr>
+          <w:lang w:val="hi_IN" w:bidi="hi_IN"/>
+        </w:rPr>
+      </w:r>
+    </w:p>
+    <w:p>
+      <w:pPr/>
+      <w:r>
+        <w:rPr>
+          <w:lang w:val="hi_IN" w:bidi="hi_IN"/>
+        </w:rPr>
+      </w:r>
+    </w:p>
+    <w:p>
+      <w:pPr>
+        <w:pStyle w:val="Heading2"/>
+      </w:pPr>
+      <w:r>
+        <w:rPr>
+          <w:lang w:val="hi_IN" w:bidi="hi_IN"/>
+        </w:rPr>
         <w:t>1 यूहन्ना 4:6 (#1)</w:t>
       </w:r>
       <w:r>
@@ -50471,6 +52990,126 @@
         <w:rPr>
           <w:lang w:val="hi_IN" w:bidi="hi_IN"/>
         </w:rPr>
+        <w:t>1 यूहन्ना 4:7 (#1)</w:t>
+      </w:r>
+      <w:r>
+        <w:rPr>
+          <w:lang w:val="hi_IN" w:bidi="hi_IN"/>
+        </w:rPr>
+      </w:r>
+    </w:p>
+    <w:p>
+      <w:pPr/>
+      <w:r>
+        <w:rPr>
+          <w:lang w:val="hi_IN" w:bidi="hi_IN"/>
+        </w:rPr>
+      </w:r>
+      <w:r>
+        <w:rPr>
+          <w:b/>
+          <w:lang w:val="hi_IN" w:bidi="hi_IN"/>
+        </w:rPr>
+        <w:t>""</w:t>
+      </w:r>
+    </w:p>
+    <w:p>
+      <w:pPr/>
+      <w:r>
+        <w:rPr>
+          <w:lang w:val="hi_IN" w:bidi="hi_IN"/>
+        </w:rPr>
+      </w:r>
+      <w:r>
+        <w:rPr>
+          <w:lang w:val="hi_IN" w:bidi="hi_IN"/>
+        </w:rPr>
+        <w:t>General Information:\n\n</w:t>
+      </w:r>
+      <w:r>
+        <w:rPr>
+          <w:lang w:val="hi_IN" w:bidi="hi_IN"/>
+        </w:rPr>
+      </w:r>
+      <w:r>
+        <w:rPr>
+          <w:lang w:val="hi_IN" w:bidi="hi_IN"/>
+        </w:rPr>
+      </w:r>
+    </w:p>
+    <w:p>
+      <w:pPr/>
+      <w:r>
+        <w:rPr>
+          <w:lang w:val="hi_IN" w:bidi="hi_IN"/>
+        </w:rPr>
+      </w:r>
+    </w:p>
+    <w:p>
+      <w:pPr>
+        <w:pStyle w:val="Heading2"/>
+      </w:pPr>
+      <w:r>
+        <w:rPr>
+          <w:lang w:val="hi_IN" w:bidi="hi_IN"/>
+        </w:rPr>
+        <w:t>1 यूहन्ना 4:7 (#3)</w:t>
+      </w:r>
+      <w:r>
+        <w:rPr>
+          <w:lang w:val="hi_IN" w:bidi="hi_IN"/>
+        </w:rPr>
+      </w:r>
+    </w:p>
+    <w:p>
+      <w:pPr/>
+      <w:r>
+        <w:rPr>
+          <w:lang w:val="hi_IN" w:bidi="hi_IN"/>
+        </w:rPr>
+      </w:r>
+      <w:r>
+        <w:rPr>
+          <w:b/>
+          <w:lang w:val="hi_IN" w:bidi="hi_IN"/>
+        </w:rPr>
+        <w:t>"हम प्रेम करता है आपस में प्रेम रखें"</w:t>
+      </w:r>
+    </w:p>
+    <w:p>
+      <w:pPr/>
+      <w:r>
+        <w:rPr>
+          <w:lang w:val="hi_IN" w:bidi="hi_IN"/>
+        </w:rPr>
+      </w:r>
+      <w:r>
+        <w:rPr>
+          <w:lang w:val="hi_IN" w:bidi="hi_IN"/>
+        </w:rPr>
+      </w:r>
+      <w:r>
+        <w:rPr>
+          <w:lang w:val="hi_IN" w:bidi="hi_IN"/>
+        </w:rPr>
+      </w:r>
+    </w:p>
+    <w:p>
+      <w:pPr/>
+      <w:r>
+        <w:rPr>
+          <w:lang w:val="hi_IN" w:bidi="hi_IN"/>
+        </w:rPr>
+      </w:r>
+    </w:p>
+    <w:p>
+      <w:pPr>
+        <w:pStyle w:val="Heading2"/>
+      </w:pPr>
+      <w:r>
+        <w:rPr>
+          <w:lang w:val="hi_IN" w:bidi="hi_IN"/>
+        </w:rPr>
         <w:t>1 यूहन्ना 4:8 (#1)</w:t>
       </w:r>
       <w:r>
@@ -51991,6 +54630,132 @@
         <w:rPr>
           <w:lang w:val="hi_IN" w:bidi="hi_IN"/>
         </w:rPr>
+        <w:t>1 यूहन्ना 4:9 (#5)</w:t>
+      </w:r>
+      <w:r>
+        <w:rPr>
+          <w:lang w:val="hi_IN" w:bidi="hi_IN"/>
+        </w:rPr>
+      </w:r>
+    </w:p>
+    <w:p>
+      <w:pPr/>
+      <w:r>
+        <w:rPr>
+          <w:lang w:val="hi_IN" w:bidi="hi_IN"/>
+        </w:rPr>
+      </w:r>
+      <w:r>
+        <w:rPr>
+          <w:b/>
+          <w:lang w:val="hi_IN" w:bidi="hi_IN"/>
+        </w:rPr>
+        <w:t>"एकलौते"</w:t>
+      </w:r>
+    </w:p>
+    <w:p>
+      <w:pPr/>
+      <w:r>
+        <w:rPr>
+          <w:lang w:val="hi_IN" w:bidi="hi_IN"/>
+        </w:rPr>
+      </w:r>
+      <w:r>
+        <w:rPr>
+          <w:lang w:val="hi_IN" w:bidi="hi_IN"/>
+        </w:rPr>
+        <w:t>"वैकल्पिक अनुवाद: ""जो परमेश्वर का एकमात्र वास्तविक पुत्र है"" या ""उसका एकमात्र"""</w:t>
+      </w:r>
+      <w:r>
+        <w:rPr>
+          <w:lang w:val="hi_IN" w:bidi="hi_IN"/>
+        </w:rPr>
+      </w:r>
+      <w:r>
+        <w:rPr>
+          <w:lang w:val="hi_IN" w:bidi="hi_IN"/>
+        </w:rPr>
+      </w:r>
+    </w:p>
+    <w:p>
+      <w:pPr/>
+      <w:r>
+        <w:rPr>
+          <w:lang w:val="hi_IN" w:bidi="hi_IN"/>
+        </w:rPr>
+      </w:r>
+    </w:p>
+    <w:p>
+      <w:pPr>
+        <w:pStyle w:val="Heading2"/>
+      </w:pPr>
+      <w:r>
+        <w:rPr>
+          <w:lang w:val="hi_IN" w:bidi="hi_IN"/>
+        </w:rPr>
+        <w:t>1 यूहन्ना 4:9 (#7)</w:t>
+      </w:r>
+      <w:r>
+        <w:rPr>
+          <w:lang w:val="hi_IN" w:bidi="hi_IN"/>
+        </w:rPr>
+      </w:r>
+    </w:p>
+    <w:p>
+      <w:pPr/>
+      <w:r>
+        <w:rPr>
+          <w:lang w:val="hi_IN" w:bidi="hi_IN"/>
+        </w:rPr>
+      </w:r>
+      <w:r>
+        <w:rPr>
+          <w:b/>
+          <w:lang w:val="hi_IN" w:bidi="hi_IN"/>
+        </w:rPr>
+        <w:t>"हम उसके द्वारा"</w:t>
+      </w:r>
+    </w:p>
+    <w:p>
+      <w:pPr/>
+      <w:r>
+        <w:rPr>
+          <w:lang w:val="hi_IN" w:bidi="hi_IN"/>
+        </w:rPr>
+      </w:r>
+      <w:r>
+        <w:rPr>
+          <w:lang w:val="hi_IN" w:bidi="hi_IN"/>
+        </w:rPr>
+        <w:t>"वैकल्पिक अनुवाद: ""उसने हमारे लिए जो किया उसके परिनाम्स्वारूप"""</w:t>
+      </w:r>
+      <w:r>
+        <w:rPr>
+          <w:lang w:val="hi_IN" w:bidi="hi_IN"/>
+        </w:rPr>
+      </w:r>
+      <w:r>
+        <w:rPr>
+          <w:lang w:val="hi_IN" w:bidi="hi_IN"/>
+        </w:rPr>
+      </w:r>
+    </w:p>
+    <w:p>
+      <w:pPr/>
+      <w:r>
+        <w:rPr>
+          <w:lang w:val="hi_IN" w:bidi="hi_IN"/>
+        </w:rPr>
+      </w:r>
+    </w:p>
+    <w:p>
+      <w:pPr>
+        <w:pStyle w:val="Heading2"/>
+      </w:pPr>
+      <w:r>
+        <w:rPr>
+          <w:lang w:val="hi_IN" w:bidi="hi_IN"/>
+        </w:rPr>
         <w:t>1 यूहन्ना 4:10 (#1)</w:t>
       </w:r>
       <w:r>
@@ -52706,6 +55471,63 @@
         <w:rPr>
           <w:lang w:val="hi_IN" w:bidi="hi_IN"/>
         </w:rPr>
+        <w:t>1 यूहन्ना 4:11 (#3)</w:t>
+      </w:r>
+      <w:r>
+        <w:rPr>
+          <w:lang w:val="hi_IN" w:bidi="hi_IN"/>
+        </w:rPr>
+      </w:r>
+    </w:p>
+    <w:p>
+      <w:pPr/>
+      <w:r>
+        <w:rPr>
+          <w:lang w:val="hi_IN" w:bidi="hi_IN"/>
+        </w:rPr>
+      </w:r>
+      <w:r>
+        <w:rPr>
+          <w:b/>
+          <w:lang w:val="hi_IN" w:bidi="hi_IN"/>
+        </w:rPr>
+        <w:t>"तो हमको भी आपस में प्रेम रखना चाहिए"</w:t>
+      </w:r>
+    </w:p>
+    <w:p>
+      <w:pPr/>
+      <w:r>
+        <w:rPr>
+          <w:lang w:val="hi_IN" w:bidi="hi_IN"/>
+        </w:rPr>
+      </w:r>
+      <w:r>
+        <w:rPr>
+          <w:lang w:val="hi_IN" w:bidi="hi_IN"/>
+        </w:rPr>
+      </w:r>
+      <w:r>
+        <w:rPr>
+          <w:lang w:val="hi_IN" w:bidi="hi_IN"/>
+        </w:rPr>
+      </w:r>
+    </w:p>
+    <w:p>
+      <w:pPr/>
+      <w:r>
+        <w:rPr>
+          <w:lang w:val="hi_IN" w:bidi="hi_IN"/>
+        </w:rPr>
+      </w:r>
+    </w:p>
+    <w:p>
+      <w:pPr>
+        <w:pStyle w:val="Heading2"/>
+      </w:pPr>
+      <w:r>
+        <w:rPr>
+          <w:lang w:val="hi_IN" w:bidi="hi_IN"/>
+        </w:rPr>
         <w:t>1 यूहन्ना 4:12 (#1)</w:t>
       </w:r>
       <w:r>
@@ -58230,6 +61052,69 @@
           <w:lang w:val="hi_IN" w:bidi="hi_IN"/>
         </w:rPr>
         <w:t>देखें: रूपक</w:t>
+      </w:r>
+      <w:r>
+        <w:rPr>
+          <w:lang w:val="hi_IN" w:bidi="hi_IN"/>
+        </w:rPr>
+      </w:r>
+      <w:r>
+        <w:rPr>
+          <w:lang w:val="hi_IN" w:bidi="hi_IN"/>
+        </w:rPr>
+      </w:r>
+    </w:p>
+    <w:p>
+      <w:pPr/>
+      <w:r>
+        <w:rPr>
+          <w:lang w:val="hi_IN" w:bidi="hi_IN"/>
+        </w:rPr>
+      </w:r>
+    </w:p>
+    <w:p>
+      <w:pPr>
+        <w:pStyle w:val="Heading2"/>
+      </w:pPr>
+      <w:r>
+        <w:rPr>
+          <w:lang w:val="hi_IN" w:bidi="hi_IN"/>
+        </w:rPr>
+        <w:t>1 यूहन्ना 4:21 (#1)</w:t>
+      </w:r>
+      <w:r>
+        <w:rPr>
+          <w:lang w:val="hi_IN" w:bidi="hi_IN"/>
+        </w:rPr>
+      </w:r>
+    </w:p>
+    <w:p>
+      <w:pPr/>
+      <w:r>
+        <w:rPr>
+          <w:lang w:val="hi_IN" w:bidi="hi_IN"/>
+        </w:rPr>
+      </w:r>
+      <w:r>
+        <w:rPr>
+          <w:b/>
+          <w:lang w:val="hi_IN" w:bidi="hi_IN"/>
+        </w:rPr>
+        <w:t>"उससे हमें मिली है यह आज्ञा मिली है"</w:t>
+      </w:r>
+    </w:p>
+    <w:p>
+      <w:pPr/>
+      <w:r>
+        <w:rPr>
+          <w:lang w:val="hi_IN" w:bidi="hi_IN"/>
+        </w:rPr>
+      </w:r>
+      <w:r>
+        <w:rPr>
+          <w:lang w:val="hi_IN" w:bidi="hi_IN"/>
+        </w:rPr>
+        <w:t>"वैकल्पिक अनुवाद: ""यही तो है जिसकी आज्ञा परमेश्वर ने हमें दी है"""</w:t>
       </w:r>
       <w:r>
         <w:rPr>
@@ -58994,6 +61879,145 @@
         <w:rPr>
           <w:lang w:val="hi_IN" w:bidi="hi_IN"/>
         </w:rPr>
+        <w:t>1 यूहन्ना 5:1 (#1)</w:t>
+      </w:r>
+      <w:r>
+        <w:rPr>
+          <w:lang w:val="hi_IN" w:bidi="hi_IN"/>
+        </w:rPr>
+      </w:r>
+    </w:p>
+    <w:p>
+      <w:pPr/>
+      <w:r>
+        <w:rPr>
+          <w:lang w:val="hi_IN" w:bidi="hi_IN"/>
+        </w:rPr>
+      </w:r>
+      <w:r>
+        <w:rPr>
+          <w:b/>
+          <w:lang w:val="hi_IN" w:bidi="hi_IN"/>
+        </w:rPr>
+        <w:t>""</w:t>
+      </w:r>
+    </w:p>
+    <w:p>
+      <w:pPr/>
+      <w:r>
+        <w:rPr>
+          <w:lang w:val="hi_IN" w:bidi="hi_IN"/>
+        </w:rPr>
+      </w:r>
+      <w:r>
+        <w:rPr>
+          <w:lang w:val="hi_IN" w:bidi="hi_IN"/>
+        </w:rPr>
+        <w:t>General Information:\n\n</w:t>
+      </w:r>
+      <w:r>
+        <w:rPr>
+          <w:lang w:val="hi_IN" w:bidi="hi_IN"/>
+        </w:rPr>
+      </w:r>
+      <w:r>
+        <w:rPr>
+          <w:lang w:val="hi_IN" w:bidi="hi_IN"/>
+        </w:rPr>
+      </w:r>
+    </w:p>
+    <w:p>
+      <w:pPr/>
+      <w:r>
+        <w:rPr>
+          <w:lang w:val="hi_IN" w:bidi="hi_IN"/>
+        </w:rPr>
+      </w:r>
+    </w:p>
+    <w:p>
+      <w:pPr>
+        <w:pStyle w:val="Heading2"/>
+      </w:pPr>
+      <w:r>
+        <w:rPr>
+          <w:lang w:val="hi_IN" w:bidi="hi_IN"/>
+        </w:rPr>
+        <w:t>1 यूहन्ना 5:1 (#2)</w:t>
+      </w:r>
+      <w:r>
+        <w:rPr>
+          <w:lang w:val="hi_IN" w:bidi="hi_IN"/>
+        </w:rPr>
+      </w:r>
+    </w:p>
+    <w:p>
+      <w:pPr/>
+      <w:r>
+        <w:rPr>
+          <w:lang w:val="hi_IN" w:bidi="hi_IN"/>
+        </w:rPr>
+      </w:r>
+      <w:r>
+        <w:rPr>
+          <w:b/>
+          <w:lang w:val="hi_IN" w:bidi="hi_IN"/>
+        </w:rPr>
+        <w:t>"मसीह"</w:t>
+      </w:r>
+    </w:p>
+    <w:p>
+      <w:pPr/>
+      <w:r>
+        <w:rPr>
+          <w:lang w:val="hi_IN" w:bidi="hi_IN"/>
+        </w:rPr>
+      </w:r>
+      <w:r>
+        <w:rPr>
+          <w:lang w:val="hi_IN" w:bidi="hi_IN"/>
+        </w:rPr>
+        <w:t>"</w:t>
+      </w:r>
+      <w:r>
+        <w:rPr>
+          <w:b/>
+          <w:lang w:val="hi_IN" w:bidi="hi_IN"/>
+        </w:rPr>
+        <w:t>ख्रीस्त</w:t>
+      </w:r>
+      <w:r>
+        <w:rPr>
+          <w:lang w:val="hi_IN" w:bidi="hi_IN"/>
+        </w:rPr>
+        <w:t xml:space="preserve"> ""मसीह"" के लिए यूनानी शब्द है| वैकल्पिक अनुवाद: ""मसीह"""</w:t>
+      </w:r>
+      <w:r>
+        <w:rPr>
+          <w:lang w:val="hi_IN" w:bidi="hi_IN"/>
+        </w:rPr>
+      </w:r>
+      <w:r>
+        <w:rPr>
+          <w:lang w:val="hi_IN" w:bidi="hi_IN"/>
+        </w:rPr>
+      </w:r>
+    </w:p>
+    <w:p>
+      <w:pPr/>
+      <w:r>
+        <w:rPr>
+          <w:lang w:val="hi_IN" w:bidi="hi_IN"/>
+        </w:rPr>
+      </w:r>
+    </w:p>
+    <w:p>
+      <w:pPr>
+        <w:pStyle w:val="Heading2"/>
+      </w:pPr>
+      <w:r>
+        <w:rPr>
+          <w:lang w:val="hi_IN" w:bidi="hi_IN"/>
+        </w:rPr>
         <w:t>1 यूहन्ना 5:2 (#1)</w:t>
       </w:r>
       <w:r>
@@ -61995,6 +65019,203 @@
         <w:rPr>
           <w:lang w:val="hi_IN" w:bidi="hi_IN"/>
         </w:rPr>
+        <w:t>1 यूहन्ना 5:6 (#1)</w:t>
+      </w:r>
+      <w:r>
+        <w:rPr>
+          <w:lang w:val="hi_IN" w:bidi="hi_IN"/>
+        </w:rPr>
+      </w:r>
+    </w:p>
+    <w:p>
+      <w:pPr/>
+      <w:r>
+        <w:rPr>
+          <w:lang w:val="hi_IN" w:bidi="hi_IN"/>
+        </w:rPr>
+      </w:r>
+      <w:r>
+        <w:rPr>
+          <w:b/>
+          <w:lang w:val="hi_IN" w:bidi="hi_IN"/>
+        </w:rPr>
+        <w:t>""</w:t>
+      </w:r>
+    </w:p>
+    <w:p>
+      <w:pPr/>
+      <w:r>
+        <w:rPr>
+          <w:lang w:val="hi_IN" w:bidi="hi_IN"/>
+        </w:rPr>
+      </w:r>
+      <w:r>
+        <w:rPr>
+          <w:lang w:val="hi_IN" w:bidi="hi_IN"/>
+        </w:rPr>
+        <w:t>Connecting Statement:\n\n</w:t>
+      </w:r>
+      <w:r>
+        <w:rPr>
+          <w:lang w:val="hi_IN" w:bidi="hi_IN"/>
+        </w:rPr>
+      </w:r>
+      <w:r>
+        <w:rPr>
+          <w:lang w:val="hi_IN" w:bidi="hi_IN"/>
+        </w:rPr>
+      </w:r>
+    </w:p>
+    <w:p>
+      <w:pPr/>
+      <w:r>
+        <w:rPr>
+          <w:lang w:val="hi_IN" w:bidi="hi_IN"/>
+        </w:rPr>
+      </w:r>
+    </w:p>
+    <w:p>
+      <w:pPr>
+        <w:pStyle w:val="Heading2"/>
+      </w:pPr>
+      <w:r>
+        <w:rPr>
+          <w:lang w:val="hi_IN" w:bidi="hi_IN"/>
+        </w:rPr>
+        <w:t>1 यूहन्ना 5:6 (#3)</w:t>
+      </w:r>
+      <w:r>
+        <w:rPr>
+          <w:lang w:val="hi_IN" w:bidi="hi_IN"/>
+        </w:rPr>
+      </w:r>
+    </w:p>
+    <w:p>
+      <w:pPr/>
+      <w:r>
+        <w:rPr>
+          <w:lang w:val="hi_IN" w:bidi="hi_IN"/>
+        </w:rPr>
+      </w:r>
+      <w:r>
+        <w:rPr>
+          <w:b/>
+          <w:lang w:val="hi_IN" w:bidi="hi_IN"/>
+        </w:rPr>
+        <w:t>""</w:t>
+      </w:r>
+    </w:p>
+    <w:p>
+      <w:pPr/>
+      <w:r>
+        <w:rPr>
+          <w:lang w:val="hi_IN" w:bidi="hi_IN"/>
+        </w:rPr>
+      </w:r>
+    </w:p>
+    <w:p>
+      <w:pPr/>
+      <w:r>
+        <w:rPr>
+          <w:lang w:val="hi_IN" w:bidi="hi_IN"/>
+        </w:rPr>
+      </w:r>
+      <w:r>
+        <w:rPr>
+          <w:lang w:val="hi_IN" w:bidi="hi_IN"/>
+        </w:rPr>
+        <w:t>देखें: प्रतिन्यास</w:t>
+      </w:r>
+      <w:r>
+        <w:rPr>
+          <w:lang w:val="hi_IN" w:bidi="hi_IN"/>
+        </w:rPr>
+      </w:r>
+      <w:r>
+        <w:rPr>
+          <w:lang w:val="hi_IN" w:bidi="hi_IN"/>
+        </w:rPr>
+      </w:r>
+    </w:p>
+    <w:p>
+      <w:pPr/>
+      <w:r>
+        <w:rPr>
+          <w:lang w:val="hi_IN" w:bidi="hi_IN"/>
+        </w:rPr>
+      </w:r>
+    </w:p>
+    <w:p>
+      <w:pPr>
+        <w:pStyle w:val="Heading2"/>
+      </w:pPr>
+      <w:r>
+        <w:rPr>
+          <w:lang w:val="hi_IN" w:bidi="hi_IN"/>
+        </w:rPr>
+        <w:t>1 यूहन्ना 5:6 (#4)</w:t>
+      </w:r>
+      <w:r>
+        <w:rPr>
+          <w:lang w:val="hi_IN" w:bidi="hi_IN"/>
+        </w:rPr>
+      </w:r>
+    </w:p>
+    <w:p>
+      <w:pPr/>
+      <w:r>
+        <w:rPr>
+          <w:lang w:val="hi_IN" w:bidi="hi_IN"/>
+        </w:rPr>
+      </w:r>
+      <w:r>
+        <w:rPr>
+          <w:b/>
+          <w:lang w:val="hi_IN" w:bidi="hi_IN"/>
+        </w:rPr>
+        <w:t>"और यह आत्मा है जो गवाही देता है"</w:t>
+      </w:r>
+    </w:p>
+    <w:p>
+      <w:pPr/>
+      <w:r>
+        <w:rPr>
+          <w:lang w:val="hi_IN" w:bidi="hi_IN"/>
+        </w:rPr>
+      </w:r>
+      <w:r>
+        <w:rPr>
+          <w:lang w:val="hi_IN" w:bidi="hi_IN"/>
+        </w:rPr>
+        <w:t>"वैकल्पिक अनुवाद: ""पवित्र आत्मा हमें इसका आश्वासन देता है"""</w:t>
+      </w:r>
+      <w:r>
+        <w:rPr>
+          <w:lang w:val="hi_IN" w:bidi="hi_IN"/>
+        </w:rPr>
+      </w:r>
+      <w:r>
+        <w:rPr>
+          <w:lang w:val="hi_IN" w:bidi="hi_IN"/>
+        </w:rPr>
+      </w:r>
+    </w:p>
+    <w:p>
+      <w:pPr/>
+      <w:r>
+        <w:rPr>
+          <w:lang w:val="hi_IN" w:bidi="hi_IN"/>
+        </w:rPr>
+      </w:r>
+    </w:p>
+    <w:p>
+      <w:pPr>
+        <w:pStyle w:val="Heading2"/>
+      </w:pPr>
+      <w:r>
+        <w:rPr>
+          <w:lang w:val="hi_IN" w:bidi="hi_IN"/>
+        </w:rPr>
         <w:t>1 यूहन्ना 5:7 (#1)</w:t>
       </w:r>
       <w:r>
@@ -64627,6 +67848,69 @@
         <w:rPr>
           <w:lang w:val="hi_IN" w:bidi="hi_IN"/>
         </w:rPr>
+        <w:t>1 यूहन्ना 5:11 (#1)</w:t>
+      </w:r>
+      <w:r>
+        <w:rPr>
+          <w:lang w:val="hi_IN" w:bidi="hi_IN"/>
+        </w:rPr>
+      </w:r>
+    </w:p>
+    <w:p>
+      <w:pPr/>
+      <w:r>
+        <w:rPr>
+          <w:lang w:val="hi_IN" w:bidi="hi_IN"/>
+        </w:rPr>
+      </w:r>
+      <w:r>
+        <w:rPr>
+          <w:b/>
+          <w:lang w:val="hi_IN" w:bidi="hi_IN"/>
+        </w:rPr>
+        <w:t>"और वह गवाही यह है"</w:t>
+      </w:r>
+    </w:p>
+    <w:p>
+      <w:pPr/>
+      <w:r>
+        <w:rPr>
+          <w:lang w:val="hi_IN" w:bidi="hi_IN"/>
+        </w:rPr>
+      </w:r>
+      <w:r>
+        <w:rPr>
+          <w:lang w:val="hi_IN" w:bidi="hi_IN"/>
+        </w:rPr>
+        <w:t>"वैकल्पिक अनुवाद: ""परमेश्वर ने अपने पुत्र के लिए यह कहा है"""</w:t>
+      </w:r>
+      <w:r>
+        <w:rPr>
+          <w:lang w:val="hi_IN" w:bidi="hi_IN"/>
+        </w:rPr>
+      </w:r>
+      <w:r>
+        <w:rPr>
+          <w:lang w:val="hi_IN" w:bidi="hi_IN"/>
+        </w:rPr>
+      </w:r>
+    </w:p>
+    <w:p>
+      <w:pPr/>
+      <w:r>
+        <w:rPr>
+          <w:lang w:val="hi_IN" w:bidi="hi_IN"/>
+        </w:rPr>
+      </w:r>
+    </w:p>
+    <w:p>
+      <w:pPr>
+        <w:pStyle w:val="Heading2"/>
+      </w:pPr>
+      <w:r>
+        <w:rPr>
+          <w:lang w:val="hi_IN" w:bidi="hi_IN"/>
+        </w:rPr>
         <w:t>1 यूहन्ना 5:12 (#1)</w:t>
       </w:r>
       <w:r>
@@ -65479,6 +68763,69 @@
         <w:rPr>
           <w:lang w:val="hi_IN" w:bidi="hi_IN"/>
         </w:rPr>
+        <w:t>1 यूहन्ना 5:13 (#1)</w:t>
+      </w:r>
+      <w:r>
+        <w:rPr>
+          <w:lang w:val="hi_IN" w:bidi="hi_IN"/>
+        </w:rPr>
+      </w:r>
+    </w:p>
+    <w:p>
+      <w:pPr/>
+      <w:r>
+        <w:rPr>
+          <w:lang w:val="hi_IN" w:bidi="hi_IN"/>
+        </w:rPr>
+      </w:r>
+      <w:r>
+        <w:rPr>
+          <w:b/>
+          <w:lang w:val="hi_IN" w:bidi="hi_IN"/>
+        </w:rPr>
+        <w:t>""</w:t>
+      </w:r>
+    </w:p>
+    <w:p>
+      <w:pPr/>
+      <w:r>
+        <w:rPr>
+          <w:lang w:val="hi_IN" w:bidi="hi_IN"/>
+        </w:rPr>
+      </w:r>
+      <w:r>
+        <w:rPr>
+          <w:lang w:val="hi_IN" w:bidi="hi_IN"/>
+        </w:rPr>
+        <w:t>General Information:\n\n</w:t>
+      </w:r>
+      <w:r>
+        <w:rPr>
+          <w:lang w:val="hi_IN" w:bidi="hi_IN"/>
+        </w:rPr>
+      </w:r>
+      <w:r>
+        <w:rPr>
+          <w:lang w:val="hi_IN" w:bidi="hi_IN"/>
+        </w:rPr>
+      </w:r>
+    </w:p>
+    <w:p>
+      <w:pPr/>
+      <w:r>
+        <w:rPr>
+          <w:lang w:val="hi_IN" w:bidi="hi_IN"/>
+        </w:rPr>
+      </w:r>
+    </w:p>
+    <w:p>
+      <w:pPr>
+        <w:pStyle w:val="Heading2"/>
+      </w:pPr>
+      <w:r>
+        <w:rPr>
+          <w:lang w:val="hi_IN" w:bidi="hi_IN"/>
+        </w:rPr>
         <w:t>1 यूहन्ना 5:14 (#1)</w:t>
       </w:r>
       <w:r>
@@ -66111,6 +69458,69 @@
         <w:rPr>
           <w:lang w:val="hi_IN" w:bidi="hi_IN"/>
         </w:rPr>
+        <w:t>1 यूहन्ना 5:14 (#2)</w:t>
+      </w:r>
+      <w:r>
+        <w:rPr>
+          <w:lang w:val="hi_IN" w:bidi="hi_IN"/>
+        </w:rPr>
+      </w:r>
+    </w:p>
+    <w:p>
+      <w:pPr/>
+      <w:r>
+        <w:rPr>
+          <w:lang w:val="hi_IN" w:bidi="hi_IN"/>
+        </w:rPr>
+      </w:r>
+      <w:r>
+        <w:rPr>
+          <w:b/>
+          <w:lang w:val="hi_IN" w:bidi="hi_IN"/>
+        </w:rPr>
+        <w:t>"यदि हम माँगते हैं उसकी इच्छा के अनुसार कुछ माँगते हैं तो"</w:t>
+      </w:r>
+    </w:p>
+    <w:p>
+      <w:pPr/>
+      <w:r>
+        <w:rPr>
+          <w:lang w:val="hi_IN" w:bidi="hi_IN"/>
+        </w:rPr>
+      </w:r>
+      <w:r>
+        <w:rPr>
+          <w:lang w:val="hi_IN" w:bidi="hi_IN"/>
+        </w:rPr>
+        <w:t>"वैकल्पिक अनुवाद: ""यदि हम परमेश्वर की इच्छा के अनुसार मांगें"""</w:t>
+      </w:r>
+      <w:r>
+        <w:rPr>
+          <w:lang w:val="hi_IN" w:bidi="hi_IN"/>
+        </w:rPr>
+      </w:r>
+      <w:r>
+        <w:rPr>
+          <w:lang w:val="hi_IN" w:bidi="hi_IN"/>
+        </w:rPr>
+      </w:r>
+    </w:p>
+    <w:p>
+      <w:pPr/>
+      <w:r>
+        <w:rPr>
+          <w:lang w:val="hi_IN" w:bidi="hi_IN"/>
+        </w:rPr>
+      </w:r>
+    </w:p>
+    <w:p>
+      <w:pPr>
+        <w:pStyle w:val="Heading2"/>
+      </w:pPr>
+      <w:r>
+        <w:rPr>
+          <w:lang w:val="hi_IN" w:bidi="hi_IN"/>
+        </w:rPr>
         <w:t>1 यूहन्ना 5:15 (#1)</w:t>
       </w:r>
       <w:r>
@@ -66594,6 +70004,82 @@
         <w:rPr>
           <w:lang w:val="hi_IN" w:bidi="hi_IN"/>
         </w:rPr>
+        <w:t>1 यूहन्ना 5:15 (#1)</w:t>
+      </w:r>
+      <w:r>
+        <w:rPr>
+          <w:lang w:val="hi_IN" w:bidi="hi_IN"/>
+        </w:rPr>
+      </w:r>
+    </w:p>
+    <w:p>
+      <w:pPr/>
+      <w:r>
+        <w:rPr>
+          <w:lang w:val="hi_IN" w:bidi="hi_IN"/>
+        </w:rPr>
+      </w:r>
+      <w:r>
+        <w:rPr>
+          <w:b/>
+          <w:lang w:val="hi_IN" w:bidi="hi_IN"/>
+        </w:rPr>
+        <w:t>"जब हम जानते हैं कि"</w:t>
+      </w:r>
+      <w:r>
+        <w:rPr>
+          <w:lang w:val="hi_IN" w:bidi="hi_IN"/>
+        </w:rPr>
+        <w:t xml:space="preserve"> - </w:t>
+      </w:r>
+      <w:r>
+        <w:rPr>
+          <w:b/>
+          <w:lang w:val="hi_IN" w:bidi="hi_IN"/>
+        </w:rPr>
+        <w:t>"हमने उससे माँगा वह पाया है"</w:t>
+      </w:r>
+    </w:p>
+    <w:p>
+      <w:pPr/>
+      <w:r>
+        <w:rPr>
+          <w:lang w:val="hi_IN" w:bidi="hi_IN"/>
+        </w:rPr>
+      </w:r>
+      <w:r>
+        <w:rPr>
+          <w:lang w:val="hi_IN" w:bidi="hi_IN"/>
+        </w:rPr>
+        <w:t>"वैकल्पिक अनुवाद: ""हम जानते हैं कि हमने परमेश्वर से जो माँगा है, वह हमें अवश्य मिलेगा"""</w:t>
+      </w:r>
+      <w:r>
+        <w:rPr>
+          <w:lang w:val="hi_IN" w:bidi="hi_IN"/>
+        </w:rPr>
+      </w:r>
+      <w:r>
+        <w:rPr>
+          <w:lang w:val="hi_IN" w:bidi="hi_IN"/>
+        </w:rPr>
+      </w:r>
+    </w:p>
+    <w:p>
+      <w:pPr/>
+      <w:r>
+        <w:rPr>
+          <w:lang w:val="hi_IN" w:bidi="hi_IN"/>
+        </w:rPr>
+      </w:r>
+    </w:p>
+    <w:p>
+      <w:pPr>
+        <w:pStyle w:val="Heading2"/>
+      </w:pPr>
+      <w:r>
+        <w:rPr>
+          <w:lang w:val="hi_IN" w:bidi="hi_IN"/>
+        </w:rPr>
         <w:t>1 यूहन्ना 5:16 (#1)</w:t>
       </w:r>
       <w:r>
@@ -68538,6 +72024,152 @@
           <w:lang w:val="hi_IN" w:bidi="hi_IN"/>
         </w:rPr>
         <w:t>देखें: मुहावरा</w:t>
+      </w:r>
+      <w:r>
+        <w:rPr>
+          <w:lang w:val="hi_IN" w:bidi="hi_IN"/>
+        </w:rPr>
+      </w:r>
+      <w:r>
+        <w:rPr>
+          <w:lang w:val="hi_IN" w:bidi="hi_IN"/>
+        </w:rPr>
+      </w:r>
+    </w:p>
+    <w:p>
+      <w:pPr/>
+      <w:r>
+        <w:rPr>
+          <w:lang w:val="hi_IN" w:bidi="hi_IN"/>
+        </w:rPr>
+      </w:r>
+    </w:p>
+    <w:p>
+      <w:pPr>
+        <w:pStyle w:val="Heading2"/>
+      </w:pPr>
+      <w:r>
+        <w:rPr>
+          <w:lang w:val="hi_IN" w:bidi="hi_IN"/>
+        </w:rPr>
+        <w:t>1 यूहन्ना 5:18 (#1)</w:t>
+      </w:r>
+      <w:r>
+        <w:rPr>
+          <w:lang w:val="hi_IN" w:bidi="hi_IN"/>
+        </w:rPr>
+      </w:r>
+    </w:p>
+    <w:p>
+      <w:pPr/>
+      <w:r>
+        <w:rPr>
+          <w:lang w:val="hi_IN" w:bidi="hi_IN"/>
+        </w:rPr>
+      </w:r>
+      <w:r>
+        <w:rPr>
+          <w:b/>
+          <w:lang w:val="hi_IN" w:bidi="hi_IN"/>
+        </w:rPr>
+        <w:t>""</w:t>
+      </w:r>
+    </w:p>
+    <w:p>
+      <w:pPr/>
+      <w:r>
+        <w:rPr>
+          <w:lang w:val="hi_IN" w:bidi="hi_IN"/>
+        </w:rPr>
+      </w:r>
+      <w:r>
+        <w:rPr>
+          <w:lang w:val="hi_IN" w:bidi="hi_IN"/>
+        </w:rPr>
+        <w:t>Connecting Statement:\n\n</w:t>
+      </w:r>
+      <w:r>
+        <w:rPr>
+          <w:lang w:val="hi_IN" w:bidi="hi_IN"/>
+        </w:rPr>
+      </w:r>
+      <w:r>
+        <w:rPr>
+          <w:lang w:val="hi_IN" w:bidi="hi_IN"/>
+        </w:rPr>
+      </w:r>
+    </w:p>
+    <w:p>
+      <w:pPr/>
+      <w:r>
+        <w:rPr>
+          <w:lang w:val="hi_IN" w:bidi="hi_IN"/>
+        </w:rPr>
+      </w:r>
+    </w:p>
+    <w:p>
+      <w:pPr>
+        <w:pStyle w:val="Heading2"/>
+      </w:pPr>
+      <w:r>
+        <w:rPr>
+          <w:lang w:val="hi_IN" w:bidi="hi_IN"/>
+        </w:rPr>
+        <w:t>1 यूहन्ना 5:18 (#5)</w:t>
+      </w:r>
+      <w:r>
+        <w:rPr>
+          <w:lang w:val="hi_IN" w:bidi="hi_IN"/>
+        </w:rPr>
+      </w:r>
+    </w:p>
+    <w:p>
+      <w:pPr/>
+      <w:r>
+        <w:rPr>
+          <w:lang w:val="hi_IN" w:bidi="hi_IN"/>
+        </w:rPr>
+      </w:r>
+      <w:r>
+        <w:rPr>
+          <w:b/>
+          <w:lang w:val="hi_IN" w:bidi="hi_IN"/>
+        </w:rPr>
+        <w:t>"उसे वह बचाए रखता है"</w:t>
+      </w:r>
+    </w:p>
+    <w:p>
+      <w:pPr/>
+      <w:r>
+        <w:rPr>
+          <w:lang w:val="hi_IN" w:bidi="hi_IN"/>
+        </w:rPr>
+      </w:r>
+      <w:r>
+        <w:rPr>
+          <w:lang w:val="hi_IN" w:bidi="hi_IN"/>
+        </w:rPr>
+        <w:t>"इसका अर्थ इन दो में से एक हो सकता है| वैकल्पिक अनुवाद: (1) ""उसको परमेश्वर के साथ घनिष्ट सम्बन्ध में रखता है"" या (2) उसको पाप करने से बचा कर रखता है""\n</w:t>
+      </w:r>
+    </w:p>
+    <w:p>
+      <w:pPr/>
+      <w:r>
+        <w:rPr>
+          <w:lang w:val="hi_IN" w:bidi="hi_IN"/>
+        </w:rPr>
+      </w:r>
+      <w:r>
+        <w:rPr>
+          <w:lang w:val="hi_IN" w:bidi="hi_IN"/>
+        </w:rPr>
+        <w:t xml:space="preserve">देखें: </w:t>
+      </w:r>
+      <w:r>
+        <w:rPr>
+          <w:lang w:val="hi_IN" w:bidi="hi_IN"/>
+        </w:rPr>
+        <w:t>अनुमानित ज्ञान और निहित जानकारी</w:t>
       </w:r>
       <w:r>
         <w:rPr>
